--- a/08-传感器电路/06-湿度传感器电路/电容式湿度传感器电路/电容式湿度传感器电路.docx
+++ b/08-传感器电路/06-湿度传感器电路/电容式湿度传感器电路/电容式湿度传感器电路.docx
@@ -2413,6 +2413,20 @@
     </w:p>
     <w:bookmarkEnd w:id="26"/>
     <w:bookmarkEnd w:id="27"/>
+    <w:p>
+      <w:pPr>
+        <w:spacing w:before="360"/>
+        <w:jc w:val="center"/>
+      </w:pPr>
+      <w:r>
+        <w:rPr>
+          <w:rFonts w:ascii="Times New Roman" w:hAnsi="Times New Roman"/>
+          <w:color w:val="555555"/>
+          <w:sz w:val="21"/>
+        </w:rPr>
+        <w:t>材料收集者：杜文杰</w:t>
+      </w:r>
+    </w:p>
     <w:sectPr>
       <w:headerReference r:id="rId9" w:type="default"/>
       <w:footerReference r:id="rId10" w:type="default"/>

--- a/08-传感器电路/06-湿度传感器电路/电容式湿度传感器电路/电容式湿度传感器电路.docx
+++ b/08-传感器电路/06-湿度传感器电路/电容式湿度传感器电路/电容式湿度传感器电路.docx
@@ -1,6 +1,6 @@
 
 <file path=word/document.xml><?xml version="1.0" encoding="utf-8"?>
-<w:document xmlns:w="http://schemas.openxmlformats.org/wordprocessingml/2006/main" xmlns:m="http://schemas.openxmlformats.org/officeDocument/2006/math" xmlns:r="http://schemas.openxmlformats.org/officeDocument/2006/relationships" xmlns:o="urn:schemas-microsoft-com:office:office" xmlns:v="urn:schemas-microsoft-com:vml" xmlns:w10="urn:schemas-microsoft-com:office:word" xmlns:a="http://schemas.openxmlformats.org/drawingml/2006/main" xmlns:pic="http://schemas.openxmlformats.org/drawingml/2006/picture" xmlns:wp="http://schemas.openxmlformats.org/drawingml/2006/wordprocessingDrawing">
+<w:document xmlns:m="http://schemas.openxmlformats.org/officeDocument/2006/math" xmlns:r="http://schemas.openxmlformats.org/officeDocument/2006/relationships" xmlns:w="http://schemas.openxmlformats.org/wordprocessingml/2006/main" xmlns:o="urn:schemas-microsoft-com:office:office" xmlns:v="urn:schemas-microsoft-com:vml" xmlns:w10="urn:schemas-microsoft-com:office:word" xmlns:a="http://schemas.openxmlformats.org/drawingml/2006/main" xmlns:pic="http://schemas.openxmlformats.org/drawingml/2006/picture" xmlns:wp="http://schemas.openxmlformats.org/drawingml/2006/wordprocessingDrawing">
   <w:body>
     <w:bookmarkStart w:id="27" w:name="电容式湿度传感器电路"/>
     <w:p>
@@ -9,7 +9,7 @@
       </w:pPr>
       <w:r>
         <w:rPr>
-          <w:rFonts w:hint="eastAsia"/>
+          <w:rFonts w:hint="eastAsia" w:eastAsia="黑体"/>
         </w:rPr>
         <w:t xml:space="preserve">电容式湿度传感器电路</w:t>
       </w:r>
@@ -21,7 +21,7 @@
       </w:pPr>
       <w:r>
         <w:rPr>
-          <w:rFonts w:hint="eastAsia"/>
+          <w:rFonts w:hint="eastAsia" w:eastAsia="黑体"/>
         </w:rPr>
         <w:t xml:space="preserve">拓扑描述</w:t>
       </w:r>
@@ -32,13 +32,13 @@
       </w:pPr>
       <w:r>
         <w:rPr>
-          <w:rFonts w:hint="eastAsia"/>
+          <w:rFonts w:hint="eastAsia" w:eastAsia="黑体"/>
         </w:rPr>
         <w:t xml:space="preserve">元件组成与节点定义：电路由</w:t>
       </w:r>
       <w:r>
         <w:rPr>
-          <w:rFonts w:hint="eastAsia"/>
+          <w:rFonts w:hint="eastAsia" w:eastAsia="黑体"/>
           <w:b/>
           <w:bCs/>
         </w:rPr>
@@ -46,6 +46,7 @@
       </w:r>
       <w:r>
         <w:rPr>
+          <w:rFonts w:eastAsia="黑体"/>
           <w:b/>
           <w:bCs/>
         </w:rPr>
@@ -53,13 +54,13 @@
       </w:r>
       <w:r>
         <w:rPr>
-          <w:rFonts w:hint="eastAsia"/>
+          <w:rFonts w:hint="eastAsia" w:eastAsia="黑体"/>
         </w:rPr>
         <w:t xml:space="preserve">（吸湿高分子薄膜作电介质、两极板构成）、</w:t>
       </w:r>
       <w:r>
         <w:rPr>
-          <w:rFonts w:hint="eastAsia"/>
+          <w:rFonts w:hint="eastAsia" w:eastAsia="黑体"/>
           <w:b/>
           <w:bCs/>
         </w:rPr>
@@ -67,6 +68,7 @@
       </w:r>
       <w:r>
         <w:rPr>
+          <w:rFonts w:eastAsia="黑体"/>
           <w:b/>
           <w:bCs/>
         </w:rPr>
@@ -88,6 +90,7 @@
       </m:oMath>
       <w:r>
         <w:rPr>
+          <w:rFonts w:eastAsia="黑体"/>
           <w:b/>
           <w:bCs/>
         </w:rPr>
@@ -108,11 +111,14 @@
         </m:sSub>
       </m:oMath>
       <w:r>
+        <w:rPr>
+          <w:rFonts w:eastAsia="黑体"/>
+        </w:rPr>
         <w:t xml:space="preserve">、</w:t>
       </w:r>
       <w:r>
         <w:rPr>
-          <w:rFonts w:hint="eastAsia"/>
+          <w:rFonts w:hint="eastAsia" w:eastAsia="黑体"/>
           <w:b/>
           <w:bCs/>
         </w:rPr>
@@ -120,6 +126,7 @@
       </w:r>
       <w:r>
         <w:rPr>
+          <w:rFonts w:eastAsia="黑体"/>
           <w:b/>
           <w:bCs/>
         </w:rPr>
@@ -127,23 +134,27 @@
       </w:r>
       <w:r>
         <w:rPr>
-          <w:rFonts w:hint="eastAsia"/>
+          <w:rFonts w:hint="eastAsia" w:eastAsia="黑体"/>
           <w:b/>
           <w:bCs/>
         </w:rPr>
         <w:t xml:space="preserve">本身）</w:t>
       </w:r>
       <w:r>
+        <w:rPr>
+          <w:rFonts w:eastAsia="黑体"/>
+        </w:rPr>
         <w:t xml:space="preserve"> </w:t>
       </w:r>
       <w:r>
         <w:rPr>
-          <w:rFonts w:hint="eastAsia"/>
+          <w:rFonts w:hint="eastAsia" w:eastAsia="黑体"/>
         </w:rPr>
         <w:t xml:space="preserve">与</w:t>
       </w:r>
       <w:r>
         <w:rPr>
+          <w:rFonts w:eastAsia="黑体"/>
           <w:b/>
           <w:bCs/>
         </w:rPr>
@@ -151,7 +162,7 @@
       </w:r>
       <w:r>
         <w:rPr>
-          <w:rFonts w:hint="eastAsia"/>
+          <w:rFonts w:hint="eastAsia" w:eastAsia="黑体"/>
           <w:b/>
           <w:bCs/>
         </w:rPr>
@@ -159,41 +170,51 @@
       </w:r>
       <w:r>
         <w:rPr>
+          <w:rFonts w:eastAsia="黑体"/>
           <w:b/>
           <w:bCs/>
         </w:rPr>
         <w:t xml:space="preserve"> U1</w:t>
       </w:r>
       <w:r>
+        <w:rPr>
+          <w:rFonts w:eastAsia="黑体"/>
+        </w:rPr>
         <w:t xml:space="preserve"> </w:t>
       </w:r>
       <w:r>
         <w:rPr>
-          <w:rFonts w:hint="eastAsia"/>
+          <w:rFonts w:hint="eastAsia" w:eastAsia="黑体"/>
         </w:rPr>
         <w:t xml:space="preserve">组成的</w:t>
       </w:r>
       <w:r>
+        <w:rPr>
+          <w:rFonts w:eastAsia="黑体"/>
+        </w:rPr>
         <w:t xml:space="preserve"> RC </w:t>
       </w:r>
       <w:r>
         <w:rPr>
-          <w:rFonts w:hint="eastAsia"/>
+          <w:rFonts w:hint="eastAsia" w:eastAsia="黑体"/>
         </w:rPr>
         <w:t xml:space="preserve">振荡电路构成，也可用电容—频率/电压转换电路。电路共有</w:t>
       </w:r>
       <w:r>
+        <w:rPr>
+          <w:rFonts w:eastAsia="黑体"/>
+        </w:rPr>
         <w:t xml:space="preserve"> 6 </w:t>
       </w:r>
       <w:r>
         <w:rPr>
-          <w:rFonts w:hint="eastAsia"/>
+          <w:rFonts w:hint="eastAsia" w:eastAsia="黑体"/>
         </w:rPr>
         <w:t xml:space="preserve">个关键节点：</w:t>
       </w:r>
       <w:r>
         <w:rPr>
-          <w:rFonts w:hint="eastAsia"/>
+          <w:rFonts w:hint="eastAsia" w:eastAsia="黑体"/>
           <w:b/>
           <w:bCs/>
         </w:rPr>
@@ -201,6 +222,7 @@
       </w:r>
       <w:r>
         <w:rPr>
+          <w:rFonts w:eastAsia="黑体"/>
           <w:b/>
           <w:bCs/>
         </w:rPr>
@@ -208,7 +230,7 @@
       </w:r>
       <w:r>
         <w:rPr>
-          <w:rFonts w:hint="eastAsia"/>
+          <w:rFonts w:hint="eastAsia" w:eastAsia="黑体"/>
           <w:b/>
           <w:bCs/>
         </w:rPr>
@@ -216,6 +238,7 @@
       </w:r>
       <w:r>
         <w:rPr>
+          <w:rFonts w:eastAsia="黑体"/>
           <w:b/>
           <w:bCs/>
         </w:rPr>
@@ -240,29 +263,38 @@
       </m:oMath>
       <w:r>
         <w:rPr>
-          <w:rFonts w:hint="eastAsia"/>
+          <w:rFonts w:hint="eastAsia" w:eastAsia="黑体"/>
         </w:rPr>
         <w:t xml:space="preserve">（连</w:t>
       </w:r>
       <w:r>
+        <w:rPr>
+          <w:rFonts w:eastAsia="黑体"/>
+        </w:rPr>
         <w:t xml:space="preserve"> U1 </w:t>
       </w:r>
       <w:r>
         <w:rPr>
-          <w:rFonts w:hint="eastAsia"/>
+          <w:rFonts w:hint="eastAsia" w:eastAsia="黑体"/>
         </w:rPr>
         <w:t xml:space="preserve">的</w:t>
       </w:r>
       <w:r>
+        <w:rPr>
+          <w:rFonts w:eastAsia="黑体"/>
+        </w:rPr>
         <w:t xml:space="preserve"> VCC </w:t>
       </w:r>
       <w:r>
         <w:rPr>
-          <w:rFonts w:hint="eastAsia"/>
+          <w:rFonts w:hint="eastAsia" w:eastAsia="黑体"/>
         </w:rPr>
         <w:t xml:space="preserve">脚与</w:t>
       </w:r>
       <w:r>
+        <w:rPr>
+          <w:rFonts w:eastAsia="黑体"/>
+        </w:rPr>
         <w:t xml:space="preserve"> </w:t>
       </w:r>
       <m:oMath>
@@ -280,17 +312,20 @@
         </m:sSub>
       </m:oMath>
       <w:r>
+        <w:rPr>
+          <w:rFonts w:eastAsia="黑体"/>
+        </w:rPr>
         <w:t xml:space="preserve"> </w:t>
       </w:r>
       <w:r>
         <w:rPr>
-          <w:rFonts w:hint="eastAsia"/>
+          <w:rFonts w:hint="eastAsia" w:eastAsia="黑体"/>
         </w:rPr>
         <w:t xml:space="preserve">一端）；</w:t>
       </w:r>
       <w:r>
         <w:rPr>
-          <w:rFonts w:hint="eastAsia"/>
+          <w:rFonts w:hint="eastAsia" w:eastAsia="黑体"/>
           <w:b/>
           <w:bCs/>
         </w:rPr>
@@ -298,6 +333,7 @@
       </w:r>
       <w:r>
         <w:rPr>
+          <w:rFonts w:eastAsia="黑体"/>
           <w:b/>
           <w:bCs/>
         </w:rPr>
@@ -305,7 +341,7 @@
       </w:r>
       <w:r>
         <w:rPr>
-          <w:rFonts w:hint="eastAsia"/>
+          <w:rFonts w:hint="eastAsia" w:eastAsia="黑体"/>
           <w:b/>
           <w:bCs/>
         </w:rPr>
@@ -313,6 +349,7 @@
       </w:r>
       <w:r>
         <w:rPr>
+          <w:rFonts w:eastAsia="黑体"/>
           <w:b/>
           <w:bCs/>
         </w:rPr>
@@ -320,31 +357,37 @@
       </w:r>
       <w:r>
         <w:rPr>
-          <w:rFonts w:hint="eastAsia"/>
+          <w:rFonts w:hint="eastAsia" w:eastAsia="黑体"/>
         </w:rPr>
         <w:t xml:space="preserve">（连</w:t>
       </w:r>
       <w:r>
+        <w:rPr>
+          <w:rFonts w:eastAsia="黑体"/>
+        </w:rPr>
         <w:t xml:space="preserve"> U1 </w:t>
       </w:r>
       <w:r>
         <w:rPr>
-          <w:rFonts w:hint="eastAsia"/>
+          <w:rFonts w:hint="eastAsia" w:eastAsia="黑体"/>
         </w:rPr>
         <w:t xml:space="preserve">的</w:t>
       </w:r>
       <w:r>
+        <w:rPr>
+          <w:rFonts w:eastAsia="黑体"/>
+        </w:rPr>
         <w:t xml:space="preserve"> GND </w:t>
       </w:r>
       <w:r>
         <w:rPr>
-          <w:rFonts w:hint="eastAsia"/>
+          <w:rFonts w:hint="eastAsia" w:eastAsia="黑体"/>
         </w:rPr>
         <w:t xml:space="preserve">脚）；</w:t>
       </w:r>
       <w:r>
         <w:rPr>
-          <w:rFonts w:hint="eastAsia"/>
+          <w:rFonts w:hint="eastAsia" w:eastAsia="黑体"/>
           <w:b/>
           <w:bCs/>
         </w:rPr>
@@ -352,6 +395,7 @@
       </w:r>
       <w:r>
         <w:rPr>
+          <w:rFonts w:eastAsia="黑体"/>
           <w:b/>
           <w:bCs/>
         </w:rPr>
@@ -359,7 +403,7 @@
       </w:r>
       <w:r>
         <w:rPr>
-          <w:rFonts w:hint="eastAsia"/>
+          <w:rFonts w:hint="eastAsia" w:eastAsia="黑体"/>
           <w:b/>
           <w:bCs/>
         </w:rPr>
@@ -367,16 +411,19 @@
       </w:r>
       <w:r>
         <w:rPr>
-          <w:rFonts w:hint="eastAsia"/>
+          <w:rFonts w:hint="eastAsia" w:eastAsia="黑体"/>
         </w:rPr>
         <w:t xml:space="preserve">（连</w:t>
       </w:r>
       <w:r>
+        <w:rPr>
+          <w:rFonts w:eastAsia="黑体"/>
+        </w:rPr>
         <w:t xml:space="preserve"> C_s </w:t>
       </w:r>
       <w:r>
         <w:rPr>
-          <w:rFonts w:hint="eastAsia"/>
+          <w:rFonts w:hint="eastAsia" w:eastAsia="黑体"/>
         </w:rPr>
         <w:t xml:space="preserve">上端、</w:t>
       </w:r>
@@ -395,35 +442,44 @@
         </m:sSub>
       </m:oMath>
       <w:r>
+        <w:rPr>
+          <w:rFonts w:eastAsia="黑体"/>
+        </w:rPr>
         <w:t xml:space="preserve"> </w:t>
       </w:r>
       <w:r>
         <w:rPr>
-          <w:rFonts w:hint="eastAsia"/>
+          <w:rFonts w:hint="eastAsia" w:eastAsia="黑体"/>
         </w:rPr>
         <w:t xml:space="preserve">一端与</w:t>
       </w:r>
       <w:r>
+        <w:rPr>
+          <w:rFonts w:eastAsia="黑体"/>
+        </w:rPr>
         <w:t xml:space="preserve"> U1 </w:t>
       </w:r>
       <w:r>
         <w:rPr>
-          <w:rFonts w:hint="eastAsia"/>
+          <w:rFonts w:hint="eastAsia" w:eastAsia="黑体"/>
         </w:rPr>
         <w:t xml:space="preserve">的</w:t>
       </w:r>
       <w:r>
+        <w:rPr>
+          <w:rFonts w:eastAsia="黑体"/>
+        </w:rPr>
         <w:t xml:space="preserve"> THR/TRIG </w:t>
       </w:r>
       <w:r>
         <w:rPr>
-          <w:rFonts w:hint="eastAsia"/>
+          <w:rFonts w:hint="eastAsia" w:eastAsia="黑体"/>
         </w:rPr>
         <w:t xml:space="preserve">脚）；</w:t>
       </w:r>
       <w:r>
         <w:rPr>
-          <w:rFonts w:hint="eastAsia"/>
+          <w:rFonts w:hint="eastAsia" w:eastAsia="黑体"/>
           <w:b/>
           <w:bCs/>
         </w:rPr>
@@ -431,6 +487,7 @@
       </w:r>
       <w:r>
         <w:rPr>
+          <w:rFonts w:eastAsia="黑体"/>
           <w:b/>
           <w:bCs/>
         </w:rPr>
@@ -438,7 +495,7 @@
       </w:r>
       <w:r>
         <w:rPr>
-          <w:rFonts w:hint="eastAsia"/>
+          <w:rFonts w:hint="eastAsia" w:eastAsia="黑体"/>
           <w:b/>
           <w:bCs/>
         </w:rPr>
@@ -446,29 +503,38 @@
       </w:r>
       <w:r>
         <w:rPr>
-          <w:rFonts w:hint="eastAsia"/>
+          <w:rFonts w:hint="eastAsia" w:eastAsia="黑体"/>
         </w:rPr>
         <w:t xml:space="preserve">（连</w:t>
       </w:r>
       <w:r>
+        <w:rPr>
+          <w:rFonts w:eastAsia="黑体"/>
+        </w:rPr>
         <w:t xml:space="preserve"> U1 </w:t>
       </w:r>
       <w:r>
         <w:rPr>
-          <w:rFonts w:hint="eastAsia"/>
+          <w:rFonts w:hint="eastAsia" w:eastAsia="黑体"/>
         </w:rPr>
         <w:t xml:space="preserve">的</w:t>
       </w:r>
       <w:r>
+        <w:rPr>
+          <w:rFonts w:eastAsia="黑体"/>
+        </w:rPr>
         <w:t xml:space="preserve"> DIS </w:t>
       </w:r>
       <w:r>
         <w:rPr>
-          <w:rFonts w:hint="eastAsia"/>
+          <w:rFonts w:hint="eastAsia" w:eastAsia="黑体"/>
         </w:rPr>
         <w:t xml:space="preserve">脚与</w:t>
       </w:r>
       <w:r>
+        <w:rPr>
+          <w:rFonts w:eastAsia="黑体"/>
+        </w:rPr>
         <w:t xml:space="preserve"> </w:t>
       </w:r>
       <m:oMath>
@@ -486,17 +552,20 @@
         </m:sSub>
       </m:oMath>
       <w:r>
+        <w:rPr>
+          <w:rFonts w:eastAsia="黑体"/>
+        </w:rPr>
         <w:t xml:space="preserve"> </w:t>
       </w:r>
       <w:r>
         <w:rPr>
-          <w:rFonts w:hint="eastAsia"/>
+          <w:rFonts w:hint="eastAsia" w:eastAsia="黑体"/>
         </w:rPr>
         <w:t xml:space="preserve">另一端）；</w:t>
       </w:r>
       <w:r>
         <w:rPr>
-          <w:rFonts w:hint="eastAsia"/>
+          <w:rFonts w:hint="eastAsia" w:eastAsia="黑体"/>
           <w:b/>
           <w:bCs/>
         </w:rPr>
@@ -504,6 +573,7 @@
       </w:r>
       <w:r>
         <w:rPr>
+          <w:rFonts w:eastAsia="黑体"/>
           <w:b/>
           <w:bCs/>
         </w:rPr>
@@ -511,7 +581,7 @@
       </w:r>
       <w:r>
         <w:rPr>
-          <w:rFonts w:hint="eastAsia"/>
+          <w:rFonts w:hint="eastAsia" w:eastAsia="黑体"/>
           <w:b/>
           <w:bCs/>
         </w:rPr>
@@ -519,6 +589,7 @@
       </w:r>
       <w:r>
         <w:rPr>
+          <w:rFonts w:eastAsia="黑体"/>
           <w:b/>
           <w:bCs/>
         </w:rPr>
@@ -546,31 +617,37 @@
       </m:oMath>
       <w:r>
         <w:rPr>
-          <w:rFonts w:hint="eastAsia"/>
+          <w:rFonts w:hint="eastAsia" w:eastAsia="黑体"/>
         </w:rPr>
         <w:t xml:space="preserve">（连</w:t>
       </w:r>
       <w:r>
+        <w:rPr>
+          <w:rFonts w:eastAsia="黑体"/>
+        </w:rPr>
         <w:t xml:space="preserve"> U1 </w:t>
       </w:r>
       <w:r>
         <w:rPr>
-          <w:rFonts w:hint="eastAsia"/>
+          <w:rFonts w:hint="eastAsia" w:eastAsia="黑体"/>
         </w:rPr>
         <w:t xml:space="preserve">的</w:t>
       </w:r>
       <w:r>
+        <w:rPr>
+          <w:rFonts w:eastAsia="黑体"/>
+        </w:rPr>
         <w:t xml:space="preserve"> OUT </w:t>
       </w:r>
       <w:r>
         <w:rPr>
-          <w:rFonts w:hint="eastAsia"/>
+          <w:rFonts w:hint="eastAsia" w:eastAsia="黑体"/>
         </w:rPr>
         <w:t xml:space="preserve">脚）；</w:t>
       </w:r>
       <w:r>
         <w:rPr>
-          <w:rFonts w:hint="eastAsia"/>
+          <w:rFonts w:hint="eastAsia" w:eastAsia="黑体"/>
           <w:b/>
           <w:bCs/>
         </w:rPr>
@@ -578,6 +655,7 @@
       </w:r>
       <w:r>
         <w:rPr>
+          <w:rFonts w:eastAsia="黑体"/>
           <w:b/>
           <w:bCs/>
         </w:rPr>
@@ -585,7 +663,7 @@
       </w:r>
       <w:r>
         <w:rPr>
-          <w:rFonts w:hint="eastAsia"/>
+          <w:rFonts w:hint="eastAsia" w:eastAsia="黑体"/>
           <w:b/>
           <w:bCs/>
         </w:rPr>
@@ -593,34 +671,43 @@
       </w:r>
       <w:r>
         <w:rPr>
-          <w:rFonts w:hint="eastAsia"/>
+          <w:rFonts w:hint="eastAsia" w:eastAsia="黑体"/>
         </w:rPr>
         <w:t xml:space="preserve">（连</w:t>
       </w:r>
       <w:r>
+        <w:rPr>
+          <w:rFonts w:eastAsia="黑体"/>
+        </w:rPr>
         <w:t xml:space="preserve"> U1 </w:t>
       </w:r>
       <w:r>
         <w:rPr>
-          <w:rFonts w:hint="eastAsia"/>
+          <w:rFonts w:hint="eastAsia" w:eastAsia="黑体"/>
         </w:rPr>
         <w:t xml:space="preserve">的</w:t>
       </w:r>
       <w:r>
+        <w:rPr>
+          <w:rFonts w:eastAsia="黑体"/>
+        </w:rPr>
         <w:t xml:space="preserve"> RESET </w:t>
       </w:r>
       <w:r>
         <w:rPr>
-          <w:rFonts w:hint="eastAsia"/>
+          <w:rFonts w:hint="eastAsia" w:eastAsia="黑体"/>
         </w:rPr>
         <w:t xml:space="preserve">脚与</w:t>
       </w:r>
       <w:r>
+        <w:rPr>
+          <w:rFonts w:eastAsia="黑体"/>
+        </w:rPr>
         <w:t xml:space="preserve"> CV </w:t>
       </w:r>
       <w:r>
         <w:rPr>
-          <w:rFonts w:hint="eastAsia"/>
+          <w:rFonts w:hint="eastAsia" w:eastAsia="黑体"/>
         </w:rPr>
         <w:t xml:space="preserve">脚）。</w:t>
       </w:r>
@@ -629,70 +716,91 @@
       <w:pPr/>
       <w:r>
         <w:rPr>
-          <w:rFonts w:hint="eastAsia"/>
+          <w:rFonts w:hint="eastAsia" w:eastAsia="黑体"/>
         </w:rPr>
         <w:t xml:space="preserve">各元件管脚连接：U1</w:t>
       </w:r>
       <w:r>
+        <w:rPr>
+          <w:rFonts w:eastAsia="黑体"/>
+        </w:rPr>
         <w:t xml:space="preserve"> </w:t>
       </w:r>
       <w:r>
         <w:rPr>
-          <w:rFonts w:hint="eastAsia"/>
+          <w:rFonts w:hint="eastAsia" w:eastAsia="黑体"/>
         </w:rPr>
         <w:t xml:space="preserve">的</w:t>
       </w:r>
       <w:r>
+        <w:rPr>
+          <w:rFonts w:eastAsia="黑体"/>
+        </w:rPr>
         <w:t xml:space="preserve"> VCC </w:t>
       </w:r>
       <w:r>
         <w:rPr>
-          <w:rFonts w:hint="eastAsia"/>
+          <w:rFonts w:hint="eastAsia" w:eastAsia="黑体"/>
         </w:rPr>
         <w:t xml:space="preserve">脚接节点①、GND</w:t>
       </w:r>
       <w:r>
+        <w:rPr>
+          <w:rFonts w:eastAsia="黑体"/>
+        </w:rPr>
         <w:t xml:space="preserve"> </w:t>
       </w:r>
       <w:r>
         <w:rPr>
-          <w:rFonts w:hint="eastAsia"/>
+          <w:rFonts w:hint="eastAsia" w:eastAsia="黑体"/>
         </w:rPr>
         <w:t xml:space="preserve">脚接节点②、DIS</w:t>
       </w:r>
       <w:r>
+        <w:rPr>
+          <w:rFonts w:eastAsia="黑体"/>
+        </w:rPr>
         <w:t xml:space="preserve"> </w:t>
       </w:r>
       <w:r>
         <w:rPr>
-          <w:rFonts w:hint="eastAsia"/>
+          <w:rFonts w:hint="eastAsia" w:eastAsia="黑体"/>
         </w:rPr>
         <w:t xml:space="preserve">脚接节点④、THR</w:t>
       </w:r>
       <w:r>
+        <w:rPr>
+          <w:rFonts w:eastAsia="黑体"/>
+        </w:rPr>
         <w:t xml:space="preserve"> </w:t>
       </w:r>
       <w:r>
         <w:rPr>
-          <w:rFonts w:hint="eastAsia"/>
+          <w:rFonts w:hint="eastAsia" w:eastAsia="黑体"/>
         </w:rPr>
         <w:t xml:space="preserve">与</w:t>
       </w:r>
       <w:r>
+        <w:rPr>
+          <w:rFonts w:eastAsia="黑体"/>
+        </w:rPr>
         <w:t xml:space="preserve"> TRIG </w:t>
       </w:r>
       <w:r>
         <w:rPr>
-          <w:rFonts w:hint="eastAsia"/>
+          <w:rFonts w:hint="eastAsia" w:eastAsia="黑体"/>
         </w:rPr>
         <w:t xml:space="preserve">脚接节点③、OUT</w:t>
       </w:r>
       <w:r>
+        <w:rPr>
+          <w:rFonts w:eastAsia="黑体"/>
+        </w:rPr>
         <w:t xml:space="preserve"> </w:t>
       </w:r>
       <w:r>
         <w:rPr>
-          <w:rFonts w:hint="eastAsia"/>
+          <w:rFonts w:hint="eastAsia" w:eastAsia="黑体"/>
         </w:rPr>
         <w:t xml:space="preserve">脚接节点⑤；</w:t>
       </w:r>
@@ -711,11 +819,14 @@
         </m:sSub>
       </m:oMath>
       <w:r>
+        <w:rPr>
+          <w:rFonts w:eastAsia="黑体"/>
+        </w:rPr>
         <w:t xml:space="preserve"> </w:t>
       </w:r>
       <w:r>
         <w:rPr>
-          <w:rFonts w:hint="eastAsia"/>
+          <w:rFonts w:hint="eastAsia" w:eastAsia="黑体"/>
         </w:rPr>
         <w:t xml:space="preserve">一端接节点①、另一端接节点④；</w:t>
       </w:r>
@@ -734,33 +845,45 @@
         </m:sSub>
       </m:oMath>
       <w:r>
+        <w:rPr>
+          <w:rFonts w:eastAsia="黑体"/>
+        </w:rPr>
         <w:t xml:space="preserve"> </w:t>
       </w:r>
       <w:r>
         <w:rPr>
-          <w:rFonts w:hint="eastAsia"/>
+          <w:rFonts w:hint="eastAsia" w:eastAsia="黑体"/>
         </w:rPr>
         <w:t xml:space="preserve">一端接节点④、另一端接节点③；C_s</w:t>
       </w:r>
       <w:r>
+        <w:rPr>
+          <w:rFonts w:eastAsia="黑体"/>
+        </w:rPr>
         <w:t xml:space="preserve"> </w:t>
       </w:r>
       <w:r>
         <w:rPr>
-          <w:rFonts w:hint="eastAsia"/>
+          <w:rFonts w:hint="eastAsia" w:eastAsia="黑体"/>
         </w:rPr>
         <w:t xml:space="preserve">一端接节点③、另一端接节点②，作为振荡器的定时电容。水汽被高分子膜吸附后介电常数增大、C_s</w:t>
       </w:r>
       <w:r>
+        <w:rPr>
+          <w:rFonts w:eastAsia="黑体"/>
+        </w:rPr>
         <w:t xml:space="preserve"> </w:t>
       </w:r>
       <w:r>
         <w:rPr>
-          <w:rFonts w:hint="eastAsia"/>
+          <w:rFonts w:hint="eastAsia" w:eastAsia="黑体"/>
         </w:rPr>
         <w:t xml:space="preserve">增大，振荡频率</w:t>
       </w:r>
       <w:r>
+        <w:rPr>
+          <w:rFonts w:eastAsia="黑体"/>
+        </w:rPr>
         <w:t xml:space="preserve"> </w:t>
       </w:r>
       <m:oMath>
@@ -853,11 +976,14 @@
         </m:r>
       </m:oMath>
       <w:r>
+        <w:rPr>
+          <w:rFonts w:eastAsia="黑体"/>
+        </w:rPr>
         <w:t xml:space="preserve"> </w:t>
       </w:r>
       <w:r>
         <w:rPr>
-          <w:rFonts w:hint="eastAsia"/>
+          <w:rFonts w:hint="eastAsia" w:eastAsia="黑体"/>
         </w:rPr>
         <w:t xml:space="preserve">随之下降。</w:t>
       </w:r>
@@ -866,25 +992,31 @@
       <w:pPr/>
       <w:r>
         <w:rPr>
-          <w:rFonts w:hint="eastAsia"/>
+          <w:rFonts w:hint="eastAsia" w:eastAsia="黑体"/>
         </w:rPr>
         <w:t xml:space="preserve">由此构成”湿敏电容接入</w:t>
       </w:r>
       <w:r>
+        <w:rPr>
+          <w:rFonts w:eastAsia="黑体"/>
+        </w:rPr>
         <w:t xml:space="preserve"> 555 </w:t>
       </w:r>
       <w:r>
         <w:rPr>
-          <w:rFonts w:hint="eastAsia"/>
+          <w:rFonts w:hint="eastAsia" w:eastAsia="黑体"/>
         </w:rPr>
         <w:t xml:space="preserve">多谐振荡器（RC</w:t>
       </w:r>
       <w:r>
+        <w:rPr>
+          <w:rFonts w:eastAsia="黑体"/>
+        </w:rPr>
         <w:t xml:space="preserve"> </w:t>
       </w:r>
       <w:r>
         <w:rPr>
-          <w:rFonts w:hint="eastAsia"/>
+          <w:rFonts w:hint="eastAsia" w:eastAsia="黑体"/>
         </w:rPr>
         <w:t xml:space="preserve">定时回路）“的电容式湿度测量组态，把电容随湿度的变化转换为频率变化，经测频反推湿度。</w:t>
       </w:r>
@@ -897,7 +1029,7 @@
       </w:pPr>
       <w:r>
         <w:rPr>
-          <w:rFonts w:hint="eastAsia"/>
+          <w:rFonts w:hint="eastAsia" w:eastAsia="黑体"/>
         </w:rPr>
         <w:t xml:space="preserve">工作原理</w:t>
       </w:r>
@@ -908,11 +1040,14 @@
       </w:pPr>
       <w:r>
         <w:rPr>
-          <w:rFonts w:hint="eastAsia"/>
+          <w:rFonts w:hint="eastAsia" w:eastAsia="黑体"/>
         </w:rPr>
         <w:t xml:space="preserve">水汽被高分子膜吸附后改变介电常数</w:t>
       </w:r>
       <w:r>
+        <w:rPr>
+          <w:rFonts w:eastAsia="黑体"/>
+        </w:rPr>
         <w:t xml:space="preserve"> </w:t>
       </w:r>
       <m:oMath>
@@ -931,11 +1066,14 @@
       </m:oMath>
       <w:r>
         <w:rPr>
-          <w:rFonts w:hint="eastAsia"/>
+          <w:rFonts w:hint="eastAsia" w:eastAsia="黑体"/>
         </w:rPr>
         <w:t xml:space="preserve">，电容</w:t>
       </w:r>
       <w:r>
+        <w:rPr>
+          <w:rFonts w:eastAsia="黑体"/>
+        </w:rPr>
         <w:t xml:space="preserve"> </w:t>
       </w:r>
       <m:oMath>
@@ -989,11 +1127,14 @@
         </m:f>
       </m:oMath>
       <w:r>
+        <w:rPr>
+          <w:rFonts w:eastAsia="黑体"/>
+        </w:rPr>
         <w:t xml:space="preserve"> </w:t>
       </w:r>
       <w:r>
         <w:rPr>
-          <w:rFonts w:hint="eastAsia"/>
+          <w:rFonts w:hint="eastAsia" w:eastAsia="黑体"/>
         </w:rPr>
         <w:t xml:space="preserve">随之增大；该电容决定振荡器频率，频率随湿度变化，经测量频率即可反推湿度。</w:t>
       </w:r>
@@ -1006,7 +1147,7 @@
       </w:pPr>
       <w:r>
         <w:rPr>
-          <w:rFonts w:hint="eastAsia"/>
+          <w:rFonts w:hint="eastAsia" w:eastAsia="黑体"/>
         </w:rPr>
         <w:t xml:space="preserve">关键计算公式</w:t>
       </w:r>
@@ -1020,7 +1161,7 @@
       </w:pPr>
       <w:r>
         <w:rPr>
-          <w:rFonts w:hint="eastAsia"/>
+          <w:rFonts w:hint="eastAsia" w:eastAsia="黑体"/>
         </w:rPr>
         <w:t xml:space="preserve">传感器电容：</w:t>
       </w:r>
@@ -1094,29 +1235,38 @@
         </w:numPr>
       </w:pPr>
       <w:r>
+        <w:rPr>
+          <w:rFonts w:eastAsia="黑体"/>
+        </w:rPr>
         <w:t xml:space="preserve">555 </w:t>
       </w:r>
       <w:r>
         <w:rPr>
-          <w:rFonts w:hint="eastAsia"/>
+          <w:rFonts w:hint="eastAsia" w:eastAsia="黑体"/>
         </w:rPr>
         <w:t xml:space="preserve">型多谐振荡器频率（R</w:t>
       </w:r>
       <w:r>
+        <w:rPr>
+          <w:rFonts w:eastAsia="黑体"/>
+        </w:rPr>
         <w:t xml:space="preserve"> </w:t>
       </w:r>
       <w:r>
         <w:rPr>
-          <w:rFonts w:hint="eastAsia"/>
+          <w:rFonts w:hint="eastAsia" w:eastAsia="黑体"/>
         </w:rPr>
         <w:t xml:space="preserve">固定、C</w:t>
       </w:r>
       <w:r>
+        <w:rPr>
+          <w:rFonts w:eastAsia="黑体"/>
+        </w:rPr>
         <w:t xml:space="preserve"> </w:t>
       </w:r>
       <w:r>
         <w:rPr>
-          <w:rFonts w:hint="eastAsia"/>
+          <w:rFonts w:hint="eastAsia" w:eastAsia="黑体"/>
         </w:rPr>
         <w:t xml:space="preserve">变）：</w:t>
       </w:r>
@@ -1212,7 +1362,7 @@
       </w:pPr>
       <w:r>
         <w:rPr>
-          <w:rFonts w:hint="eastAsia"/>
+          <w:rFonts w:hint="eastAsia" w:eastAsia="黑体"/>
         </w:rPr>
         <w:t xml:space="preserve">相对湿度—电容近似：</w:t>
       </w:r>
@@ -1336,7 +1486,7 @@
             </w:pPr>
             <w:r>
               <w:rPr>
-                <w:rFonts w:hint="eastAsia"/>
+                <w:rFonts w:hint="eastAsia" w:eastAsia="黑体"/>
               </w:rPr>
               <w:t xml:space="preserve">符号</w:t>
             </w:r>
@@ -1350,7 +1500,7 @@
             </w:pPr>
             <w:r>
               <w:rPr>
-                <w:rFonts w:hint="eastAsia"/>
+                <w:rFonts w:hint="eastAsia" w:eastAsia="黑体"/>
               </w:rPr>
               <w:t xml:space="preserve">含义</w:t>
             </w:r>
@@ -1364,7 +1514,7 @@
             </w:pPr>
             <w:r>
               <w:rPr>
-                <w:rFonts w:hint="eastAsia"/>
+                <w:rFonts w:hint="eastAsia" w:eastAsia="黑体"/>
               </w:rPr>
               <w:t xml:space="preserve">单位</w:t>
             </w:r>
@@ -1393,6 +1543,9 @@
               </m:sSub>
             </m:oMath>
             <w:r>
+              <w:rPr>
+                <w:rFonts w:eastAsia="黑体"/>
+              </w:rPr>
               <w:t xml:space="preserve">​</w:t>
             </w:r>
           </w:p>
@@ -1405,7 +1558,7 @@
             </w:pPr>
             <w:r>
               <w:rPr>
-                <w:rFonts w:hint="eastAsia"/>
+                <w:rFonts w:hint="eastAsia" w:eastAsia="黑体"/>
               </w:rPr>
               <w:t xml:space="preserve">相对介电常数</w:t>
             </w:r>
@@ -1418,6 +1571,9 @@
               <w:pStyle w:val="Compact"/>
             </w:pPr>
             <w:r>
+              <w:rPr>
+                <w:rFonts w:eastAsia="黑体"/>
+              </w:rPr>
               <w:t xml:space="preserve">—</w:t>
             </w:r>
           </w:p>
@@ -1445,6 +1601,9 @@
               </m:sSub>
             </m:oMath>
             <w:r>
+              <w:rPr>
+                <w:rFonts w:eastAsia="黑体"/>
+              </w:rPr>
               <w:t xml:space="preserve">​</w:t>
             </w:r>
           </w:p>
@@ -1457,7 +1616,7 @@
             </w:pPr>
             <w:r>
               <w:rPr>
-                <w:rFonts w:hint="eastAsia"/>
+                <w:rFonts w:hint="eastAsia" w:eastAsia="黑体"/>
               </w:rPr>
               <w:t xml:space="preserve">真空介电常数（</w:t>
             </w:r>
@@ -1492,7 +1651,7 @@
             </m:oMath>
             <w:r>
               <w:rPr>
-                <w:rFonts w:hint="eastAsia"/>
+                <w:rFonts w:hint="eastAsia" w:eastAsia="黑体"/>
               </w:rPr>
               <w:t xml:space="preserve">）</w:t>
             </w:r>
@@ -1505,6 +1664,9 @@
               <w:pStyle w:val="Compact"/>
             </w:pPr>
             <w:r>
+              <w:rPr>
+                <w:rFonts w:eastAsia="黑体"/>
+              </w:rPr>
               <w:t xml:space="preserve">F/m</w:t>
             </w:r>
           </w:p>
@@ -1523,6 +1685,9 @@
               </m:r>
             </m:oMath>
             <w:r>
+              <w:rPr>
+                <w:rFonts w:eastAsia="黑体"/>
+              </w:rPr>
               <w:t xml:space="preserve">​</w:t>
             </w:r>
           </w:p>
@@ -1535,7 +1700,7 @@
             </w:pPr>
             <w:r>
               <w:rPr>
-                <w:rFonts w:hint="eastAsia"/>
+                <w:rFonts w:hint="eastAsia" w:eastAsia="黑体"/>
               </w:rPr>
               <w:t xml:space="preserve">极板面积</w:t>
             </w:r>
@@ -1548,6 +1713,9 @@
               <w:pStyle w:val="Compact"/>
             </w:pPr>
             <w:r>
+              <w:rPr>
+                <w:rFonts w:eastAsia="黑体"/>
+              </w:rPr>
               <w:t xml:space="preserve">m²</w:t>
             </w:r>
           </w:p>
@@ -1566,6 +1734,9 @@
               </m:r>
             </m:oMath>
             <w:r>
+              <w:rPr>
+                <w:rFonts w:eastAsia="黑体"/>
+              </w:rPr>
               <w:t xml:space="preserve">​</w:t>
             </w:r>
           </w:p>
@@ -1578,7 +1749,7 @@
             </w:pPr>
             <w:r>
               <w:rPr>
-                <w:rFonts w:hint="eastAsia"/>
+                <w:rFonts w:hint="eastAsia" w:eastAsia="黑体"/>
               </w:rPr>
               <w:t xml:space="preserve">极板间距</w:t>
             </w:r>
@@ -1591,6 +1762,9 @@
               <w:pStyle w:val="Compact"/>
             </w:pPr>
             <w:r>
+              <w:rPr>
+                <w:rFonts w:eastAsia="黑体"/>
+              </w:rPr>
               <w:t xml:space="preserve">m</w:t>
             </w:r>
           </w:p>
@@ -1609,6 +1783,9 @@
               </m:r>
             </m:oMath>
             <w:r>
+              <w:rPr>
+                <w:rFonts w:eastAsia="黑体"/>
+              </w:rPr>
               <w:t xml:space="preserve">​</w:t>
             </w:r>
           </w:p>
@@ -1621,7 +1798,7 @@
             </w:pPr>
             <w:r>
               <w:rPr>
-                <w:rFonts w:hint="eastAsia"/>
+                <w:rFonts w:hint="eastAsia" w:eastAsia="黑体"/>
               </w:rPr>
               <w:t xml:space="preserve">振荡频率</w:t>
             </w:r>
@@ -1634,6 +1811,9 @@
               <w:pStyle w:val="Compact"/>
             </w:pPr>
             <w:r>
+              <w:rPr>
+                <w:rFonts w:eastAsia="黑体"/>
+              </w:rPr>
               <w:t xml:space="preserve">Hz</w:t>
             </w:r>
           </w:p>
@@ -1652,6 +1832,9 @@
               </m:r>
             </m:oMath>
             <w:r>
+              <w:rPr>
+                <w:rFonts w:eastAsia="黑体"/>
+              </w:rPr>
               <w:t xml:space="preserve">​</w:t>
             </w:r>
           </w:p>
@@ -1664,7 +1847,7 @@
             </w:pPr>
             <w:r>
               <w:rPr>
-                <w:rFonts w:hint="eastAsia"/>
+                <w:rFonts w:hint="eastAsia" w:eastAsia="黑体"/>
               </w:rPr>
               <w:t xml:space="preserve">传感器电容</w:t>
             </w:r>
@@ -1677,6 +1860,9 @@
               <w:pStyle w:val="Compact"/>
             </w:pPr>
             <w:r>
+              <w:rPr>
+                <w:rFonts w:eastAsia="黑体"/>
+              </w:rPr>
               <w:t xml:space="preserve">F</w:t>
             </w:r>
           </w:p>
@@ -1698,6 +1884,9 @@
               </m:r>
             </m:oMath>
             <w:r>
+              <w:rPr>
+                <w:rFonts w:eastAsia="黑体"/>
+              </w:rPr>
               <w:t xml:space="preserve">​</w:t>
             </w:r>
           </w:p>
@@ -1710,7 +1899,7 @@
             </w:pPr>
             <w:r>
               <w:rPr>
-                <w:rFonts w:hint="eastAsia"/>
+                <w:rFonts w:hint="eastAsia" w:eastAsia="黑体"/>
               </w:rPr>
               <w:t xml:space="preserve">相对湿度</w:t>
             </w:r>
@@ -1723,6 +1912,9 @@
               <w:pStyle w:val="Compact"/>
             </w:pPr>
             <w:r>
+              <w:rPr>
+                <w:rFonts w:eastAsia="黑体"/>
+              </w:rPr>
               <w:t xml:space="preserve">%RH</w:t>
             </w:r>
           </w:p>
@@ -1737,7 +1929,7 @@
       </w:pPr>
       <w:r>
         <w:rPr>
-          <w:rFonts w:hint="eastAsia"/>
+          <w:rFonts w:hint="eastAsia" w:eastAsia="黑体"/>
         </w:rPr>
         <w:t xml:space="preserve">元件调整影响</w:t>
       </w:r>
@@ -1752,7 +1944,7 @@
       </w:pPr>
       <w:r>
         <w:rPr>
-          <w:rFonts w:hint="eastAsia"/>
+          <w:rFonts w:hint="eastAsia" w:eastAsia="黑体"/>
           <w:b/>
           <w:bCs/>
         </w:rPr>
@@ -1760,6 +1952,7 @@
       </w:r>
       <w:r>
         <w:rPr>
+          <w:rFonts w:eastAsia="黑体"/>
           <w:b/>
           <w:bCs/>
         </w:rPr>
@@ -1767,7 +1960,7 @@
       </w:r>
       <w:r>
         <w:rPr>
-          <w:rFonts w:hint="eastAsia"/>
+          <w:rFonts w:hint="eastAsia" w:eastAsia="黑体"/>
           <w:b/>
           <w:bCs/>
         </w:rPr>
@@ -1775,20 +1968,27 @@
       </w:r>
       <w:r>
         <w:rPr>
+          <w:rFonts w:eastAsia="黑体"/>
           <w:b/>
           <w:bCs/>
         </w:rPr>
         <w:t xml:space="preserve"> A ↑</w:t>
       </w:r>
       <w:r>
+        <w:rPr>
+          <w:rFonts w:eastAsia="黑体"/>
+        </w:rPr>
         <w:t xml:space="preserve"> </w:t>
       </w:r>
       <w:r>
+        <w:rPr>
+          <w:rFonts w:eastAsia="黑体"/>
+        </w:rPr>
         <w:t xml:space="preserve">→ </w:t>
       </w:r>
       <w:r>
         <w:rPr>
-          <w:rFonts w:hint="eastAsia"/>
+          <w:rFonts w:hint="eastAsia" w:eastAsia="黑体"/>
         </w:rPr>
         <w:t xml:space="preserve">电容增大，灵敏度提高。</w:t>
       </w:r>
@@ -1803,7 +2003,7 @@
       </w:pPr>
       <w:r>
         <w:rPr>
-          <w:rFonts w:hint="eastAsia"/>
+          <w:rFonts w:hint="eastAsia" w:eastAsia="黑体"/>
           <w:b/>
           <w:bCs/>
         </w:rPr>
@@ -1811,20 +2011,27 @@
       </w:r>
       <w:r>
         <w:rPr>
+          <w:rFonts w:eastAsia="黑体"/>
           <w:b/>
           <w:bCs/>
         </w:rPr>
         <w:t xml:space="preserve"> R ↑</w:t>
       </w:r>
       <w:r>
+        <w:rPr>
+          <w:rFonts w:eastAsia="黑体"/>
+        </w:rPr>
         <w:t xml:space="preserve"> </w:t>
       </w:r>
       <w:r>
+        <w:rPr>
+          <w:rFonts w:eastAsia="黑体"/>
+        </w:rPr>
         <w:t xml:space="preserve">→ </w:t>
       </w:r>
       <w:r>
         <w:rPr>
-          <w:rFonts w:hint="eastAsia"/>
+          <w:rFonts w:hint="eastAsia" w:eastAsia="黑体"/>
         </w:rPr>
         <w:t xml:space="preserve">频率降低，分辨率提高但测量时间变长。</w:t>
       </w:r>
@@ -1839,21 +2046,27 @@
       </w:pPr>
       <w:r>
         <w:rPr>
-          <w:rFonts w:hint="eastAsia"/>
+          <w:rFonts w:hint="eastAsia" w:eastAsia="黑体"/>
           <w:b/>
           <w:bCs/>
         </w:rPr>
         <w:t xml:space="preserve">传感器电容变化范围</w:t>
       </w:r>
       <w:r>
+        <w:rPr>
+          <w:rFonts w:eastAsia="黑体"/>
+        </w:rPr>
         <w:t xml:space="preserve"> </w:t>
       </w:r>
       <w:r>
+        <w:rPr>
+          <w:rFonts w:eastAsia="黑体"/>
+        </w:rPr>
         <w:t xml:space="preserve">→ </w:t>
       </w:r>
       <w:r>
         <w:rPr>
-          <w:rFonts w:hint="eastAsia"/>
+          <w:rFonts w:hint="eastAsia" w:eastAsia="黑体"/>
         </w:rPr>
         <w:t xml:space="preserve">直接决定输出的频率偏移范围与分辨率。</w:t>
       </w:r>
@@ -1868,7 +2081,7 @@
       </w:pPr>
       <w:r>
         <w:rPr>
-          <w:rFonts w:hint="eastAsia"/>
+          <w:rFonts w:hint="eastAsia" w:eastAsia="黑体"/>
         </w:rPr>
         <w:t xml:space="preserve">湿敏膜老化、污染会改变基线电容，需定期校准。</w:t>
       </w:r>
@@ -1881,7 +2094,7 @@
       </w:pPr>
       <w:r>
         <w:rPr>
-          <w:rFonts w:hint="eastAsia"/>
+          <w:rFonts w:hint="eastAsia" w:eastAsia="黑体"/>
         </w:rPr>
         <w:t xml:space="preserve">典型参数示例</w:t>
       </w:r>
@@ -1896,11 +2109,14 @@
       </w:pPr>
       <w:r>
         <w:rPr>
-          <w:rFonts w:hint="eastAsia"/>
+          <w:rFonts w:hint="eastAsia" w:eastAsia="黑体"/>
         </w:rPr>
         <w:t xml:space="preserve">取</w:t>
       </w:r>
       <w:r>
+        <w:rPr>
+          <w:rFonts w:eastAsia="黑体"/>
+        </w:rPr>
         <w:t xml:space="preserve"> </w:t>
       </w:r>
       <m:oMath>
@@ -1961,6 +2177,9 @@
         </m:sSup>
       </m:oMath>
       <w:r>
+        <w:rPr>
+          <w:rFonts w:eastAsia="黑体"/>
+        </w:rPr>
         <w:t xml:space="preserve">、</w:t>
       </w:r>
       <m:oMath>
@@ -1991,6 +2210,9 @@
         </m:r>
       </m:oMath>
       <w:r>
+        <w:rPr>
+          <w:rFonts w:eastAsia="黑体"/>
+        </w:rPr>
         <w:t xml:space="preserve">、</w:t>
       </w:r>
       <m:oMath>
@@ -2018,7 +2240,7 @@
       </m:oMath>
       <w:r>
         <w:rPr>
-          <w:rFonts w:hint="eastAsia"/>
+          <w:rFonts w:hint="eastAsia" w:eastAsia="黑体"/>
         </w:rPr>
         <w:t xml:space="preserve">：</w:t>
       </w:r>
@@ -2140,6 +2362,9 @@
         </m:r>
       </m:oMath>
       <w:r>
+        <w:rPr>
+          <w:rFonts w:eastAsia="黑体"/>
+        </w:rPr>
         <w:t xml:space="preserve">。</w:t>
       </w:r>
     </w:p>
@@ -2153,11 +2378,14 @@
       </w:pPr>
       <w:r>
         <w:rPr>
-          <w:rFonts w:hint="eastAsia"/>
+          <w:rFonts w:hint="eastAsia" w:eastAsia="黑体"/>
         </w:rPr>
         <w:t xml:space="preserve">若</w:t>
       </w:r>
       <w:r>
+        <w:rPr>
+          <w:rFonts w:eastAsia="黑体"/>
+        </w:rPr>
         <w:t xml:space="preserve"> </w:t>
       </w:r>
       <m:oMath>
@@ -2166,20 +2394,26 @@
         </m:r>
       </m:oMath>
       <w:r>
+        <w:rPr>
+          <w:rFonts w:eastAsia="黑体"/>
+        </w:rPr>
         <w:t xml:space="preserve"> </w:t>
       </w:r>
       <w:r>
         <w:rPr>
-          <w:rFonts w:hint="eastAsia"/>
+          <w:rFonts w:hint="eastAsia" w:eastAsia="黑体"/>
         </w:rPr>
         <w:t xml:space="preserve">随湿度增大</w:t>
       </w:r>
       <w:r>
+        <w:rPr>
+          <w:rFonts w:eastAsia="黑体"/>
+        </w:rPr>
         <w:t xml:space="preserve"> </w:t>
       </w:r>
       <w:r>
         <w:rPr>
-          <w:rFonts w:hint="eastAsia"/>
+          <w:rFonts w:hint="eastAsia" w:eastAsia="黑体"/>
         </w:rPr>
         <w:t xml:space="preserve">30%（</w:t>
       </w:r>
@@ -2211,11 +2445,14 @@
       </m:oMath>
       <w:r>
         <w:rPr>
-          <w:rFonts w:hint="eastAsia"/>
+          <w:rFonts w:hint="eastAsia" w:eastAsia="黑体"/>
         </w:rPr>
         <w:t xml:space="preserve">），则</w:t>
       </w:r>
       <w:r>
+        <w:rPr>
+          <w:rFonts w:eastAsia="黑体"/>
+        </w:rPr>
         <w:t xml:space="preserve"> </w:t>
       </w:r>
       <m:oMath>
@@ -2243,6 +2480,9 @@
         </m:r>
       </m:oMath>
       <w:r>
+        <w:rPr>
+          <w:rFonts w:eastAsia="黑体"/>
+        </w:rPr>
         <w:t xml:space="preserve">。</w:t>
       </w:r>
     </w:p>
@@ -2254,7 +2494,7 @@
       </w:pPr>
       <w:r>
         <w:rPr>
-          <w:rFonts w:hint="eastAsia"/>
+          <w:rFonts w:hint="eastAsia" w:eastAsia="黑体"/>
         </w:rPr>
         <w:t xml:space="preserve">常见器件型号</w:t>
       </w:r>
@@ -2269,7 +2509,7 @@
       </w:pPr>
       <w:r>
         <w:rPr>
-          <w:rFonts w:hint="eastAsia"/>
+          <w:rFonts w:hint="eastAsia" w:eastAsia="黑体"/>
         </w:rPr>
         <w:t xml:space="preserve">电容式湿度传感器：HCH-1000、HS1101、HIH-4000（输出模拟电压）。</w:t>
       </w:r>
@@ -2284,16 +2524,19 @@
       </w:pPr>
       <w:r>
         <w:rPr>
-          <w:rFonts w:hint="eastAsia"/>
+          <w:rFonts w:hint="eastAsia" w:eastAsia="黑体"/>
         </w:rPr>
         <w:t xml:space="preserve">振荡/转换：555</w:t>
       </w:r>
       <w:r>
+        <w:rPr>
+          <w:rFonts w:eastAsia="黑体"/>
+        </w:rPr>
         <w:t xml:space="preserve"> </w:t>
       </w:r>
       <w:r>
         <w:rPr>
-          <w:rFonts w:hint="eastAsia"/>
+          <w:rFonts w:hint="eastAsia" w:eastAsia="黑体"/>
         </w:rPr>
         <w:t xml:space="preserve">定时器、TLC555。</w:t>
       </w:r>
@@ -2306,7 +2549,7 @@
       </w:pPr>
       <w:r>
         <w:rPr>
-          <w:rFonts w:hint="eastAsia"/>
+          <w:rFonts w:hint="eastAsia" w:eastAsia="黑体"/>
         </w:rPr>
         <w:t xml:space="preserve">注意事项</w:t>
       </w:r>
@@ -2321,7 +2564,7 @@
       </w:pPr>
       <w:r>
         <w:rPr>
-          <w:rFonts w:hint="eastAsia"/>
+          <w:rFonts w:hint="eastAsia" w:eastAsia="黑体"/>
         </w:rPr>
         <w:t xml:space="preserve">电容法测量受温度影响，需温度补偿。</w:t>
       </w:r>
@@ -2336,7 +2579,7 @@
       </w:pPr>
       <w:r>
         <w:rPr>
-          <w:rFonts w:hint="eastAsia"/>
+          <w:rFonts w:hint="eastAsia" w:eastAsia="黑体"/>
         </w:rPr>
         <w:t xml:space="preserve">高分子膜不耐污染物与结露，避免长时间接触冷凝水。</w:t>
       </w:r>
@@ -2351,7 +2594,7 @@
       </w:pPr>
       <w:r>
         <w:rPr>
-          <w:rFonts w:hint="eastAsia"/>
+          <w:rFonts w:hint="eastAsia" w:eastAsia="黑体"/>
         </w:rPr>
         <w:t xml:space="preserve">引线寄生电容会叠加到测量值，需短走线、屏蔽驱动。</w:t>
       </w:r>
@@ -2366,7 +2609,7 @@
       </w:pPr>
       <w:r>
         <w:rPr>
-          <w:rFonts w:hint="eastAsia"/>
+          <w:rFonts w:hint="eastAsia" w:eastAsia="黑体"/>
         </w:rPr>
         <w:t xml:space="preserve">频率测量分辨率与噪声需搭配滤波和稳定振荡。</w:t>
       </w:r>
@@ -2379,7 +2622,7 @@
       </w:pPr>
       <w:r>
         <w:rPr>
-          <w:rFonts w:hint="eastAsia"/>
+          <w:rFonts w:hint="eastAsia" w:eastAsia="黑体"/>
         </w:rPr>
         <w:t xml:space="preserve">参考资料</w:t>
       </w:r>
@@ -2393,6 +2636,9 @@
         </w:numPr>
       </w:pPr>
       <w:r>
+        <w:rPr>
+          <w:rFonts w:eastAsia="黑体"/>
+        </w:rPr>
         <w:t xml:space="preserve">Wikipedia: Hygrometer。</w:t>
       </w:r>
     </w:p>
@@ -2406,7 +2652,7 @@
       </w:pPr>
       <w:r>
         <w:rPr>
-          <w:rFonts w:hint="eastAsia"/>
+          <w:rFonts w:hint="eastAsia" w:eastAsia="黑体"/>
         </w:rPr>
         <w:t xml:space="preserve">《传感器与检测技术》。</w:t>
       </w:r>
@@ -2420,11 +2666,11 @@
       </w:pPr>
       <w:r>
         <w:rPr>
-          <w:rFonts w:ascii="Times New Roman" w:hAnsi="Times New Roman"/>
+          <w:rFonts w:ascii="Times New Roman" w:hAnsi="Times New Roman" w:eastAsia="黑体"/>
           <w:color w:val="555555"/>
           <w:sz w:val="21"/>
         </w:rPr>
-        <w:t>材料收集者：杜文杰</w:t>
+        <w:t>材料收集者：杜文杰，WX手机：19519196569，QQ:3478827729</w:t>
       </w:r>
     </w:p>
     <w:sectPr>
@@ -2444,7 +2690,7 @@
 </file>
 
 <file path=word/footer1.xml><?xml version="1.0" encoding="utf-8"?>
-<w:ftr xmlns:m="http://schemas.openxmlformats.org/officeDocument/2006/math" xmlns:mc="http://schemas.openxmlformats.org/markup-compatibility/2006" xmlns:mo="http://schemas.microsoft.com/office/mac/office/2008/main" xmlns:mv="urn:schemas-microsoft-com:mac:vml" xmlns:o="urn:schemas-microsoft-com:office:office" xmlns:r="http://schemas.openxmlformats.org/officeDocument/2006/relationships" xmlns:v="urn:schemas-microsoft-com:vml" xmlns:w10="urn:schemas-microsoft-com:office:word" xmlns:w14="http://schemas.microsoft.com/office/word/2010/wordml" xmlns:w="http://schemas.openxmlformats.org/wordprocessingml/2006/main" xmlns:wne="http://schemas.microsoft.com/office/word/2006/wordml" xmlns:wp14="http://schemas.microsoft.com/office/word/2010/wordprocessingDrawing" xmlns:wp="http://schemas.openxmlformats.org/drawingml/2006/wordprocessingDrawing" xmlns:wpc="http://schemas.microsoft.com/office/word/2010/wordprocessingCanvas" xmlns:wpg="http://schemas.microsoft.com/office/word/2010/wordprocessingGroup" xmlns:wpi="http://schemas.microsoft.com/office/word/2010/wordprocessingInk" xmlns:wps="http://schemas.microsoft.com/office/word/2010/wordprocessingShape" mc:Ignorable="w14 wp14">
+<w:ftr xmlns:mc="http://schemas.openxmlformats.org/markup-compatibility/2006" xmlns:w="http://schemas.openxmlformats.org/wordprocessingml/2006/main" xmlns:m="http://schemas.openxmlformats.org/officeDocument/2006/math" xmlns:mo="http://schemas.microsoft.com/office/mac/office/2008/main" xmlns:mv="urn:schemas-microsoft-com:mac:vml" xmlns:o="urn:schemas-microsoft-com:office:office" xmlns:r="http://schemas.openxmlformats.org/officeDocument/2006/relationships" xmlns:v="urn:schemas-microsoft-com:vml" xmlns:w10="urn:schemas-microsoft-com:office:word" xmlns:w14="http://schemas.microsoft.com/office/word/2010/wordml" xmlns:wne="http://schemas.microsoft.com/office/word/2006/wordml" xmlns:wp14="http://schemas.microsoft.com/office/word/2010/wordprocessingDrawing" xmlns:wp="http://schemas.openxmlformats.org/drawingml/2006/wordprocessingDrawing" xmlns:wpc="http://schemas.microsoft.com/office/word/2010/wordprocessingCanvas" xmlns:wpg="http://schemas.microsoft.com/office/word/2010/wordprocessingGroup" xmlns:wpi="http://schemas.microsoft.com/office/word/2010/wordprocessingInk" xmlns:wps="http://schemas.microsoft.com/office/word/2010/wordprocessingShape" mc:Ignorable="w14 wp14">
   <w:p>
     <w:pPr>
       <w:pStyle w:val="Footer"/>
@@ -2452,12 +2698,14 @@
     </w:pPr>
     <w:r>
       <w:rPr>
+        <w:rFonts w:eastAsia="黑体"/>
         <w:sz w:val="18"/>
       </w:rPr>
       <w:t xml:space="preserve">第 </w:t>
     </w:r>
     <w:r>
       <w:rPr>
+        <w:rFonts w:eastAsia="黑体"/>
         <w:sz w:val="18"/>
       </w:rPr>
       <w:fldChar w:fldCharType="begin"/>
@@ -2466,6 +2714,7 @@
     </w:r>
     <w:r>
       <w:rPr>
+        <w:rFonts w:eastAsia="黑体"/>
         <w:sz w:val="18"/>
       </w:rPr>
       <w:t xml:space="preserve"> 页</w:t>
@@ -2479,6 +2728,9 @@
   <w:footnote w:type="continuationSeparator" w:id="0">
     <w:p>
       <w:r>
+        <w:rPr>
+          <w:rFonts w:eastAsia="黑体"/>
+        </w:rPr>
         <w:continuationSeparator/>
       </w:r>
     </w:p>
@@ -2486,6 +2738,9 @@
   <w:footnote w:type="separator" w:id="-1">
     <w:p>
       <w:r>
+        <w:rPr>
+          <w:rFonts w:eastAsia="黑体"/>
+        </w:rPr>
         <w:separator/>
       </w:r>
     </w:p>
@@ -2494,7 +2749,7 @@
 </file>
 
 <file path=word/header1.xml><?xml version="1.0" encoding="utf-8"?>
-<w:hdr xmlns:m="http://schemas.openxmlformats.org/officeDocument/2006/math" xmlns:mc="http://schemas.openxmlformats.org/markup-compatibility/2006" xmlns:mo="http://schemas.microsoft.com/office/mac/office/2008/main" xmlns:mv="urn:schemas-microsoft-com:mac:vml" xmlns:o="urn:schemas-microsoft-com:office:office" xmlns:r="http://schemas.openxmlformats.org/officeDocument/2006/relationships" xmlns:v="urn:schemas-microsoft-com:vml" xmlns:w10="urn:schemas-microsoft-com:office:word" xmlns:w14="http://schemas.microsoft.com/office/word/2010/wordml" xmlns:w="http://schemas.openxmlformats.org/wordprocessingml/2006/main" xmlns:wne="http://schemas.microsoft.com/office/word/2006/wordml" xmlns:wp14="http://schemas.microsoft.com/office/word/2010/wordprocessingDrawing" xmlns:wp="http://schemas.openxmlformats.org/drawingml/2006/wordprocessingDrawing" xmlns:wpc="http://schemas.microsoft.com/office/word/2010/wordprocessingCanvas" xmlns:wpg="http://schemas.microsoft.com/office/word/2010/wordprocessingGroup" xmlns:wpi="http://schemas.microsoft.com/office/word/2010/wordprocessingInk" xmlns:wps="http://schemas.microsoft.com/office/word/2010/wordprocessingShape" mc:Ignorable="w14 wp14">
+<w:hdr xmlns:mc="http://schemas.openxmlformats.org/markup-compatibility/2006" xmlns:w="http://schemas.openxmlformats.org/wordprocessingml/2006/main" xmlns:m="http://schemas.openxmlformats.org/officeDocument/2006/math" xmlns:mo="http://schemas.microsoft.com/office/mac/office/2008/main" xmlns:mv="urn:schemas-microsoft-com:mac:vml" xmlns:o="urn:schemas-microsoft-com:office:office" xmlns:r="http://schemas.openxmlformats.org/officeDocument/2006/relationships" xmlns:v="urn:schemas-microsoft-com:vml" xmlns:w10="urn:schemas-microsoft-com:office:word" xmlns:w14="http://schemas.microsoft.com/office/word/2010/wordml" xmlns:wne="http://schemas.microsoft.com/office/word/2006/wordml" xmlns:wp14="http://schemas.microsoft.com/office/word/2010/wordprocessingDrawing" xmlns:wp="http://schemas.openxmlformats.org/drawingml/2006/wordprocessingDrawing" xmlns:wpc="http://schemas.microsoft.com/office/word/2010/wordprocessingCanvas" xmlns:wpg="http://schemas.microsoft.com/office/word/2010/wordprocessingGroup" xmlns:wpi="http://schemas.microsoft.com/office/word/2010/wordprocessingInk" xmlns:wps="http://schemas.microsoft.com/office/word/2010/wordprocessingShape" mc:Ignorable="w14 wp14">
   <w:p>
     <w:pPr>
       <w:pStyle w:val="Header"/>
@@ -2502,7 +2757,7 @@
     </w:pPr>
     <w:r>
       <w:rPr>
-        <w:rFonts w:ascii="Times New Roman" w:hAnsi="Times New Roman"/>
+        <w:rFonts w:ascii="Times New Roman" w:hAnsi="Times New Roman" w:eastAsia="黑体"/>
         <w:sz w:val="18"/>
         <w:rFonts w:eastAsia="黑体"/>
         <w:rFonts w:eastAsia="黑体"/>
@@ -2514,7 +2769,7 @@
 </file>
 
 <file path=word/numbering.xml><?xml version="1.0" encoding="utf-8"?>
-<w:numbering xmlns:m="http://schemas.openxmlformats.org/officeDocument/2006/math" xmlns:mc="http://schemas.openxmlformats.org/markup-compatibility/2006" xmlns:mo="http://schemas.microsoft.com/office/mac/office/2008/main" xmlns:mv="urn:schemas-microsoft-com:mac:vml" xmlns:o="urn:schemas-microsoft-com:office:office" xmlns:r="http://schemas.openxmlformats.org/officeDocument/2006/relationships" xmlns:v="urn:schemas-microsoft-com:vml" xmlns:w="http://schemas.openxmlformats.org/wordprocessingml/2006/main" xmlns:w10="urn:schemas-microsoft-com:office:word" xmlns:w14="http://schemas.microsoft.com/office/word/2010/wordml" xmlns:wne="http://schemas.microsoft.com/office/word/2006/wordml" xmlns:wp="http://schemas.openxmlformats.org/drawingml/2006/wordprocessingDrawing" xmlns:wp14="http://schemas.microsoft.com/office/word/2010/wordprocessingDrawing" xmlns:wpc="http://schemas.microsoft.com/office/word/2010/wordprocessingCanvas" xmlns:wpg="http://schemas.microsoft.com/office/word/2010/wordprocessingGroup" xmlns:wpi="http://schemas.microsoft.com/office/word/2010/wordprocessingInk" xmlns:wps="http://schemas.microsoft.com/office/word/2010/wordprocessingShape" mc:Ignorable="w14 wp14">
+<w:numbering xmlns:mc="http://schemas.openxmlformats.org/markup-compatibility/2006" xmlns:w="http://schemas.openxmlformats.org/wordprocessingml/2006/main" xmlns:m="http://schemas.openxmlformats.org/officeDocument/2006/math" xmlns:mo="http://schemas.microsoft.com/office/mac/office/2008/main" xmlns:mv="urn:schemas-microsoft-com:mac:vml" xmlns:o="urn:schemas-microsoft-com:office:office" xmlns:r="http://schemas.openxmlformats.org/officeDocument/2006/relationships" xmlns:v="urn:schemas-microsoft-com:vml" xmlns:w10="urn:schemas-microsoft-com:office:word" xmlns:w14="http://schemas.microsoft.com/office/word/2010/wordml" xmlns:wne="http://schemas.microsoft.com/office/word/2006/wordml" xmlns:wp="http://schemas.openxmlformats.org/drawingml/2006/wordprocessingDrawing" xmlns:wp14="http://schemas.microsoft.com/office/word/2010/wordprocessingDrawing" xmlns:wpc="http://schemas.microsoft.com/office/word/2010/wordprocessingCanvas" xmlns:wpg="http://schemas.microsoft.com/office/word/2010/wordprocessingGroup" xmlns:wpi="http://schemas.microsoft.com/office/word/2010/wordprocessingInk" xmlns:wps="http://schemas.microsoft.com/office/word/2010/wordprocessingShape" mc:Ignorable="w14 wp14">
   <w:abstractNum w:abstractNumId="0">
     <w:nsid w:val="FFFFFF7C"/>
     <w:multiLevelType w:val="singleLevel"/>
@@ -2601,7 +2856,7 @@
         <w:ind w:hanging="360" w:left="1440"/>
       </w:pPr>
       <w:rPr>
-        <w:rFonts w:ascii="Symbol" w:hAnsi="Symbol" w:hint="default"/>
+        <w:rFonts w:ascii="Symbol" w:hAnsi="Symbol" w:hint="default" w:eastAsia="黑体"/>
       </w:rPr>
     </w:lvl>
   </w:abstractNum>
@@ -2622,7 +2877,7 @@
         <w:ind w:hanging="360" w:left="1080"/>
       </w:pPr>
       <w:rPr>
-        <w:rFonts w:ascii="Symbol" w:hAnsi="Symbol" w:hint="default"/>
+        <w:rFonts w:ascii="Symbol" w:hAnsi="Symbol" w:hint="default" w:eastAsia="黑体"/>
       </w:rPr>
     </w:lvl>
   </w:abstractNum>
@@ -2643,7 +2898,7 @@
         <w:ind w:hanging="360" w:left="720"/>
       </w:pPr>
       <w:rPr>
-        <w:rFonts w:ascii="Symbol" w:hAnsi="Symbol" w:hint="default"/>
+        <w:rFonts w:ascii="Symbol" w:hAnsi="Symbol" w:hint="default" w:eastAsia="黑体"/>
       </w:rPr>
     </w:lvl>
   </w:abstractNum>
@@ -2682,7 +2937,7 @@
         <w:ind w:hanging="360" w:left="360"/>
       </w:pPr>
       <w:rPr>
-        <w:rFonts w:ascii="Symbol" w:hAnsi="Symbol" w:hint="default"/>
+        <w:rFonts w:ascii="Symbol" w:hAnsi="Symbol" w:hint="default" w:eastAsia="黑体"/>
       </w:rPr>
     </w:lvl>
   </w:abstractNum>
@@ -2773,7 +3028,7 @@
         <w:ind w:left="720" w:hanging="360"/>
       </w:pPr>
       <w:rPr>
-        <w:rFonts w:ascii="Symbol" w:hAnsi="Symbol" w:cs="Symbol" w:hint="default"/>
+        <w:rFonts w:ascii="Symbol" w:hAnsi="Symbol" w:cs="Symbol" w:hint="default" w:eastAsia="黑体"/>
       </w:rPr>
     </w:lvl>
     <w:lvl w:ilvl="1">
@@ -2784,7 +3039,7 @@
         <w:ind w:left="1440" w:hanging="360"/>
       </w:pPr>
       <w:rPr>
-        <w:rFonts w:ascii="Courier New" w:hAnsi="Courier New" w:cs="Courier New" w:hint="default"/>
+        <w:rFonts w:ascii="Courier New" w:hAnsi="Courier New" w:cs="Courier New" w:hint="default" w:eastAsia="黑体"/>
       </w:rPr>
     </w:lvl>
     <w:lvl w:ilvl="2">
@@ -2795,7 +3050,7 @@
         <w:ind w:left="2160" w:hanging="360"/>
       </w:pPr>
       <w:rPr>
-        <w:rFonts w:ascii="Wingdings" w:hAnsi="Wingdings" w:cs="Wingdings" w:hint="default"/>
+        <w:rFonts w:ascii="Wingdings" w:hAnsi="Wingdings" w:cs="Wingdings" w:hint="default" w:eastAsia="黑体"/>
       </w:rPr>
     </w:lvl>
     <w:lvl w:ilvl="3">
@@ -2806,7 +3061,7 @@
         <w:ind w:left="2880" w:hanging="360"/>
       </w:pPr>
       <w:rPr>
-        <w:rFonts w:ascii="Symbol" w:hAnsi="Symbol" w:cs="Symbol" w:hint="default"/>
+        <w:rFonts w:ascii="Symbol" w:hAnsi="Symbol" w:cs="Symbol" w:hint="default" w:eastAsia="黑体"/>
       </w:rPr>
     </w:lvl>
     <w:lvl w:ilvl="4">
@@ -2817,7 +3072,7 @@
         <w:ind w:left="3600" w:hanging="360"/>
       </w:pPr>
       <w:rPr>
-        <w:rFonts w:ascii="Courier New" w:hAnsi="Courier New" w:cs="Courier New" w:hint="default"/>
+        <w:rFonts w:ascii="Courier New" w:hAnsi="Courier New" w:cs="Courier New" w:hint="default" w:eastAsia="黑体"/>
       </w:rPr>
     </w:lvl>
     <w:lvl w:ilvl="5">
@@ -2828,7 +3083,7 @@
         <w:ind w:left="4320" w:hanging="360"/>
       </w:pPr>
       <w:rPr>
-        <w:rFonts w:ascii="Wingdings" w:hAnsi="Wingdings" w:cs="Wingdings" w:hint="default"/>
+        <w:rFonts w:ascii="Wingdings" w:hAnsi="Wingdings" w:cs="Wingdings" w:hint="default" w:eastAsia="黑体"/>
       </w:rPr>
     </w:lvl>
     <w:lvl w:ilvl="6">
@@ -2839,7 +3094,7 @@
         <w:ind w:left="5040" w:hanging="360"/>
       </w:pPr>
       <w:rPr>
-        <w:rFonts w:ascii="Symbol" w:hAnsi="Symbol" w:cs="Symbol" w:hint="default"/>
+        <w:rFonts w:ascii="Symbol" w:hAnsi="Symbol" w:cs="Symbol" w:hint="default" w:eastAsia="黑体"/>
       </w:rPr>
     </w:lvl>
     <w:lvl w:ilvl="7">
@@ -2850,7 +3105,7 @@
         <w:ind w:left="5760" w:hanging="360"/>
       </w:pPr>
       <w:rPr>
-        <w:rFonts w:ascii="Courier New" w:hAnsi="Courier New" w:cs="Courier New" w:hint="default"/>
+        <w:rFonts w:ascii="Courier New" w:hAnsi="Courier New" w:cs="Courier New" w:hint="default" w:eastAsia="黑体"/>
       </w:rPr>
     </w:lvl>
     <w:lvl w:ilvl="8">
@@ -2861,7 +3116,7 @@
         <w:ind w:left="6480" w:hanging="360"/>
       </w:pPr>
       <w:rPr>
-        <w:rFonts w:ascii="Wingdings" w:hAnsi="Wingdings" w:cs="Wingdings" w:hint="default"/>
+        <w:rFonts w:ascii="Wingdings" w:hAnsi="Wingdings" w:cs="Wingdings" w:hint="default" w:eastAsia="黑体"/>
       </w:rPr>
     </w:lvl>
   </w:abstractNum>
@@ -2917,11 +3172,11 @@
 </file>
 
 <file path=word/styles.xml><?xml version="1.0" encoding="utf-8"?>
-<w:styles xmlns:mc="http://schemas.openxmlformats.org/markup-compatibility/2006" xmlns:r="http://schemas.openxmlformats.org/officeDocument/2006/relationships" xmlns:w="http://schemas.openxmlformats.org/wordprocessingml/2006/main" xmlns:w14="http://schemas.microsoft.com/office/word/2010/wordml" mc:Ignorable="w14">
+<w:styles xmlns:mc="http://schemas.openxmlformats.org/markup-compatibility/2006" xmlns:w="http://schemas.openxmlformats.org/wordprocessingml/2006/main" xmlns:r="http://schemas.openxmlformats.org/officeDocument/2006/relationships" xmlns:w14="http://schemas.microsoft.com/office/word/2010/wordml" mc:Ignorable="w14">
   <w:docDefaults>
     <w:rPrDefault>
       <w:rPr>
-        <w:rFonts w:asciiTheme="minorHAnsi" w:cstheme="minorBidi" w:eastAsiaTheme="minorEastAsia" w:hAnsiTheme="minorHAnsi"/>
+        <w:rFonts w:asciiTheme="minorHAnsi" w:cstheme="minorBidi" w:hAnsiTheme="minorHAnsi" w:eastAsia="黑体"/>
         <w:sz w:val="22"/>
         <w:szCs w:val="22"/>
         <w:lang w:bidi="ar-SA" w:eastAsia="en-US" w:val="en-US"/>
@@ -3143,7 +3398,7 @@
       <w:outlineLvl w:val="0"/>
     </w:pPr>
     <w:rPr>
-      <w:rFonts w:ascii="Times New Roman" w:asciiTheme="majorHAnsi" w:cstheme="majorBidi" w:eastAsia="黑体" w:eastAsiaTheme="majorEastAsia" w:hAnsi="Times New Roman" w:hAnsiTheme="majorHAnsi"/>
+      <w:rFonts w:ascii="Times New Roman" w:asciiTheme="majorHAnsi" w:cstheme="majorBidi" w:eastAsia="黑体" w:hAnsi="Times New Roman" w:hAnsiTheme="majorHAnsi"/>
       <w:b/>
       <w:bCs/>
       <w:color w:val="1F3864"/>
@@ -3167,7 +3422,7 @@
       <w:outlineLvl w:val="1"/>
     </w:pPr>
     <w:rPr>
-      <w:rFonts w:ascii="Times New Roman" w:asciiTheme="majorHAnsi" w:cstheme="majorBidi" w:eastAsia="黑体" w:eastAsiaTheme="majorEastAsia" w:hAnsi="Times New Roman" w:hAnsiTheme="majorHAnsi"/>
+      <w:rFonts w:ascii="Times New Roman" w:asciiTheme="majorHAnsi" w:cstheme="majorBidi" w:eastAsia="黑体" w:hAnsi="Times New Roman" w:hAnsiTheme="majorHAnsi"/>
       <w:b/>
       <w:bCs/>
       <w:color w:val="2E4E7E"/>
@@ -3191,7 +3446,7 @@
       <w:outlineLvl w:val="2"/>
     </w:pPr>
     <w:rPr>
-      <w:rFonts w:ascii="Times New Roman" w:asciiTheme="majorHAnsi" w:cstheme="majorBidi" w:eastAsia="黑体" w:eastAsiaTheme="majorEastAsia" w:hAnsi="Times New Roman" w:hAnsiTheme="majorHAnsi"/>
+      <w:rFonts w:ascii="Times New Roman" w:asciiTheme="majorHAnsi" w:cstheme="majorBidi" w:eastAsia="黑体" w:hAnsi="Times New Roman" w:hAnsiTheme="majorHAnsi"/>
       <w:b/>
       <w:bCs/>
       <w:color w:val="2E4E7E"/>
@@ -3215,7 +3470,7 @@
       <w:outlineLvl w:val="3"/>
     </w:pPr>
     <w:rPr>
-      <w:rFonts w:ascii="Times New Roman" w:asciiTheme="majorHAnsi" w:cstheme="majorBidi" w:eastAsia="黑体" w:eastAsiaTheme="majorEastAsia" w:hAnsi="Times New Roman" w:hAnsiTheme="majorHAnsi"/>
+      <w:rFonts w:ascii="Times New Roman" w:asciiTheme="majorHAnsi" w:cstheme="majorBidi" w:eastAsia="黑体" w:hAnsi="Times New Roman" w:hAnsiTheme="majorHAnsi"/>
       <w:b/>
       <w:bCs/>
       <w:i/>
@@ -3241,7 +3496,7 @@
       <w:outlineLvl w:val="4"/>
     </w:pPr>
     <w:rPr>
-      <w:rFonts w:ascii="Times New Roman" w:asciiTheme="majorHAnsi" w:cstheme="majorBidi" w:eastAsia="黑体" w:eastAsiaTheme="majorEastAsia" w:hAnsi="Times New Roman" w:hAnsiTheme="majorHAnsi"/>
+      <w:rFonts w:ascii="Times New Roman" w:asciiTheme="majorHAnsi" w:cstheme="majorBidi" w:eastAsia="黑体" w:hAnsi="Times New Roman" w:hAnsiTheme="majorHAnsi"/>
       <w:b/>
       <w:color w:val="333333"/>
       <w:sz w:val="22"/>
@@ -3264,7 +3519,7 @@
       <w:outlineLvl w:val="5"/>
     </w:pPr>
     <w:rPr>
-      <w:rFonts w:asciiTheme="majorHAnsi" w:cstheme="majorBidi" w:eastAsiaTheme="majorEastAsia" w:hAnsiTheme="majorHAnsi"/>
+      <w:rFonts w:asciiTheme="majorHAnsi" w:cstheme="majorBidi" w:hAnsiTheme="majorHAnsi" w:eastAsia="黑体"/>
       <w:i/>
       <w:iCs/>
       <w:color w:themeColor="accent1" w:themeShade="7F" w:val="243F60"/>
@@ -3287,7 +3542,7 @@
       <w:outlineLvl w:val="6"/>
     </w:pPr>
     <w:rPr>
-      <w:rFonts w:asciiTheme="majorHAnsi" w:cstheme="majorBidi" w:eastAsiaTheme="majorEastAsia" w:hAnsiTheme="majorHAnsi"/>
+      <w:rFonts w:asciiTheme="majorHAnsi" w:cstheme="majorBidi" w:hAnsiTheme="majorHAnsi" w:eastAsia="黑体"/>
       <w:i/>
       <w:iCs/>
       <w:color w:themeColor="text1" w:themeTint="BF" w:val="404040"/>
@@ -3310,7 +3565,7 @@
       <w:outlineLvl w:val="7"/>
     </w:pPr>
     <w:rPr>
-      <w:rFonts w:asciiTheme="majorHAnsi" w:cstheme="majorBidi" w:eastAsiaTheme="majorEastAsia" w:hAnsiTheme="majorHAnsi"/>
+      <w:rFonts w:asciiTheme="majorHAnsi" w:cstheme="majorBidi" w:hAnsiTheme="majorHAnsi" w:eastAsia="黑体"/>
       <w:color w:themeColor="accent1" w:val="4F81BD"/>
       <w:sz w:val="20"/>
       <w:szCs w:val="20"/>
@@ -3333,7 +3588,7 @@
       <w:outlineLvl w:val="8"/>
     </w:pPr>
     <w:rPr>
-      <w:rFonts w:asciiTheme="majorHAnsi" w:cstheme="majorBidi" w:eastAsiaTheme="majorEastAsia" w:hAnsiTheme="majorHAnsi"/>
+      <w:rFonts w:asciiTheme="majorHAnsi" w:cstheme="majorBidi" w:hAnsiTheme="majorHAnsi" w:eastAsia="黑体"/>
       <w:i/>
       <w:iCs/>
       <w:color w:themeColor="text1" w:themeTint="BF" w:val="404040"/>
@@ -3384,7 +3639,7 @@
     <w:uiPriority w:val="9"/>
     <w:rsid w:val="00FC693F"/>
     <w:rPr>
-      <w:rFonts w:asciiTheme="majorHAnsi" w:cstheme="majorBidi" w:eastAsiaTheme="majorEastAsia" w:hAnsiTheme="majorHAnsi"/>
+      <w:rFonts w:asciiTheme="majorHAnsi" w:cstheme="majorBidi" w:hAnsiTheme="majorHAnsi" w:eastAsia="黑体"/>
       <w:b/>
       <w:bCs/>
       <w:color w:themeColor="accent1" w:themeShade="BF" w:val="365F91"/>
@@ -3399,7 +3654,7 @@
     <w:uiPriority w:val="9"/>
     <w:rsid w:val="00FC693F"/>
     <w:rPr>
-      <w:rFonts w:asciiTheme="majorHAnsi" w:cstheme="majorBidi" w:eastAsiaTheme="majorEastAsia" w:hAnsiTheme="majorHAnsi"/>
+      <w:rFonts w:asciiTheme="majorHAnsi" w:cstheme="majorBidi" w:hAnsiTheme="majorHAnsi" w:eastAsia="黑体"/>
       <w:b/>
       <w:bCs/>
       <w:color w:themeColor="accent1" w:val="4F81BD"/>
@@ -3414,7 +3669,7 @@
     <w:uiPriority w:val="9"/>
     <w:rsid w:val="00FC693F"/>
     <w:rPr>
-      <w:rFonts w:asciiTheme="majorHAnsi" w:cstheme="majorBidi" w:eastAsiaTheme="majorEastAsia" w:hAnsiTheme="majorHAnsi"/>
+      <w:rFonts w:asciiTheme="majorHAnsi" w:cstheme="majorBidi" w:hAnsiTheme="majorHAnsi" w:eastAsia="黑体"/>
       <w:b/>
       <w:bCs/>
       <w:color w:themeColor="accent1" w:val="4F81BD"/>
@@ -3437,7 +3692,7 @@
       <w:contextualSpacing/>
     </w:pPr>
     <w:rPr>
-      <w:rFonts w:ascii="Times New Roman" w:asciiTheme="majorHAnsi" w:cstheme="majorBidi" w:eastAsia="黑体" w:eastAsiaTheme="majorEastAsia" w:hAnsi="Times New Roman" w:hAnsiTheme="majorHAnsi"/>
+      <w:rFonts w:ascii="Times New Roman" w:asciiTheme="majorHAnsi" w:cstheme="majorBidi" w:eastAsia="黑体" w:hAnsi="Times New Roman" w:hAnsiTheme="majorHAnsi"/>
       <w:b/>
       <w:color w:val="1F3864"/>
       <w:spacing w:val="5"/>
@@ -3453,7 +3708,7 @@
     <w:uiPriority w:val="10"/>
     <w:rsid w:val="00FC693F"/>
     <w:rPr>
-      <w:rFonts w:asciiTheme="majorHAnsi" w:cstheme="majorBidi" w:eastAsiaTheme="majorEastAsia" w:hAnsiTheme="majorHAnsi"/>
+      <w:rFonts w:asciiTheme="majorHAnsi" w:cstheme="majorBidi" w:hAnsiTheme="majorHAnsi" w:eastAsia="黑体"/>
       <w:color w:themeColor="text2" w:themeShade="BF" w:val="17365D"/>
       <w:spacing w:val="5"/>
       <w:kern w:val="28"/>
@@ -3475,7 +3730,7 @@
       </w:numPr>
     </w:pPr>
     <w:rPr>
-      <w:rFonts w:asciiTheme="majorHAnsi" w:cstheme="majorBidi" w:eastAsiaTheme="majorEastAsia" w:hAnsiTheme="majorHAnsi"/>
+      <w:rFonts w:asciiTheme="majorHAnsi" w:cstheme="majorBidi" w:hAnsiTheme="majorHAnsi" w:eastAsia="黑体"/>
       <w:i/>
       <w:iCs/>
       <w:color w:themeColor="accent1" w:val="4F81BD"/>
@@ -3491,7 +3746,7 @@
     <w:uiPriority w:val="11"/>
     <w:rsid w:val="00FC693F"/>
     <w:rPr>
-      <w:rFonts w:asciiTheme="majorHAnsi" w:cstheme="majorBidi" w:eastAsiaTheme="majorEastAsia" w:hAnsiTheme="majorHAnsi"/>
+      <w:rFonts w:asciiTheme="majorHAnsi" w:cstheme="majorBidi" w:hAnsiTheme="majorHAnsi" w:eastAsia="黑体"/>
       <w:i/>
       <w:iCs/>
       <w:color w:themeColor="accent1" w:val="4F81BD"/>
@@ -3558,6 +3813,7 @@
       <w:spacing w:after="120"/>
     </w:pPr>
     <w:rPr>
+      <w:rFonts w:eastAsia="黑体"/>
       <w:sz w:val="16"/>
       <w:szCs w:val="16"/>
     </w:rPr>
@@ -3569,6 +3825,7 @@
     <w:uiPriority w:val="99"/>
     <w:rsid w:val="00AA1D8D"/>
     <w:rPr>
+      <w:rFonts w:eastAsia="黑体"/>
       <w:sz w:val="16"/>
       <w:szCs w:val="16"/>
     </w:rPr>
@@ -3738,7 +3995,7 @@
       </w:tabs>
     </w:pPr>
     <w:rPr>
-      <w:rFonts w:ascii="Courier" w:hAnsi="Courier"/>
+      <w:rFonts w:ascii="Courier" w:hAnsi="Courier" w:eastAsia="黑体"/>
       <w:sz w:val="20"/>
       <w:szCs w:val="20"/>
     </w:rPr>
@@ -3750,7 +4007,7 @@
     <w:uiPriority w:val="99"/>
     <w:rsid w:val="0029639D"/>
     <w:rPr>
-      <w:rFonts w:ascii="Courier" w:hAnsi="Courier"/>
+      <w:rFonts w:ascii="Courier" w:hAnsi="Courier" w:eastAsia="黑体"/>
       <w:sz w:val="20"/>
       <w:szCs w:val="20"/>
     </w:rPr>
@@ -3786,6 +4043,7 @@
     <w:uiPriority w:val="29"/>
     <w:rsid w:val="00FC693F"/>
     <w:rPr>
+      <w:rFonts w:eastAsia="黑体"/>
       <w:i/>
       <w:iCs/>
       <w:color w:themeColor="text1" w:val="000000"/>
@@ -3799,7 +4057,7 @@
     <w:semiHidden/>
     <w:rsid w:val="00FC693F"/>
     <w:rPr>
-      <w:rFonts w:asciiTheme="majorHAnsi" w:cstheme="majorBidi" w:eastAsiaTheme="majorEastAsia" w:hAnsiTheme="majorHAnsi"/>
+      <w:rFonts w:asciiTheme="majorHAnsi" w:cstheme="majorBidi" w:hAnsiTheme="majorHAnsi" w:eastAsia="黑体"/>
       <w:b/>
       <w:bCs/>
       <w:i/>
@@ -3815,7 +4073,7 @@
     <w:semiHidden/>
     <w:rsid w:val="00FC693F"/>
     <w:rPr>
-      <w:rFonts w:asciiTheme="majorHAnsi" w:cstheme="majorBidi" w:eastAsiaTheme="majorEastAsia" w:hAnsiTheme="majorHAnsi"/>
+      <w:rFonts w:asciiTheme="majorHAnsi" w:cstheme="majorBidi" w:hAnsiTheme="majorHAnsi" w:eastAsia="黑体"/>
       <w:color w:themeColor="accent1" w:themeShade="7F" w:val="243F60"/>
     </w:rPr>
   </w:style>
@@ -3827,7 +4085,7 @@
     <w:semiHidden/>
     <w:rsid w:val="00FC693F"/>
     <w:rPr>
-      <w:rFonts w:asciiTheme="majorHAnsi" w:cstheme="majorBidi" w:eastAsiaTheme="majorEastAsia" w:hAnsiTheme="majorHAnsi"/>
+      <w:rFonts w:asciiTheme="majorHAnsi" w:cstheme="majorBidi" w:hAnsiTheme="majorHAnsi" w:eastAsia="黑体"/>
       <w:i/>
       <w:iCs/>
       <w:color w:themeColor="accent1" w:themeShade="7F" w:val="243F60"/>
@@ -3841,7 +4099,7 @@
     <w:semiHidden/>
     <w:rsid w:val="00FC693F"/>
     <w:rPr>
-      <w:rFonts w:asciiTheme="majorHAnsi" w:cstheme="majorBidi" w:eastAsiaTheme="majorEastAsia" w:hAnsiTheme="majorHAnsi"/>
+      <w:rFonts w:asciiTheme="majorHAnsi" w:cstheme="majorBidi" w:hAnsiTheme="majorHAnsi" w:eastAsia="黑体"/>
       <w:i/>
       <w:iCs/>
       <w:color w:themeColor="text1" w:themeTint="BF" w:val="404040"/>
@@ -3855,7 +4113,7 @@
     <w:semiHidden/>
     <w:rsid w:val="00FC693F"/>
     <w:rPr>
-      <w:rFonts w:asciiTheme="majorHAnsi" w:cstheme="majorBidi" w:eastAsiaTheme="majorEastAsia" w:hAnsiTheme="majorHAnsi"/>
+      <w:rFonts w:asciiTheme="majorHAnsi" w:cstheme="majorBidi" w:hAnsiTheme="majorHAnsi" w:eastAsia="黑体"/>
       <w:color w:themeColor="accent1" w:val="4F81BD"/>
       <w:sz w:val="20"/>
       <w:szCs w:val="20"/>
@@ -3869,7 +4127,7 @@
     <w:semiHidden/>
     <w:rsid w:val="00FC693F"/>
     <w:rPr>
-      <w:rFonts w:asciiTheme="majorHAnsi" w:cstheme="majorBidi" w:eastAsiaTheme="majorEastAsia" w:hAnsiTheme="majorHAnsi"/>
+      <w:rFonts w:asciiTheme="majorHAnsi" w:cstheme="majorBidi" w:hAnsiTheme="majorHAnsi" w:eastAsia="黑体"/>
       <w:i/>
       <w:iCs/>
       <w:color w:themeColor="text1" w:themeTint="BF" w:val="404040"/>
@@ -3890,6 +4148,7 @@
       <w:spacing w:line="240" w:lineRule="auto"/>
     </w:pPr>
     <w:rPr>
+      <w:rFonts w:eastAsia="黑体"/>
       <w:b/>
       <w:bCs/>
       <w:color w:themeColor="accent1" w:val="4F81BD"/>
@@ -3904,6 +4163,7 @@
     <w:qFormat/>
     <w:rsid w:val="00FC693F"/>
     <w:rPr>
+      <w:rFonts w:eastAsia="黑体"/>
       <w:b/>
       <w:bCs/>
     </w:rPr>
@@ -3915,6 +4175,7 @@
     <w:qFormat/>
     <w:rsid w:val="00FC693F"/>
     <w:rPr>
+      <w:rFonts w:eastAsia="黑体"/>
       <w:i/>
       <w:iCs/>
     </w:rPr>
@@ -3935,6 +4196,7 @@
       <w:ind w:left="936" w:right="936"/>
     </w:pPr>
     <w:rPr>
+      <w:rFonts w:eastAsia="黑体"/>
       <w:b/>
       <w:bCs/>
       <w:i/>
@@ -3949,6 +4211,7 @@
     <w:uiPriority w:val="30"/>
     <w:rsid w:val="00FC693F"/>
     <w:rPr>
+      <w:rFonts w:eastAsia="黑体"/>
       <w:b/>
       <w:bCs/>
       <w:i/>
@@ -3963,6 +4226,7 @@
     <w:qFormat/>
     <w:rsid w:val="00FC693F"/>
     <w:rPr>
+      <w:rFonts w:eastAsia="黑体"/>
       <w:i/>
       <w:iCs/>
       <w:color w:themeColor="text1" w:themeTint="7F" w:val="808080"/>
@@ -3975,6 +4239,7 @@
     <w:qFormat/>
     <w:rsid w:val="00FC693F"/>
     <w:rPr>
+      <w:rFonts w:eastAsia="黑体"/>
       <w:b/>
       <w:bCs/>
       <w:i/>
@@ -3989,6 +4254,7 @@
     <w:qFormat/>
     <w:rsid w:val="00FC693F"/>
     <w:rPr>
+      <w:rFonts w:eastAsia="黑体"/>
       <w:smallCaps/>
       <w:color w:themeColor="accent2" w:val="C0504D"/>
       <w:u w:val="single"/>
@@ -4001,6 +4267,7 @@
     <w:qFormat/>
     <w:rsid w:val="00FC693F"/>
     <w:rPr>
+      <w:rFonts w:eastAsia="黑体"/>
       <w:b/>
       <w:bCs/>
       <w:smallCaps/>
@@ -4016,6 +4283,7 @@
     <w:qFormat/>
     <w:rsid w:val="00FC693F"/>
     <w:rPr>
+      <w:rFonts w:eastAsia="黑体"/>
       <w:b/>
       <w:bCs/>
       <w:smallCaps/>
@@ -4070,6 +4338,7 @@
       <w:spacing w:after="0" w:line="240" w:lineRule="auto"/>
     </w:pPr>
     <w:rPr>
+      <w:rFonts w:eastAsia="黑体"/>
       <w:color w:themeColor="text1" w:themeShade="BF" w:val="000000"/>
     </w:rPr>
     <w:tblPr>
@@ -4092,6 +4361,7 @@
         <w:spacing w:after="0" w:before="0" w:line="240" w:lineRule="auto"/>
       </w:pPr>
       <w:rPr>
+        <w:rFonts w:eastAsia="黑体"/>
         <w:b/>
         <w:bCs/>
       </w:rPr>
@@ -4112,6 +4382,7 @@
         <w:spacing w:after="0" w:before="0" w:line="240" w:lineRule="auto"/>
       </w:pPr>
       <w:rPr>
+        <w:rFonts w:eastAsia="黑体"/>
         <w:b/>
         <w:bCs/>
       </w:rPr>
@@ -4129,12 +4400,14 @@
     </w:tblStylePr>
     <w:tblStylePr w:type="firstCol">
       <w:rPr>
+        <w:rFonts w:eastAsia="黑体"/>
         <w:b/>
         <w:bCs/>
       </w:rPr>
     </w:tblStylePr>
     <w:tblStylePr w:type="lastCol">
       <w:rPr>
+        <w:rFonts w:eastAsia="黑体"/>
         <w:b/>
         <w:bCs/>
       </w:rPr>
@@ -4173,6 +4446,7 @@
       <w:spacing w:after="0" w:line="240" w:lineRule="auto"/>
     </w:pPr>
     <w:rPr>
+      <w:rFonts w:eastAsia="黑体"/>
       <w:color w:themeColor="accent1" w:themeShade="BF" w:val="365F91"/>
     </w:rPr>
     <w:tblPr>
@@ -4195,6 +4469,7 @@
         <w:spacing w:after="0" w:before="0" w:line="240" w:lineRule="auto"/>
       </w:pPr>
       <w:rPr>
+        <w:rFonts w:eastAsia="黑体"/>
         <w:b/>
         <w:bCs/>
       </w:rPr>
@@ -4215,6 +4490,7 @@
         <w:spacing w:after="0" w:before="0" w:line="240" w:lineRule="auto"/>
       </w:pPr>
       <w:rPr>
+        <w:rFonts w:eastAsia="黑体"/>
         <w:b/>
         <w:bCs/>
       </w:rPr>
@@ -4232,12 +4508,14 @@
     </w:tblStylePr>
     <w:tblStylePr w:type="firstCol">
       <w:rPr>
+        <w:rFonts w:eastAsia="黑体"/>
         <w:b/>
         <w:bCs/>
       </w:rPr>
     </w:tblStylePr>
     <w:tblStylePr w:type="lastCol">
       <w:rPr>
+        <w:rFonts w:eastAsia="黑体"/>
         <w:b/>
         <w:bCs/>
       </w:rPr>
@@ -4276,6 +4554,7 @@
       <w:spacing w:after="0" w:line="240" w:lineRule="auto"/>
     </w:pPr>
     <w:rPr>
+      <w:rFonts w:eastAsia="黑体"/>
       <w:color w:themeColor="accent2" w:themeShade="BF" w:val="943634"/>
     </w:rPr>
     <w:tblPr>
@@ -4298,6 +4577,7 @@
         <w:spacing w:after="0" w:before="0" w:line="240" w:lineRule="auto"/>
       </w:pPr>
       <w:rPr>
+        <w:rFonts w:eastAsia="黑体"/>
         <w:b/>
         <w:bCs/>
       </w:rPr>
@@ -4318,6 +4598,7 @@
         <w:spacing w:after="0" w:before="0" w:line="240" w:lineRule="auto"/>
       </w:pPr>
       <w:rPr>
+        <w:rFonts w:eastAsia="黑体"/>
         <w:b/>
         <w:bCs/>
       </w:rPr>
@@ -4335,12 +4616,14 @@
     </w:tblStylePr>
     <w:tblStylePr w:type="firstCol">
       <w:rPr>
+        <w:rFonts w:eastAsia="黑体"/>
         <w:b/>
         <w:bCs/>
       </w:rPr>
     </w:tblStylePr>
     <w:tblStylePr w:type="lastCol">
       <w:rPr>
+        <w:rFonts w:eastAsia="黑体"/>
         <w:b/>
         <w:bCs/>
       </w:rPr>
@@ -4379,6 +4662,7 @@
       <w:spacing w:after="0" w:line="240" w:lineRule="auto"/>
     </w:pPr>
     <w:rPr>
+      <w:rFonts w:eastAsia="黑体"/>
       <w:color w:themeColor="accent3" w:themeShade="BF" w:val="76923C"/>
     </w:rPr>
     <w:tblPr>
@@ -4401,6 +4685,7 @@
         <w:spacing w:after="0" w:before="0" w:line="240" w:lineRule="auto"/>
       </w:pPr>
       <w:rPr>
+        <w:rFonts w:eastAsia="黑体"/>
         <w:b/>
         <w:bCs/>
       </w:rPr>
@@ -4421,6 +4706,7 @@
         <w:spacing w:after="0" w:before="0" w:line="240" w:lineRule="auto"/>
       </w:pPr>
       <w:rPr>
+        <w:rFonts w:eastAsia="黑体"/>
         <w:b/>
         <w:bCs/>
       </w:rPr>
@@ -4438,12 +4724,14 @@
     </w:tblStylePr>
     <w:tblStylePr w:type="firstCol">
       <w:rPr>
+        <w:rFonts w:eastAsia="黑体"/>
         <w:b/>
         <w:bCs/>
       </w:rPr>
     </w:tblStylePr>
     <w:tblStylePr w:type="lastCol">
       <w:rPr>
+        <w:rFonts w:eastAsia="黑体"/>
         <w:b/>
         <w:bCs/>
       </w:rPr>
@@ -4482,6 +4770,7 @@
       <w:spacing w:after="0" w:line="240" w:lineRule="auto"/>
     </w:pPr>
     <w:rPr>
+      <w:rFonts w:eastAsia="黑体"/>
       <w:color w:themeColor="accent4" w:themeShade="BF" w:val="5F497A"/>
     </w:rPr>
     <w:tblPr>
@@ -4504,6 +4793,7 @@
         <w:spacing w:after="0" w:before="0" w:line="240" w:lineRule="auto"/>
       </w:pPr>
       <w:rPr>
+        <w:rFonts w:eastAsia="黑体"/>
         <w:b/>
         <w:bCs/>
       </w:rPr>
@@ -4524,6 +4814,7 @@
         <w:spacing w:after="0" w:before="0" w:line="240" w:lineRule="auto"/>
       </w:pPr>
       <w:rPr>
+        <w:rFonts w:eastAsia="黑体"/>
         <w:b/>
         <w:bCs/>
       </w:rPr>
@@ -4541,12 +4832,14 @@
     </w:tblStylePr>
     <w:tblStylePr w:type="firstCol">
       <w:rPr>
+        <w:rFonts w:eastAsia="黑体"/>
         <w:b/>
         <w:bCs/>
       </w:rPr>
     </w:tblStylePr>
     <w:tblStylePr w:type="lastCol">
       <w:rPr>
+        <w:rFonts w:eastAsia="黑体"/>
         <w:b/>
         <w:bCs/>
       </w:rPr>
@@ -4585,6 +4878,7 @@
       <w:spacing w:after="0" w:line="240" w:lineRule="auto"/>
     </w:pPr>
     <w:rPr>
+      <w:rFonts w:eastAsia="黑体"/>
       <w:color w:themeColor="accent5" w:themeShade="BF" w:val="31849B"/>
     </w:rPr>
     <w:tblPr>
@@ -4607,6 +4901,7 @@
         <w:spacing w:after="0" w:before="0" w:line="240" w:lineRule="auto"/>
       </w:pPr>
       <w:rPr>
+        <w:rFonts w:eastAsia="黑体"/>
         <w:b/>
         <w:bCs/>
       </w:rPr>
@@ -4627,6 +4922,7 @@
         <w:spacing w:after="0" w:before="0" w:line="240" w:lineRule="auto"/>
       </w:pPr>
       <w:rPr>
+        <w:rFonts w:eastAsia="黑体"/>
         <w:b/>
         <w:bCs/>
       </w:rPr>
@@ -4644,12 +4940,14 @@
     </w:tblStylePr>
     <w:tblStylePr w:type="firstCol">
       <w:rPr>
+        <w:rFonts w:eastAsia="黑体"/>
         <w:b/>
         <w:bCs/>
       </w:rPr>
     </w:tblStylePr>
     <w:tblStylePr w:type="lastCol">
       <w:rPr>
+        <w:rFonts w:eastAsia="黑体"/>
         <w:b/>
         <w:bCs/>
       </w:rPr>
@@ -4688,6 +4986,7 @@
       <w:spacing w:after="0" w:line="240" w:lineRule="auto"/>
     </w:pPr>
     <w:rPr>
+      <w:rFonts w:eastAsia="黑体"/>
       <w:color w:themeColor="accent6" w:themeShade="BF" w:val="E36C0A"/>
     </w:rPr>
     <w:tblPr>
@@ -4710,6 +5009,7 @@
         <w:spacing w:after="0" w:before="0" w:line="240" w:lineRule="auto"/>
       </w:pPr>
       <w:rPr>
+        <w:rFonts w:eastAsia="黑体"/>
         <w:b/>
         <w:bCs/>
       </w:rPr>
@@ -4730,6 +5030,7 @@
         <w:spacing w:after="0" w:before="0" w:line="240" w:lineRule="auto"/>
       </w:pPr>
       <w:rPr>
+        <w:rFonts w:eastAsia="黑体"/>
         <w:b/>
         <w:bCs/>
       </w:rPr>
@@ -4747,12 +5048,14 @@
     </w:tblStylePr>
     <w:tblStylePr w:type="firstCol">
       <w:rPr>
+        <w:rFonts w:eastAsia="黑体"/>
         <w:b/>
         <w:bCs/>
       </w:rPr>
     </w:tblStylePr>
     <w:tblStylePr w:type="lastCol">
       <w:rPr>
+        <w:rFonts w:eastAsia="黑体"/>
         <w:b/>
         <w:bCs/>
       </w:rPr>
@@ -4812,6 +5115,7 @@
         <w:spacing w:after="0" w:before="0" w:line="240" w:lineRule="auto"/>
       </w:pPr>
       <w:rPr>
+        <w:rFonts w:eastAsia="黑体"/>
         <w:b/>
         <w:bCs/>
         <w:color w:themeColor="background1" w:val="FFFFFF"/>
@@ -4826,6 +5130,7 @@
         <w:spacing w:after="0" w:before="0" w:line="240" w:lineRule="auto"/>
       </w:pPr>
       <w:rPr>
+        <w:rFonts w:eastAsia="黑体"/>
         <w:b/>
         <w:bCs/>
       </w:rPr>
@@ -4841,12 +5146,14 @@
     </w:tblStylePr>
     <w:tblStylePr w:type="firstCol">
       <w:rPr>
+        <w:rFonts w:eastAsia="黑体"/>
         <w:b/>
         <w:bCs/>
       </w:rPr>
     </w:tblStylePr>
     <w:tblStylePr w:type="lastCol">
       <w:rPr>
+        <w:rFonts w:eastAsia="黑体"/>
         <w:b/>
         <w:bCs/>
       </w:rPr>
@@ -4904,6 +5211,7 @@
         <w:spacing w:after="0" w:before="0" w:line="240" w:lineRule="auto"/>
       </w:pPr>
       <w:rPr>
+        <w:rFonts w:eastAsia="黑体"/>
         <w:b/>
         <w:bCs/>
         <w:color w:themeColor="background1" w:val="FFFFFF"/>
@@ -4918,6 +5226,7 @@
         <w:spacing w:after="0" w:before="0" w:line="240" w:lineRule="auto"/>
       </w:pPr>
       <w:rPr>
+        <w:rFonts w:eastAsia="黑体"/>
         <w:b/>
         <w:bCs/>
       </w:rPr>
@@ -4933,12 +5242,14 @@
     </w:tblStylePr>
     <w:tblStylePr w:type="firstCol">
       <w:rPr>
+        <w:rFonts w:eastAsia="黑体"/>
         <w:b/>
         <w:bCs/>
       </w:rPr>
     </w:tblStylePr>
     <w:tblStylePr w:type="lastCol">
       <w:rPr>
+        <w:rFonts w:eastAsia="黑体"/>
         <w:b/>
         <w:bCs/>
       </w:rPr>
@@ -4996,6 +5307,7 @@
         <w:spacing w:after="0" w:before="0" w:line="240" w:lineRule="auto"/>
       </w:pPr>
       <w:rPr>
+        <w:rFonts w:eastAsia="黑体"/>
         <w:b/>
         <w:bCs/>
         <w:color w:themeColor="background1" w:val="FFFFFF"/>
@@ -5010,6 +5322,7 @@
         <w:spacing w:after="0" w:before="0" w:line="240" w:lineRule="auto"/>
       </w:pPr>
       <w:rPr>
+        <w:rFonts w:eastAsia="黑体"/>
         <w:b/>
         <w:bCs/>
       </w:rPr>
@@ -5025,12 +5338,14 @@
     </w:tblStylePr>
     <w:tblStylePr w:type="firstCol">
       <w:rPr>
+        <w:rFonts w:eastAsia="黑体"/>
         <w:b/>
         <w:bCs/>
       </w:rPr>
     </w:tblStylePr>
     <w:tblStylePr w:type="lastCol">
       <w:rPr>
+        <w:rFonts w:eastAsia="黑体"/>
         <w:b/>
         <w:bCs/>
       </w:rPr>
@@ -5088,6 +5403,7 @@
         <w:spacing w:after="0" w:before="0" w:line="240" w:lineRule="auto"/>
       </w:pPr>
       <w:rPr>
+        <w:rFonts w:eastAsia="黑体"/>
         <w:b/>
         <w:bCs/>
         <w:color w:themeColor="background1" w:val="FFFFFF"/>
@@ -5102,6 +5418,7 @@
         <w:spacing w:after="0" w:before="0" w:line="240" w:lineRule="auto"/>
       </w:pPr>
       <w:rPr>
+        <w:rFonts w:eastAsia="黑体"/>
         <w:b/>
         <w:bCs/>
       </w:rPr>
@@ -5117,12 +5434,14 @@
     </w:tblStylePr>
     <w:tblStylePr w:type="firstCol">
       <w:rPr>
+        <w:rFonts w:eastAsia="黑体"/>
         <w:b/>
         <w:bCs/>
       </w:rPr>
     </w:tblStylePr>
     <w:tblStylePr w:type="lastCol">
       <w:rPr>
+        <w:rFonts w:eastAsia="黑体"/>
         <w:b/>
         <w:bCs/>
       </w:rPr>
@@ -5180,6 +5499,7 @@
         <w:spacing w:after="0" w:before="0" w:line="240" w:lineRule="auto"/>
       </w:pPr>
       <w:rPr>
+        <w:rFonts w:eastAsia="黑体"/>
         <w:b/>
         <w:bCs/>
         <w:color w:themeColor="background1" w:val="FFFFFF"/>
@@ -5194,6 +5514,7 @@
         <w:spacing w:after="0" w:before="0" w:line="240" w:lineRule="auto"/>
       </w:pPr>
       <w:rPr>
+        <w:rFonts w:eastAsia="黑体"/>
         <w:b/>
         <w:bCs/>
       </w:rPr>
@@ -5209,12 +5530,14 @@
     </w:tblStylePr>
     <w:tblStylePr w:type="firstCol">
       <w:rPr>
+        <w:rFonts w:eastAsia="黑体"/>
         <w:b/>
         <w:bCs/>
       </w:rPr>
     </w:tblStylePr>
     <w:tblStylePr w:type="lastCol">
       <w:rPr>
+        <w:rFonts w:eastAsia="黑体"/>
         <w:b/>
         <w:bCs/>
       </w:rPr>
@@ -5272,6 +5595,7 @@
         <w:spacing w:after="0" w:before="0" w:line="240" w:lineRule="auto"/>
       </w:pPr>
       <w:rPr>
+        <w:rFonts w:eastAsia="黑体"/>
         <w:b/>
         <w:bCs/>
         <w:color w:themeColor="background1" w:val="FFFFFF"/>
@@ -5286,6 +5610,7 @@
         <w:spacing w:after="0" w:before="0" w:line="240" w:lineRule="auto"/>
       </w:pPr>
       <w:rPr>
+        <w:rFonts w:eastAsia="黑体"/>
         <w:b/>
         <w:bCs/>
       </w:rPr>
@@ -5301,12 +5626,14 @@
     </w:tblStylePr>
     <w:tblStylePr w:type="firstCol">
       <w:rPr>
+        <w:rFonts w:eastAsia="黑体"/>
         <w:b/>
         <w:bCs/>
       </w:rPr>
     </w:tblStylePr>
     <w:tblStylePr w:type="lastCol">
       <w:rPr>
+        <w:rFonts w:eastAsia="黑体"/>
         <w:b/>
         <w:bCs/>
       </w:rPr>
@@ -5364,6 +5691,7 @@
         <w:spacing w:after="0" w:before="0" w:line="240" w:lineRule="auto"/>
       </w:pPr>
       <w:rPr>
+        <w:rFonts w:eastAsia="黑体"/>
         <w:b/>
         <w:bCs/>
         <w:color w:themeColor="background1" w:val="FFFFFF"/>
@@ -5378,6 +5706,7 @@
         <w:spacing w:after="0" w:before="0" w:line="240" w:lineRule="auto"/>
       </w:pPr>
       <w:rPr>
+        <w:rFonts w:eastAsia="黑体"/>
         <w:b/>
         <w:bCs/>
       </w:rPr>
@@ -5393,12 +5722,14 @@
     </w:tblStylePr>
     <w:tblStylePr w:type="firstCol">
       <w:rPr>
+        <w:rFonts w:eastAsia="黑体"/>
         <w:b/>
         <w:bCs/>
       </w:rPr>
     </w:tblStylePr>
     <w:tblStylePr w:type="lastCol">
       <w:rPr>
+        <w:rFonts w:eastAsia="黑体"/>
         <w:b/>
         <w:bCs/>
       </w:rPr>
@@ -5458,7 +5789,7 @@
         <w:spacing w:after="0" w:before="0" w:line="240" w:lineRule="auto"/>
       </w:pPr>
       <w:rPr>
-        <w:rFonts w:asciiTheme="majorHAnsi" w:cstheme="majorBidi" w:eastAsiaTheme="majorEastAsia" w:hAnsiTheme="majorHAnsi"/>
+        <w:rFonts w:asciiTheme="majorHAnsi" w:cstheme="majorBidi" w:hAnsiTheme="majorHAnsi" w:eastAsia="黑体"/>
         <w:b/>
         <w:bCs/>
       </w:rPr>
@@ -5479,7 +5810,7 @@
         <w:spacing w:after="0" w:before="0" w:line="240" w:lineRule="auto"/>
       </w:pPr>
       <w:rPr>
-        <w:rFonts w:asciiTheme="majorHAnsi" w:cstheme="majorBidi" w:eastAsiaTheme="majorEastAsia" w:hAnsiTheme="majorHAnsi"/>
+        <w:rFonts w:asciiTheme="majorHAnsi" w:cstheme="majorBidi" w:hAnsiTheme="majorHAnsi" w:eastAsia="黑体"/>
         <w:b/>
         <w:bCs/>
       </w:rPr>
@@ -5497,14 +5828,14 @@
     </w:tblStylePr>
     <w:tblStylePr w:type="firstCol">
       <w:rPr>
-        <w:rFonts w:asciiTheme="majorHAnsi" w:cstheme="majorBidi" w:eastAsiaTheme="majorEastAsia" w:hAnsiTheme="majorHAnsi"/>
+        <w:rFonts w:asciiTheme="majorHAnsi" w:cstheme="majorBidi" w:hAnsiTheme="majorHAnsi" w:eastAsia="黑体"/>
         <w:b/>
         <w:bCs/>
       </w:rPr>
     </w:tblStylePr>
     <w:tblStylePr w:type="lastCol">
       <w:rPr>
-        <w:rFonts w:asciiTheme="majorHAnsi" w:cstheme="majorBidi" w:eastAsiaTheme="majorEastAsia" w:hAnsiTheme="majorHAnsi"/>
+        <w:rFonts w:asciiTheme="majorHAnsi" w:cstheme="majorBidi" w:hAnsiTheme="majorHAnsi" w:eastAsia="黑体"/>
         <w:b/>
         <w:bCs/>
       </w:rPr>
@@ -5588,7 +5919,7 @@
         <w:spacing w:after="0" w:before="0" w:line="240" w:lineRule="auto"/>
       </w:pPr>
       <w:rPr>
-        <w:rFonts w:asciiTheme="majorHAnsi" w:cstheme="majorBidi" w:eastAsiaTheme="majorEastAsia" w:hAnsiTheme="majorHAnsi"/>
+        <w:rFonts w:asciiTheme="majorHAnsi" w:cstheme="majorBidi" w:hAnsiTheme="majorHAnsi" w:eastAsia="黑体"/>
         <w:b/>
         <w:bCs/>
       </w:rPr>
@@ -5609,7 +5940,7 @@
         <w:spacing w:after="0" w:before="0" w:line="240" w:lineRule="auto"/>
       </w:pPr>
       <w:rPr>
-        <w:rFonts w:asciiTheme="majorHAnsi" w:cstheme="majorBidi" w:eastAsiaTheme="majorEastAsia" w:hAnsiTheme="majorHAnsi"/>
+        <w:rFonts w:asciiTheme="majorHAnsi" w:cstheme="majorBidi" w:hAnsiTheme="majorHAnsi" w:eastAsia="黑体"/>
         <w:b/>
         <w:bCs/>
       </w:rPr>
@@ -5627,14 +5958,14 @@
     </w:tblStylePr>
     <w:tblStylePr w:type="firstCol">
       <w:rPr>
-        <w:rFonts w:asciiTheme="majorHAnsi" w:cstheme="majorBidi" w:eastAsiaTheme="majorEastAsia" w:hAnsiTheme="majorHAnsi"/>
+        <w:rFonts w:asciiTheme="majorHAnsi" w:cstheme="majorBidi" w:hAnsiTheme="majorHAnsi" w:eastAsia="黑体"/>
         <w:b/>
         <w:bCs/>
       </w:rPr>
     </w:tblStylePr>
     <w:tblStylePr w:type="lastCol">
       <w:rPr>
-        <w:rFonts w:asciiTheme="majorHAnsi" w:cstheme="majorBidi" w:eastAsiaTheme="majorEastAsia" w:hAnsiTheme="majorHAnsi"/>
+        <w:rFonts w:asciiTheme="majorHAnsi" w:cstheme="majorBidi" w:hAnsiTheme="majorHAnsi" w:eastAsia="黑体"/>
         <w:b/>
         <w:bCs/>
       </w:rPr>
@@ -5718,7 +6049,7 @@
         <w:spacing w:after="0" w:before="0" w:line="240" w:lineRule="auto"/>
       </w:pPr>
       <w:rPr>
-        <w:rFonts w:asciiTheme="majorHAnsi" w:cstheme="majorBidi" w:eastAsiaTheme="majorEastAsia" w:hAnsiTheme="majorHAnsi"/>
+        <w:rFonts w:asciiTheme="majorHAnsi" w:cstheme="majorBidi" w:hAnsiTheme="majorHAnsi" w:eastAsia="黑体"/>
         <w:b/>
         <w:bCs/>
       </w:rPr>
@@ -5739,7 +6070,7 @@
         <w:spacing w:after="0" w:before="0" w:line="240" w:lineRule="auto"/>
       </w:pPr>
       <w:rPr>
-        <w:rFonts w:asciiTheme="majorHAnsi" w:cstheme="majorBidi" w:eastAsiaTheme="majorEastAsia" w:hAnsiTheme="majorHAnsi"/>
+        <w:rFonts w:asciiTheme="majorHAnsi" w:cstheme="majorBidi" w:hAnsiTheme="majorHAnsi" w:eastAsia="黑体"/>
         <w:b/>
         <w:bCs/>
       </w:rPr>
@@ -5757,14 +6088,14 @@
     </w:tblStylePr>
     <w:tblStylePr w:type="firstCol">
       <w:rPr>
-        <w:rFonts w:asciiTheme="majorHAnsi" w:cstheme="majorBidi" w:eastAsiaTheme="majorEastAsia" w:hAnsiTheme="majorHAnsi"/>
+        <w:rFonts w:asciiTheme="majorHAnsi" w:cstheme="majorBidi" w:hAnsiTheme="majorHAnsi" w:eastAsia="黑体"/>
         <w:b/>
         <w:bCs/>
       </w:rPr>
     </w:tblStylePr>
     <w:tblStylePr w:type="lastCol">
       <w:rPr>
-        <w:rFonts w:asciiTheme="majorHAnsi" w:cstheme="majorBidi" w:eastAsiaTheme="majorEastAsia" w:hAnsiTheme="majorHAnsi"/>
+        <w:rFonts w:asciiTheme="majorHAnsi" w:cstheme="majorBidi" w:hAnsiTheme="majorHAnsi" w:eastAsia="黑体"/>
         <w:b/>
         <w:bCs/>
       </w:rPr>
@@ -5848,7 +6179,7 @@
         <w:spacing w:after="0" w:before="0" w:line="240" w:lineRule="auto"/>
       </w:pPr>
       <w:rPr>
-        <w:rFonts w:asciiTheme="majorHAnsi" w:cstheme="majorBidi" w:eastAsiaTheme="majorEastAsia" w:hAnsiTheme="majorHAnsi"/>
+        <w:rFonts w:asciiTheme="majorHAnsi" w:cstheme="majorBidi" w:hAnsiTheme="majorHAnsi" w:eastAsia="黑体"/>
         <w:b/>
         <w:bCs/>
       </w:rPr>
@@ -5869,7 +6200,7 @@
         <w:spacing w:after="0" w:before="0" w:line="240" w:lineRule="auto"/>
       </w:pPr>
       <w:rPr>
-        <w:rFonts w:asciiTheme="majorHAnsi" w:cstheme="majorBidi" w:eastAsiaTheme="majorEastAsia" w:hAnsiTheme="majorHAnsi"/>
+        <w:rFonts w:asciiTheme="majorHAnsi" w:cstheme="majorBidi" w:hAnsiTheme="majorHAnsi" w:eastAsia="黑体"/>
         <w:b/>
         <w:bCs/>
       </w:rPr>
@@ -5887,14 +6218,14 @@
     </w:tblStylePr>
     <w:tblStylePr w:type="firstCol">
       <w:rPr>
-        <w:rFonts w:asciiTheme="majorHAnsi" w:cstheme="majorBidi" w:eastAsiaTheme="majorEastAsia" w:hAnsiTheme="majorHAnsi"/>
+        <w:rFonts w:asciiTheme="majorHAnsi" w:cstheme="majorBidi" w:hAnsiTheme="majorHAnsi" w:eastAsia="黑体"/>
         <w:b/>
         <w:bCs/>
       </w:rPr>
     </w:tblStylePr>
     <w:tblStylePr w:type="lastCol">
       <w:rPr>
-        <w:rFonts w:asciiTheme="majorHAnsi" w:cstheme="majorBidi" w:eastAsiaTheme="majorEastAsia" w:hAnsiTheme="majorHAnsi"/>
+        <w:rFonts w:asciiTheme="majorHAnsi" w:cstheme="majorBidi" w:hAnsiTheme="majorHAnsi" w:eastAsia="黑体"/>
         <w:b/>
         <w:bCs/>
       </w:rPr>
@@ -5978,7 +6309,7 @@
         <w:spacing w:after="0" w:before="0" w:line="240" w:lineRule="auto"/>
       </w:pPr>
       <w:rPr>
-        <w:rFonts w:asciiTheme="majorHAnsi" w:cstheme="majorBidi" w:eastAsiaTheme="majorEastAsia" w:hAnsiTheme="majorHAnsi"/>
+        <w:rFonts w:asciiTheme="majorHAnsi" w:cstheme="majorBidi" w:hAnsiTheme="majorHAnsi" w:eastAsia="黑体"/>
         <w:b/>
         <w:bCs/>
       </w:rPr>
@@ -5999,7 +6330,7 @@
         <w:spacing w:after="0" w:before="0" w:line="240" w:lineRule="auto"/>
       </w:pPr>
       <w:rPr>
-        <w:rFonts w:asciiTheme="majorHAnsi" w:cstheme="majorBidi" w:eastAsiaTheme="majorEastAsia" w:hAnsiTheme="majorHAnsi"/>
+        <w:rFonts w:asciiTheme="majorHAnsi" w:cstheme="majorBidi" w:hAnsiTheme="majorHAnsi" w:eastAsia="黑体"/>
         <w:b/>
         <w:bCs/>
       </w:rPr>
@@ -6017,14 +6348,14 @@
     </w:tblStylePr>
     <w:tblStylePr w:type="firstCol">
       <w:rPr>
-        <w:rFonts w:asciiTheme="majorHAnsi" w:cstheme="majorBidi" w:eastAsiaTheme="majorEastAsia" w:hAnsiTheme="majorHAnsi"/>
+        <w:rFonts w:asciiTheme="majorHAnsi" w:cstheme="majorBidi" w:hAnsiTheme="majorHAnsi" w:eastAsia="黑体"/>
         <w:b/>
         <w:bCs/>
       </w:rPr>
     </w:tblStylePr>
     <w:tblStylePr w:type="lastCol">
       <w:rPr>
-        <w:rFonts w:asciiTheme="majorHAnsi" w:cstheme="majorBidi" w:eastAsiaTheme="majorEastAsia" w:hAnsiTheme="majorHAnsi"/>
+        <w:rFonts w:asciiTheme="majorHAnsi" w:cstheme="majorBidi" w:hAnsiTheme="majorHAnsi" w:eastAsia="黑体"/>
         <w:b/>
         <w:bCs/>
       </w:rPr>
@@ -6108,7 +6439,7 @@
         <w:spacing w:after="0" w:before="0" w:line="240" w:lineRule="auto"/>
       </w:pPr>
       <w:rPr>
-        <w:rFonts w:asciiTheme="majorHAnsi" w:cstheme="majorBidi" w:eastAsiaTheme="majorEastAsia" w:hAnsiTheme="majorHAnsi"/>
+        <w:rFonts w:asciiTheme="majorHAnsi" w:cstheme="majorBidi" w:hAnsiTheme="majorHAnsi" w:eastAsia="黑体"/>
         <w:b/>
         <w:bCs/>
       </w:rPr>
@@ -6129,7 +6460,7 @@
         <w:spacing w:after="0" w:before="0" w:line="240" w:lineRule="auto"/>
       </w:pPr>
       <w:rPr>
-        <w:rFonts w:asciiTheme="majorHAnsi" w:cstheme="majorBidi" w:eastAsiaTheme="majorEastAsia" w:hAnsiTheme="majorHAnsi"/>
+        <w:rFonts w:asciiTheme="majorHAnsi" w:cstheme="majorBidi" w:hAnsiTheme="majorHAnsi" w:eastAsia="黑体"/>
         <w:b/>
         <w:bCs/>
       </w:rPr>
@@ -6147,14 +6478,14 @@
     </w:tblStylePr>
     <w:tblStylePr w:type="firstCol">
       <w:rPr>
-        <w:rFonts w:asciiTheme="majorHAnsi" w:cstheme="majorBidi" w:eastAsiaTheme="majorEastAsia" w:hAnsiTheme="majorHAnsi"/>
+        <w:rFonts w:asciiTheme="majorHAnsi" w:cstheme="majorBidi" w:hAnsiTheme="majorHAnsi" w:eastAsia="黑体"/>
         <w:b/>
         <w:bCs/>
       </w:rPr>
     </w:tblStylePr>
     <w:tblStylePr w:type="lastCol">
       <w:rPr>
-        <w:rFonts w:asciiTheme="majorHAnsi" w:cstheme="majorBidi" w:eastAsiaTheme="majorEastAsia" w:hAnsiTheme="majorHAnsi"/>
+        <w:rFonts w:asciiTheme="majorHAnsi" w:cstheme="majorBidi" w:hAnsiTheme="majorHAnsi" w:eastAsia="黑体"/>
         <w:b/>
         <w:bCs/>
       </w:rPr>
@@ -6238,7 +6569,7 @@
         <w:spacing w:after="0" w:before="0" w:line="240" w:lineRule="auto"/>
       </w:pPr>
       <w:rPr>
-        <w:rFonts w:asciiTheme="majorHAnsi" w:cstheme="majorBidi" w:eastAsiaTheme="majorEastAsia" w:hAnsiTheme="majorHAnsi"/>
+        <w:rFonts w:asciiTheme="majorHAnsi" w:cstheme="majorBidi" w:hAnsiTheme="majorHAnsi" w:eastAsia="黑体"/>
         <w:b/>
         <w:bCs/>
       </w:rPr>
@@ -6259,7 +6590,7 @@
         <w:spacing w:after="0" w:before="0" w:line="240" w:lineRule="auto"/>
       </w:pPr>
       <w:rPr>
-        <w:rFonts w:asciiTheme="majorHAnsi" w:cstheme="majorBidi" w:eastAsiaTheme="majorEastAsia" w:hAnsiTheme="majorHAnsi"/>
+        <w:rFonts w:asciiTheme="majorHAnsi" w:cstheme="majorBidi" w:hAnsiTheme="majorHAnsi" w:eastAsia="黑体"/>
         <w:b/>
         <w:bCs/>
       </w:rPr>
@@ -6277,14 +6608,14 @@
     </w:tblStylePr>
     <w:tblStylePr w:type="firstCol">
       <w:rPr>
-        <w:rFonts w:asciiTheme="majorHAnsi" w:cstheme="majorBidi" w:eastAsiaTheme="majorEastAsia" w:hAnsiTheme="majorHAnsi"/>
+        <w:rFonts w:asciiTheme="majorHAnsi" w:cstheme="majorBidi" w:hAnsiTheme="majorHAnsi" w:eastAsia="黑体"/>
         <w:b/>
         <w:bCs/>
       </w:rPr>
     </w:tblStylePr>
     <w:tblStylePr w:type="lastCol">
       <w:rPr>
-        <w:rFonts w:asciiTheme="majorHAnsi" w:cstheme="majorBidi" w:eastAsiaTheme="majorEastAsia" w:hAnsiTheme="majorHAnsi"/>
+        <w:rFonts w:asciiTheme="majorHAnsi" w:cstheme="majorBidi" w:hAnsiTheme="majorHAnsi" w:eastAsia="黑体"/>
         <w:b/>
         <w:bCs/>
       </w:rPr>
@@ -6367,6 +6698,7 @@
         <w:spacing w:after="0" w:before="0" w:line="240" w:lineRule="auto"/>
       </w:pPr>
       <w:rPr>
+        <w:rFonts w:eastAsia="黑体"/>
         <w:b/>
         <w:bCs/>
         <w:color w:themeColor="background1" w:val="FFFFFF"/>
@@ -6389,6 +6721,7 @@
         <w:spacing w:after="0" w:before="0" w:line="240" w:lineRule="auto"/>
       </w:pPr>
       <w:rPr>
+        <w:rFonts w:eastAsia="黑体"/>
         <w:b/>
         <w:bCs/>
       </w:rPr>
@@ -6406,12 +6739,14 @@
     </w:tblStylePr>
     <w:tblStylePr w:type="firstCol">
       <w:rPr>
+        <w:rFonts w:eastAsia="黑体"/>
         <w:b/>
         <w:bCs/>
       </w:rPr>
     </w:tblStylePr>
     <w:tblStylePr w:type="lastCol">
       <w:rPr>
+        <w:rFonts w:eastAsia="黑体"/>
         <w:b/>
         <w:bCs/>
       </w:rPr>
@@ -6473,6 +6808,7 @@
         <w:spacing w:after="0" w:before="0" w:line="240" w:lineRule="auto"/>
       </w:pPr>
       <w:rPr>
+        <w:rFonts w:eastAsia="黑体"/>
         <w:b/>
         <w:bCs/>
         <w:color w:themeColor="background1" w:val="FFFFFF"/>
@@ -6495,6 +6831,7 @@
         <w:spacing w:after="0" w:before="0" w:line="240" w:lineRule="auto"/>
       </w:pPr>
       <w:rPr>
+        <w:rFonts w:eastAsia="黑体"/>
         <w:b/>
         <w:bCs/>
       </w:rPr>
@@ -6512,12 +6849,14 @@
     </w:tblStylePr>
     <w:tblStylePr w:type="firstCol">
       <w:rPr>
+        <w:rFonts w:eastAsia="黑体"/>
         <w:b/>
         <w:bCs/>
       </w:rPr>
     </w:tblStylePr>
     <w:tblStylePr w:type="lastCol">
       <w:rPr>
+        <w:rFonts w:eastAsia="黑体"/>
         <w:b/>
         <w:bCs/>
       </w:rPr>
@@ -6579,6 +6918,7 @@
         <w:spacing w:after="0" w:before="0" w:line="240" w:lineRule="auto"/>
       </w:pPr>
       <w:rPr>
+        <w:rFonts w:eastAsia="黑体"/>
         <w:b/>
         <w:bCs/>
         <w:color w:themeColor="background1" w:val="FFFFFF"/>
@@ -6601,6 +6941,7 @@
         <w:spacing w:after="0" w:before="0" w:line="240" w:lineRule="auto"/>
       </w:pPr>
       <w:rPr>
+        <w:rFonts w:eastAsia="黑体"/>
         <w:b/>
         <w:bCs/>
       </w:rPr>
@@ -6618,12 +6959,14 @@
     </w:tblStylePr>
     <w:tblStylePr w:type="firstCol">
       <w:rPr>
+        <w:rFonts w:eastAsia="黑体"/>
         <w:b/>
         <w:bCs/>
       </w:rPr>
     </w:tblStylePr>
     <w:tblStylePr w:type="lastCol">
       <w:rPr>
+        <w:rFonts w:eastAsia="黑体"/>
         <w:b/>
         <w:bCs/>
       </w:rPr>
@@ -6685,6 +7028,7 @@
         <w:spacing w:after="0" w:before="0" w:line="240" w:lineRule="auto"/>
       </w:pPr>
       <w:rPr>
+        <w:rFonts w:eastAsia="黑体"/>
         <w:b/>
         <w:bCs/>
         <w:color w:themeColor="background1" w:val="FFFFFF"/>
@@ -6707,6 +7051,7 @@
         <w:spacing w:after="0" w:before="0" w:line="240" w:lineRule="auto"/>
       </w:pPr>
       <w:rPr>
+        <w:rFonts w:eastAsia="黑体"/>
         <w:b/>
         <w:bCs/>
       </w:rPr>
@@ -6724,12 +7069,14 @@
     </w:tblStylePr>
     <w:tblStylePr w:type="firstCol">
       <w:rPr>
+        <w:rFonts w:eastAsia="黑体"/>
         <w:b/>
         <w:bCs/>
       </w:rPr>
     </w:tblStylePr>
     <w:tblStylePr w:type="lastCol">
       <w:rPr>
+        <w:rFonts w:eastAsia="黑体"/>
         <w:b/>
         <w:bCs/>
       </w:rPr>
@@ -6791,6 +7138,7 @@
         <w:spacing w:after="0" w:before="0" w:line="240" w:lineRule="auto"/>
       </w:pPr>
       <w:rPr>
+        <w:rFonts w:eastAsia="黑体"/>
         <w:b/>
         <w:bCs/>
         <w:color w:themeColor="background1" w:val="FFFFFF"/>
@@ -6813,6 +7161,7 @@
         <w:spacing w:after="0" w:before="0" w:line="240" w:lineRule="auto"/>
       </w:pPr>
       <w:rPr>
+        <w:rFonts w:eastAsia="黑体"/>
         <w:b/>
         <w:bCs/>
       </w:rPr>
@@ -6830,12 +7179,14 @@
     </w:tblStylePr>
     <w:tblStylePr w:type="firstCol">
       <w:rPr>
+        <w:rFonts w:eastAsia="黑体"/>
         <w:b/>
         <w:bCs/>
       </w:rPr>
     </w:tblStylePr>
     <w:tblStylePr w:type="lastCol">
       <w:rPr>
+        <w:rFonts w:eastAsia="黑体"/>
         <w:b/>
         <w:bCs/>
       </w:rPr>
@@ -6897,6 +7248,7 @@
         <w:spacing w:after="0" w:before="0" w:line="240" w:lineRule="auto"/>
       </w:pPr>
       <w:rPr>
+        <w:rFonts w:eastAsia="黑体"/>
         <w:b/>
         <w:bCs/>
         <w:color w:themeColor="background1" w:val="FFFFFF"/>
@@ -6919,6 +7271,7 @@
         <w:spacing w:after="0" w:before="0" w:line="240" w:lineRule="auto"/>
       </w:pPr>
       <w:rPr>
+        <w:rFonts w:eastAsia="黑体"/>
         <w:b/>
         <w:bCs/>
       </w:rPr>
@@ -6936,12 +7289,14 @@
     </w:tblStylePr>
     <w:tblStylePr w:type="firstCol">
       <w:rPr>
+        <w:rFonts w:eastAsia="黑体"/>
         <w:b/>
         <w:bCs/>
       </w:rPr>
     </w:tblStylePr>
     <w:tblStylePr w:type="lastCol">
       <w:rPr>
+        <w:rFonts w:eastAsia="黑体"/>
         <w:b/>
         <w:bCs/>
       </w:rPr>
@@ -7003,6 +7358,7 @@
         <w:spacing w:after="0" w:before="0" w:line="240" w:lineRule="auto"/>
       </w:pPr>
       <w:rPr>
+        <w:rFonts w:eastAsia="黑体"/>
         <w:b/>
         <w:bCs/>
         <w:color w:themeColor="background1" w:val="FFFFFF"/>
@@ -7025,6 +7381,7 @@
         <w:spacing w:after="0" w:before="0" w:line="240" w:lineRule="auto"/>
       </w:pPr>
       <w:rPr>
+        <w:rFonts w:eastAsia="黑体"/>
         <w:b/>
         <w:bCs/>
       </w:rPr>
@@ -7042,12 +7399,14 @@
     </w:tblStylePr>
     <w:tblStylePr w:type="firstCol">
       <w:rPr>
+        <w:rFonts w:eastAsia="黑体"/>
         <w:b/>
         <w:bCs/>
       </w:rPr>
     </w:tblStylePr>
     <w:tblStylePr w:type="lastCol">
       <w:rPr>
+        <w:rFonts w:eastAsia="黑体"/>
         <w:b/>
         <w:bCs/>
       </w:rPr>
@@ -7106,6 +7465,7 @@
         <w:spacing w:after="0" w:before="0" w:line="240" w:lineRule="auto"/>
       </w:pPr>
       <w:rPr>
+        <w:rFonts w:eastAsia="黑体"/>
         <w:b/>
         <w:bCs/>
         <w:color w:themeColor="background1" w:val="FFFFFF"/>
@@ -7128,6 +7488,7 @@
         <w:spacing w:after="0" w:before="0" w:line="240" w:lineRule="auto"/>
       </w:pPr>
       <w:rPr>
+        <w:rFonts w:eastAsia="黑体"/>
         <w:color w:val="auto"/>
       </w:rPr>
       <w:tblPr/>
@@ -7145,6 +7506,7 @@
     </w:tblStylePr>
     <w:tblStylePr w:type="firstCol">
       <w:rPr>
+        <w:rFonts w:eastAsia="黑体"/>
         <w:b/>
         <w:bCs/>
         <w:color w:themeColor="background1" w:val="FFFFFF"/>
@@ -7164,6 +7526,7 @@
     </w:tblStylePr>
     <w:tblStylePr w:type="lastCol">
       <w:rPr>
+        <w:rFonts w:eastAsia="黑体"/>
         <w:b/>
         <w:bCs/>
         <w:color w:themeColor="background1" w:val="FFFFFF"/>
@@ -7212,6 +7575,7 @@
     </w:tblStylePr>
     <w:tblStylePr w:type="nwCell">
       <w:rPr>
+        <w:rFonts w:eastAsia="黑体"/>
         <w:color w:themeColor="background1" w:val="FFFFFF"/>
       </w:rPr>
       <w:tblPr/>
@@ -7255,6 +7619,7 @@
         <w:spacing w:after="0" w:before="0" w:line="240" w:lineRule="auto"/>
       </w:pPr>
       <w:rPr>
+        <w:rFonts w:eastAsia="黑体"/>
         <w:b/>
         <w:bCs/>
         <w:color w:themeColor="background1" w:val="FFFFFF"/>
@@ -7277,6 +7642,7 @@
         <w:spacing w:after="0" w:before="0" w:line="240" w:lineRule="auto"/>
       </w:pPr>
       <w:rPr>
+        <w:rFonts w:eastAsia="黑体"/>
         <w:color w:val="auto"/>
       </w:rPr>
       <w:tblPr/>
@@ -7294,6 +7660,7 @@
     </w:tblStylePr>
     <w:tblStylePr w:type="firstCol">
       <w:rPr>
+        <w:rFonts w:eastAsia="黑体"/>
         <w:b/>
         <w:bCs/>
         <w:color w:themeColor="background1" w:val="FFFFFF"/>
@@ -7313,6 +7680,7 @@
     </w:tblStylePr>
     <w:tblStylePr w:type="lastCol">
       <w:rPr>
+        <w:rFonts w:eastAsia="黑体"/>
         <w:b/>
         <w:bCs/>
         <w:color w:themeColor="background1" w:val="FFFFFF"/>
@@ -7361,6 +7729,7 @@
     </w:tblStylePr>
     <w:tblStylePr w:type="nwCell">
       <w:rPr>
+        <w:rFonts w:eastAsia="黑体"/>
         <w:color w:themeColor="background1" w:val="FFFFFF"/>
       </w:rPr>
       <w:tblPr/>
@@ -7404,6 +7773,7 @@
         <w:spacing w:after="0" w:before="0" w:line="240" w:lineRule="auto"/>
       </w:pPr>
       <w:rPr>
+        <w:rFonts w:eastAsia="黑体"/>
         <w:b/>
         <w:bCs/>
         <w:color w:themeColor="background1" w:val="FFFFFF"/>
@@ -7426,6 +7796,7 @@
         <w:spacing w:after="0" w:before="0" w:line="240" w:lineRule="auto"/>
       </w:pPr>
       <w:rPr>
+        <w:rFonts w:eastAsia="黑体"/>
         <w:color w:val="auto"/>
       </w:rPr>
       <w:tblPr/>
@@ -7443,6 +7814,7 @@
     </w:tblStylePr>
     <w:tblStylePr w:type="firstCol">
       <w:rPr>
+        <w:rFonts w:eastAsia="黑体"/>
         <w:b/>
         <w:bCs/>
         <w:color w:themeColor="background1" w:val="FFFFFF"/>
@@ -7462,6 +7834,7 @@
     </w:tblStylePr>
     <w:tblStylePr w:type="lastCol">
       <w:rPr>
+        <w:rFonts w:eastAsia="黑体"/>
         <w:b/>
         <w:bCs/>
         <w:color w:themeColor="background1" w:val="FFFFFF"/>
@@ -7510,6 +7883,7 @@
     </w:tblStylePr>
     <w:tblStylePr w:type="nwCell">
       <w:rPr>
+        <w:rFonts w:eastAsia="黑体"/>
         <w:color w:themeColor="background1" w:val="FFFFFF"/>
       </w:rPr>
       <w:tblPr/>
@@ -7553,6 +7927,7 @@
         <w:spacing w:after="0" w:before="0" w:line="240" w:lineRule="auto"/>
       </w:pPr>
       <w:rPr>
+        <w:rFonts w:eastAsia="黑体"/>
         <w:b/>
         <w:bCs/>
         <w:color w:themeColor="background1" w:val="FFFFFF"/>
@@ -7575,6 +7950,7 @@
         <w:spacing w:after="0" w:before="0" w:line="240" w:lineRule="auto"/>
       </w:pPr>
       <w:rPr>
+        <w:rFonts w:eastAsia="黑体"/>
         <w:color w:val="auto"/>
       </w:rPr>
       <w:tblPr/>
@@ -7592,6 +7968,7 @@
     </w:tblStylePr>
     <w:tblStylePr w:type="firstCol">
       <w:rPr>
+        <w:rFonts w:eastAsia="黑体"/>
         <w:b/>
         <w:bCs/>
         <w:color w:themeColor="background1" w:val="FFFFFF"/>
@@ -7611,6 +7988,7 @@
     </w:tblStylePr>
     <w:tblStylePr w:type="lastCol">
       <w:rPr>
+        <w:rFonts w:eastAsia="黑体"/>
         <w:b/>
         <w:bCs/>
         <w:color w:themeColor="background1" w:val="FFFFFF"/>
@@ -7659,6 +8037,7 @@
     </w:tblStylePr>
     <w:tblStylePr w:type="nwCell">
       <w:rPr>
+        <w:rFonts w:eastAsia="黑体"/>
         <w:color w:themeColor="background1" w:val="FFFFFF"/>
       </w:rPr>
       <w:tblPr/>
@@ -7702,6 +8081,7 @@
         <w:spacing w:after="0" w:before="0" w:line="240" w:lineRule="auto"/>
       </w:pPr>
       <w:rPr>
+        <w:rFonts w:eastAsia="黑体"/>
         <w:b/>
         <w:bCs/>
         <w:color w:themeColor="background1" w:val="FFFFFF"/>
@@ -7724,6 +8104,7 @@
         <w:spacing w:after="0" w:before="0" w:line="240" w:lineRule="auto"/>
       </w:pPr>
       <w:rPr>
+        <w:rFonts w:eastAsia="黑体"/>
         <w:color w:val="auto"/>
       </w:rPr>
       <w:tblPr/>
@@ -7741,6 +8122,7 @@
     </w:tblStylePr>
     <w:tblStylePr w:type="firstCol">
       <w:rPr>
+        <w:rFonts w:eastAsia="黑体"/>
         <w:b/>
         <w:bCs/>
         <w:color w:themeColor="background1" w:val="FFFFFF"/>
@@ -7760,6 +8142,7 @@
     </w:tblStylePr>
     <w:tblStylePr w:type="lastCol">
       <w:rPr>
+        <w:rFonts w:eastAsia="黑体"/>
         <w:b/>
         <w:bCs/>
         <w:color w:themeColor="background1" w:val="FFFFFF"/>
@@ -7808,6 +8191,7 @@
     </w:tblStylePr>
     <w:tblStylePr w:type="nwCell">
       <w:rPr>
+        <w:rFonts w:eastAsia="黑体"/>
         <w:color w:themeColor="background1" w:val="FFFFFF"/>
       </w:rPr>
       <w:tblPr/>
@@ -7851,6 +8235,7 @@
         <w:spacing w:after="0" w:before="0" w:line="240" w:lineRule="auto"/>
       </w:pPr>
       <w:rPr>
+        <w:rFonts w:eastAsia="黑体"/>
         <w:b/>
         <w:bCs/>
         <w:color w:themeColor="background1" w:val="FFFFFF"/>
@@ -7873,6 +8258,7 @@
         <w:spacing w:after="0" w:before="0" w:line="240" w:lineRule="auto"/>
       </w:pPr>
       <w:rPr>
+        <w:rFonts w:eastAsia="黑体"/>
         <w:color w:val="auto"/>
       </w:rPr>
       <w:tblPr/>
@@ -7890,6 +8276,7 @@
     </w:tblStylePr>
     <w:tblStylePr w:type="firstCol">
       <w:rPr>
+        <w:rFonts w:eastAsia="黑体"/>
         <w:b/>
         <w:bCs/>
         <w:color w:themeColor="background1" w:val="FFFFFF"/>
@@ -7909,6 +8296,7 @@
     </w:tblStylePr>
     <w:tblStylePr w:type="lastCol">
       <w:rPr>
+        <w:rFonts w:eastAsia="黑体"/>
         <w:b/>
         <w:bCs/>
         <w:color w:themeColor="background1" w:val="FFFFFF"/>
@@ -7957,6 +8345,7 @@
     </w:tblStylePr>
     <w:tblStylePr w:type="nwCell">
       <w:rPr>
+        <w:rFonts w:eastAsia="黑体"/>
         <w:color w:themeColor="background1" w:val="FFFFFF"/>
       </w:rPr>
       <w:tblPr/>
@@ -8000,6 +8389,7 @@
         <w:spacing w:after="0" w:before="0" w:line="240" w:lineRule="auto"/>
       </w:pPr>
       <w:rPr>
+        <w:rFonts w:eastAsia="黑体"/>
         <w:b/>
         <w:bCs/>
         <w:color w:themeColor="background1" w:val="FFFFFF"/>
@@ -8022,6 +8412,7 @@
         <w:spacing w:after="0" w:before="0" w:line="240" w:lineRule="auto"/>
       </w:pPr>
       <w:rPr>
+        <w:rFonts w:eastAsia="黑体"/>
         <w:color w:val="auto"/>
       </w:rPr>
       <w:tblPr/>
@@ -8039,6 +8430,7 @@
     </w:tblStylePr>
     <w:tblStylePr w:type="firstCol">
       <w:rPr>
+        <w:rFonts w:eastAsia="黑体"/>
         <w:b/>
         <w:bCs/>
         <w:color w:themeColor="background1" w:val="FFFFFF"/>
@@ -8058,6 +8450,7 @@
     </w:tblStylePr>
     <w:tblStylePr w:type="lastCol">
       <w:rPr>
+        <w:rFonts w:eastAsia="黑体"/>
         <w:b/>
         <w:bCs/>
         <w:color w:themeColor="background1" w:val="FFFFFF"/>
@@ -8106,6 +8499,7 @@
     </w:tblStylePr>
     <w:tblStylePr w:type="nwCell">
       <w:rPr>
+        <w:rFonts w:eastAsia="黑体"/>
         <w:color w:themeColor="background1" w:val="FFFFFF"/>
       </w:rPr>
       <w:tblPr/>
@@ -8130,6 +8524,7 @@
       <w:spacing w:after="0" w:line="240" w:lineRule="auto"/>
     </w:pPr>
     <w:rPr>
+      <w:rFonts w:eastAsia="黑体"/>
       <w:color w:themeColor="text1" w:val="000000"/>
     </w:rPr>
     <w:tblPr>
@@ -8149,7 +8544,7 @@
     </w:tblPr>
     <w:tblStylePr w:type="firstRow">
       <w:rPr>
-        <w:rFonts w:asciiTheme="majorHAnsi" w:cstheme="majorBidi" w:eastAsiaTheme="majorEastAsia" w:hAnsiTheme="majorHAnsi"/>
+        <w:rFonts w:asciiTheme="majorHAnsi" w:cstheme="majorBidi" w:hAnsiTheme="majorHAnsi" w:eastAsia="黑体"/>
       </w:rPr>
       <w:tblPr/>
       <w:tcPr>
@@ -8161,6 +8556,7 @@
     </w:tblStylePr>
     <w:tblStylePr w:type="lastRow">
       <w:rPr>
+        <w:rFonts w:eastAsia="黑体"/>
         <w:b/>
         <w:bCs/>
         <w:color w:themeColor="text2" w:val="1F497D"/>
@@ -8175,12 +8571,14 @@
     </w:tblStylePr>
     <w:tblStylePr w:type="firstCol">
       <w:rPr>
+        <w:rFonts w:eastAsia="黑体"/>
         <w:b/>
         <w:bCs/>
       </w:rPr>
     </w:tblStylePr>
     <w:tblStylePr w:type="lastCol">
       <w:rPr>
+        <w:rFonts w:eastAsia="黑体"/>
         <w:b/>
         <w:bCs/>
       </w:rPr>
@@ -8214,6 +8612,7 @@
       <w:spacing w:after="0" w:line="240" w:lineRule="auto"/>
     </w:pPr>
     <w:rPr>
+      <w:rFonts w:eastAsia="黑体"/>
       <w:color w:themeColor="text1" w:val="000000"/>
     </w:rPr>
     <w:tblPr>
@@ -8233,7 +8632,7 @@
     </w:tblPr>
     <w:tblStylePr w:type="firstRow">
       <w:rPr>
-        <w:rFonts w:asciiTheme="majorHAnsi" w:cstheme="majorBidi" w:eastAsiaTheme="majorEastAsia" w:hAnsiTheme="majorHAnsi"/>
+        <w:rFonts w:asciiTheme="majorHAnsi" w:cstheme="majorBidi" w:hAnsiTheme="majorHAnsi" w:eastAsia="黑体"/>
       </w:rPr>
       <w:tblPr/>
       <w:tcPr>
@@ -8245,6 +8644,7 @@
     </w:tblStylePr>
     <w:tblStylePr w:type="lastRow">
       <w:rPr>
+        <w:rFonts w:eastAsia="黑体"/>
         <w:b/>
         <w:bCs/>
         <w:color w:themeColor="text2" w:val="1F497D"/>
@@ -8259,12 +8659,14 @@
     </w:tblStylePr>
     <w:tblStylePr w:type="firstCol">
       <w:rPr>
+        <w:rFonts w:eastAsia="黑体"/>
         <w:b/>
         <w:bCs/>
       </w:rPr>
     </w:tblStylePr>
     <w:tblStylePr w:type="lastCol">
       <w:rPr>
+        <w:rFonts w:eastAsia="黑体"/>
         <w:b/>
         <w:bCs/>
       </w:rPr>
@@ -8298,6 +8700,7 @@
       <w:spacing w:after="0" w:line="240" w:lineRule="auto"/>
     </w:pPr>
     <w:rPr>
+      <w:rFonts w:eastAsia="黑体"/>
       <w:color w:themeColor="text1" w:val="000000"/>
     </w:rPr>
     <w:tblPr>
@@ -8317,7 +8720,7 @@
     </w:tblPr>
     <w:tblStylePr w:type="firstRow">
       <w:rPr>
-        <w:rFonts w:asciiTheme="majorHAnsi" w:cstheme="majorBidi" w:eastAsiaTheme="majorEastAsia" w:hAnsiTheme="majorHAnsi"/>
+        <w:rFonts w:asciiTheme="majorHAnsi" w:cstheme="majorBidi" w:hAnsiTheme="majorHAnsi" w:eastAsia="黑体"/>
       </w:rPr>
       <w:tblPr/>
       <w:tcPr>
@@ -8329,6 +8732,7 @@
     </w:tblStylePr>
     <w:tblStylePr w:type="lastRow">
       <w:rPr>
+        <w:rFonts w:eastAsia="黑体"/>
         <w:b/>
         <w:bCs/>
         <w:color w:themeColor="text2" w:val="1F497D"/>
@@ -8343,12 +8747,14 @@
     </w:tblStylePr>
     <w:tblStylePr w:type="firstCol">
       <w:rPr>
+        <w:rFonts w:eastAsia="黑体"/>
         <w:b/>
         <w:bCs/>
       </w:rPr>
     </w:tblStylePr>
     <w:tblStylePr w:type="lastCol">
       <w:rPr>
+        <w:rFonts w:eastAsia="黑体"/>
         <w:b/>
         <w:bCs/>
       </w:rPr>
@@ -8382,6 +8788,7 @@
       <w:spacing w:after="0" w:line="240" w:lineRule="auto"/>
     </w:pPr>
     <w:rPr>
+      <w:rFonts w:eastAsia="黑体"/>
       <w:color w:themeColor="text1" w:val="000000"/>
     </w:rPr>
     <w:tblPr>
@@ -8401,7 +8808,7 @@
     </w:tblPr>
     <w:tblStylePr w:type="firstRow">
       <w:rPr>
-        <w:rFonts w:asciiTheme="majorHAnsi" w:cstheme="majorBidi" w:eastAsiaTheme="majorEastAsia" w:hAnsiTheme="majorHAnsi"/>
+        <w:rFonts w:asciiTheme="majorHAnsi" w:cstheme="majorBidi" w:hAnsiTheme="majorHAnsi" w:eastAsia="黑体"/>
       </w:rPr>
       <w:tblPr/>
       <w:tcPr>
@@ -8413,6 +8820,7 @@
     </w:tblStylePr>
     <w:tblStylePr w:type="lastRow">
       <w:rPr>
+        <w:rFonts w:eastAsia="黑体"/>
         <w:b/>
         <w:bCs/>
         <w:color w:themeColor="text2" w:val="1F497D"/>
@@ -8427,12 +8835,14 @@
     </w:tblStylePr>
     <w:tblStylePr w:type="firstCol">
       <w:rPr>
+        <w:rFonts w:eastAsia="黑体"/>
         <w:b/>
         <w:bCs/>
       </w:rPr>
     </w:tblStylePr>
     <w:tblStylePr w:type="lastCol">
       <w:rPr>
+        <w:rFonts w:eastAsia="黑体"/>
         <w:b/>
         <w:bCs/>
       </w:rPr>
@@ -8466,6 +8876,7 @@
       <w:spacing w:after="0" w:line="240" w:lineRule="auto"/>
     </w:pPr>
     <w:rPr>
+      <w:rFonts w:eastAsia="黑体"/>
       <w:color w:themeColor="text1" w:val="000000"/>
     </w:rPr>
     <w:tblPr>
@@ -8485,7 +8896,7 @@
     </w:tblPr>
     <w:tblStylePr w:type="firstRow">
       <w:rPr>
-        <w:rFonts w:asciiTheme="majorHAnsi" w:cstheme="majorBidi" w:eastAsiaTheme="majorEastAsia" w:hAnsiTheme="majorHAnsi"/>
+        <w:rFonts w:asciiTheme="majorHAnsi" w:cstheme="majorBidi" w:hAnsiTheme="majorHAnsi" w:eastAsia="黑体"/>
       </w:rPr>
       <w:tblPr/>
       <w:tcPr>
@@ -8497,6 +8908,7 @@
     </w:tblStylePr>
     <w:tblStylePr w:type="lastRow">
       <w:rPr>
+        <w:rFonts w:eastAsia="黑体"/>
         <w:b/>
         <w:bCs/>
         <w:color w:themeColor="text2" w:val="1F497D"/>
@@ -8511,12 +8923,14 @@
     </w:tblStylePr>
     <w:tblStylePr w:type="firstCol">
       <w:rPr>
+        <w:rFonts w:eastAsia="黑体"/>
         <w:b/>
         <w:bCs/>
       </w:rPr>
     </w:tblStylePr>
     <w:tblStylePr w:type="lastCol">
       <w:rPr>
+        <w:rFonts w:eastAsia="黑体"/>
         <w:b/>
         <w:bCs/>
       </w:rPr>
@@ -8550,6 +8964,7 @@
       <w:spacing w:after="0" w:line="240" w:lineRule="auto"/>
     </w:pPr>
     <w:rPr>
+      <w:rFonts w:eastAsia="黑体"/>
       <w:color w:themeColor="text1" w:val="000000"/>
     </w:rPr>
     <w:tblPr>
@@ -8569,7 +8984,7 @@
     </w:tblPr>
     <w:tblStylePr w:type="firstRow">
       <w:rPr>
-        <w:rFonts w:asciiTheme="majorHAnsi" w:cstheme="majorBidi" w:eastAsiaTheme="majorEastAsia" w:hAnsiTheme="majorHAnsi"/>
+        <w:rFonts w:asciiTheme="majorHAnsi" w:cstheme="majorBidi" w:hAnsiTheme="majorHAnsi" w:eastAsia="黑体"/>
       </w:rPr>
       <w:tblPr/>
       <w:tcPr>
@@ -8581,6 +8996,7 @@
     </w:tblStylePr>
     <w:tblStylePr w:type="lastRow">
       <w:rPr>
+        <w:rFonts w:eastAsia="黑体"/>
         <w:b/>
         <w:bCs/>
         <w:color w:themeColor="text2" w:val="1F497D"/>
@@ -8595,12 +9011,14 @@
     </w:tblStylePr>
     <w:tblStylePr w:type="firstCol">
       <w:rPr>
+        <w:rFonts w:eastAsia="黑体"/>
         <w:b/>
         <w:bCs/>
       </w:rPr>
     </w:tblStylePr>
     <w:tblStylePr w:type="lastCol">
       <w:rPr>
+        <w:rFonts w:eastAsia="黑体"/>
         <w:b/>
         <w:bCs/>
       </w:rPr>
@@ -8634,6 +9052,7 @@
       <w:spacing w:after="0" w:line="240" w:lineRule="auto"/>
     </w:pPr>
     <w:rPr>
+      <w:rFonts w:eastAsia="黑体"/>
       <w:color w:themeColor="text1" w:val="000000"/>
     </w:rPr>
     <w:tblPr>
@@ -8653,7 +9072,7 @@
     </w:tblPr>
     <w:tblStylePr w:type="firstRow">
       <w:rPr>
-        <w:rFonts w:asciiTheme="majorHAnsi" w:cstheme="majorBidi" w:eastAsiaTheme="majorEastAsia" w:hAnsiTheme="majorHAnsi"/>
+        <w:rFonts w:asciiTheme="majorHAnsi" w:cstheme="majorBidi" w:hAnsiTheme="majorHAnsi" w:eastAsia="黑体"/>
       </w:rPr>
       <w:tblPr/>
       <w:tcPr>
@@ -8665,6 +9084,7 @@
     </w:tblStylePr>
     <w:tblStylePr w:type="lastRow">
       <w:rPr>
+        <w:rFonts w:eastAsia="黑体"/>
         <w:b/>
         <w:bCs/>
         <w:color w:themeColor="text2" w:val="1F497D"/>
@@ -8679,12 +9099,14 @@
     </w:tblStylePr>
     <w:tblStylePr w:type="firstCol">
       <w:rPr>
+        <w:rFonts w:eastAsia="黑体"/>
         <w:b/>
         <w:bCs/>
       </w:rPr>
     </w:tblStylePr>
     <w:tblStylePr w:type="lastCol">
       <w:rPr>
+        <w:rFonts w:eastAsia="黑体"/>
         <w:b/>
         <w:bCs/>
       </w:rPr>
@@ -8718,7 +9140,7 @@
       <w:spacing w:after="0" w:line="240" w:lineRule="auto"/>
     </w:pPr>
     <w:rPr>
-      <w:rFonts w:asciiTheme="majorHAnsi" w:cstheme="majorBidi" w:eastAsiaTheme="majorEastAsia" w:hAnsiTheme="majorHAnsi"/>
+      <w:rFonts w:asciiTheme="majorHAnsi" w:cstheme="majorBidi" w:hAnsiTheme="majorHAnsi" w:eastAsia="黑体"/>
       <w:color w:themeColor="text1" w:val="000000"/>
     </w:rPr>
     <w:tblPr>
@@ -8740,6 +9162,7 @@
     </w:tblPr>
     <w:tblStylePr w:type="firstRow">
       <w:rPr>
+        <w:rFonts w:eastAsia="黑体"/>
         <w:sz w:val="24"/>
         <w:szCs w:val="24"/>
       </w:rPr>
@@ -8846,7 +9269,7 @@
       <w:spacing w:after="0" w:line="240" w:lineRule="auto"/>
     </w:pPr>
     <w:rPr>
-      <w:rFonts w:asciiTheme="majorHAnsi" w:cstheme="majorBidi" w:eastAsiaTheme="majorEastAsia" w:hAnsiTheme="majorHAnsi"/>
+      <w:rFonts w:asciiTheme="majorHAnsi" w:cstheme="majorBidi" w:hAnsiTheme="majorHAnsi" w:eastAsia="黑体"/>
       <w:color w:themeColor="text1" w:val="000000"/>
     </w:rPr>
     <w:tblPr>
@@ -8868,6 +9291,7 @@
     </w:tblPr>
     <w:tblStylePr w:type="firstRow">
       <w:rPr>
+        <w:rFonts w:eastAsia="黑体"/>
         <w:sz w:val="24"/>
         <w:szCs w:val="24"/>
       </w:rPr>
@@ -8974,7 +9398,7 @@
       <w:spacing w:after="0" w:line="240" w:lineRule="auto"/>
     </w:pPr>
     <w:rPr>
-      <w:rFonts w:asciiTheme="majorHAnsi" w:cstheme="majorBidi" w:eastAsiaTheme="majorEastAsia" w:hAnsiTheme="majorHAnsi"/>
+      <w:rFonts w:asciiTheme="majorHAnsi" w:cstheme="majorBidi" w:hAnsiTheme="majorHAnsi" w:eastAsia="黑体"/>
       <w:color w:themeColor="text1" w:val="000000"/>
     </w:rPr>
     <w:tblPr>
@@ -8996,6 +9420,7 @@
     </w:tblPr>
     <w:tblStylePr w:type="firstRow">
       <w:rPr>
+        <w:rFonts w:eastAsia="黑体"/>
         <w:sz w:val="24"/>
         <w:szCs w:val="24"/>
       </w:rPr>
@@ -9102,7 +9527,7 @@
       <w:spacing w:after="0" w:line="240" w:lineRule="auto"/>
     </w:pPr>
     <w:rPr>
-      <w:rFonts w:asciiTheme="majorHAnsi" w:cstheme="majorBidi" w:eastAsiaTheme="majorEastAsia" w:hAnsiTheme="majorHAnsi"/>
+      <w:rFonts w:asciiTheme="majorHAnsi" w:cstheme="majorBidi" w:hAnsiTheme="majorHAnsi" w:eastAsia="黑体"/>
       <w:color w:themeColor="text1" w:val="000000"/>
     </w:rPr>
     <w:tblPr>
@@ -9124,6 +9549,7 @@
     </w:tblPr>
     <w:tblStylePr w:type="firstRow">
       <w:rPr>
+        <w:rFonts w:eastAsia="黑体"/>
         <w:sz w:val="24"/>
         <w:szCs w:val="24"/>
       </w:rPr>
@@ -9230,7 +9656,7 @@
       <w:spacing w:after="0" w:line="240" w:lineRule="auto"/>
     </w:pPr>
     <w:rPr>
-      <w:rFonts w:asciiTheme="majorHAnsi" w:cstheme="majorBidi" w:eastAsiaTheme="majorEastAsia" w:hAnsiTheme="majorHAnsi"/>
+      <w:rFonts w:asciiTheme="majorHAnsi" w:cstheme="majorBidi" w:hAnsiTheme="majorHAnsi" w:eastAsia="黑体"/>
       <w:color w:themeColor="text1" w:val="000000"/>
     </w:rPr>
     <w:tblPr>
@@ -9252,6 +9678,7 @@
     </w:tblPr>
     <w:tblStylePr w:type="firstRow">
       <w:rPr>
+        <w:rFonts w:eastAsia="黑体"/>
         <w:sz w:val="24"/>
         <w:szCs w:val="24"/>
       </w:rPr>
@@ -9358,7 +9785,7 @@
       <w:spacing w:after="0" w:line="240" w:lineRule="auto"/>
     </w:pPr>
     <w:rPr>
-      <w:rFonts w:asciiTheme="majorHAnsi" w:cstheme="majorBidi" w:eastAsiaTheme="majorEastAsia" w:hAnsiTheme="majorHAnsi"/>
+      <w:rFonts w:asciiTheme="majorHAnsi" w:cstheme="majorBidi" w:hAnsiTheme="majorHAnsi" w:eastAsia="黑体"/>
       <w:color w:themeColor="text1" w:val="000000"/>
     </w:rPr>
     <w:tblPr>
@@ -9380,6 +9807,7 @@
     </w:tblPr>
     <w:tblStylePr w:type="firstRow">
       <w:rPr>
+        <w:rFonts w:eastAsia="黑体"/>
         <w:sz w:val="24"/>
         <w:szCs w:val="24"/>
       </w:rPr>
@@ -9486,7 +9914,7 @@
       <w:spacing w:after="0" w:line="240" w:lineRule="auto"/>
     </w:pPr>
     <w:rPr>
-      <w:rFonts w:asciiTheme="majorHAnsi" w:cstheme="majorBidi" w:eastAsiaTheme="majorEastAsia" w:hAnsiTheme="majorHAnsi"/>
+      <w:rFonts w:asciiTheme="majorHAnsi" w:cstheme="majorBidi" w:hAnsiTheme="majorHAnsi" w:eastAsia="黑体"/>
       <w:color w:themeColor="text1" w:val="000000"/>
     </w:rPr>
     <w:tblPr>
@@ -9508,6 +9936,7 @@
     </w:tblPr>
     <w:tblStylePr w:type="firstRow">
       <w:rPr>
+        <w:rFonts w:eastAsia="黑体"/>
         <w:sz w:val="24"/>
         <w:szCs w:val="24"/>
       </w:rPr>
@@ -9637,12 +10066,14 @@
     </w:tcPr>
     <w:tblStylePr w:type="firstRow">
       <w:rPr>
+        <w:rFonts w:eastAsia="黑体"/>
         <w:b/>
         <w:bCs/>
       </w:rPr>
     </w:tblStylePr>
     <w:tblStylePr w:type="lastRow">
       <w:rPr>
+        <w:rFonts w:eastAsia="黑体"/>
         <w:b/>
         <w:bCs/>
       </w:rPr>
@@ -9655,12 +10086,14 @@
     </w:tblStylePr>
     <w:tblStylePr w:type="firstCol">
       <w:rPr>
+        <w:rFonts w:eastAsia="黑体"/>
         <w:b/>
         <w:bCs/>
       </w:rPr>
     </w:tblStylePr>
     <w:tblStylePr w:type="lastCol">
       <w:rPr>
+        <w:rFonts w:eastAsia="黑体"/>
         <w:b/>
         <w:bCs/>
       </w:rPr>
@@ -9710,12 +10143,14 @@
     </w:tcPr>
     <w:tblStylePr w:type="firstRow">
       <w:rPr>
+        <w:rFonts w:eastAsia="黑体"/>
         <w:b/>
         <w:bCs/>
       </w:rPr>
     </w:tblStylePr>
     <w:tblStylePr w:type="lastRow">
       <w:rPr>
+        <w:rFonts w:eastAsia="黑体"/>
         <w:b/>
         <w:bCs/>
       </w:rPr>
@@ -9728,12 +10163,14 @@
     </w:tblStylePr>
     <w:tblStylePr w:type="firstCol">
       <w:rPr>
+        <w:rFonts w:eastAsia="黑体"/>
         <w:b/>
         <w:bCs/>
       </w:rPr>
     </w:tblStylePr>
     <w:tblStylePr w:type="lastCol">
       <w:rPr>
+        <w:rFonts w:eastAsia="黑体"/>
         <w:b/>
         <w:bCs/>
       </w:rPr>
@@ -9783,12 +10220,14 @@
     </w:tcPr>
     <w:tblStylePr w:type="firstRow">
       <w:rPr>
+        <w:rFonts w:eastAsia="黑体"/>
         <w:b/>
         <w:bCs/>
       </w:rPr>
     </w:tblStylePr>
     <w:tblStylePr w:type="lastRow">
       <w:rPr>
+        <w:rFonts w:eastAsia="黑体"/>
         <w:b/>
         <w:bCs/>
       </w:rPr>
@@ -9801,12 +10240,14 @@
     </w:tblStylePr>
     <w:tblStylePr w:type="firstCol">
       <w:rPr>
+        <w:rFonts w:eastAsia="黑体"/>
         <w:b/>
         <w:bCs/>
       </w:rPr>
     </w:tblStylePr>
     <w:tblStylePr w:type="lastCol">
       <w:rPr>
+        <w:rFonts w:eastAsia="黑体"/>
         <w:b/>
         <w:bCs/>
       </w:rPr>
@@ -9856,12 +10297,14 @@
     </w:tcPr>
     <w:tblStylePr w:type="firstRow">
       <w:rPr>
+        <w:rFonts w:eastAsia="黑体"/>
         <w:b/>
         <w:bCs/>
       </w:rPr>
     </w:tblStylePr>
     <w:tblStylePr w:type="lastRow">
       <w:rPr>
+        <w:rFonts w:eastAsia="黑体"/>
         <w:b/>
         <w:bCs/>
       </w:rPr>
@@ -9874,12 +10317,14 @@
     </w:tblStylePr>
     <w:tblStylePr w:type="firstCol">
       <w:rPr>
+        <w:rFonts w:eastAsia="黑体"/>
         <w:b/>
         <w:bCs/>
       </w:rPr>
     </w:tblStylePr>
     <w:tblStylePr w:type="lastCol">
       <w:rPr>
+        <w:rFonts w:eastAsia="黑体"/>
         <w:b/>
         <w:bCs/>
       </w:rPr>
@@ -9929,12 +10374,14 @@
     </w:tcPr>
     <w:tblStylePr w:type="firstRow">
       <w:rPr>
+        <w:rFonts w:eastAsia="黑体"/>
         <w:b/>
         <w:bCs/>
       </w:rPr>
     </w:tblStylePr>
     <w:tblStylePr w:type="lastRow">
       <w:rPr>
+        <w:rFonts w:eastAsia="黑体"/>
         <w:b/>
         <w:bCs/>
       </w:rPr>
@@ -9947,12 +10394,14 @@
     </w:tblStylePr>
     <w:tblStylePr w:type="firstCol">
       <w:rPr>
+        <w:rFonts w:eastAsia="黑体"/>
         <w:b/>
         <w:bCs/>
       </w:rPr>
     </w:tblStylePr>
     <w:tblStylePr w:type="lastCol">
       <w:rPr>
+        <w:rFonts w:eastAsia="黑体"/>
         <w:b/>
         <w:bCs/>
       </w:rPr>
@@ -10002,12 +10451,14 @@
     </w:tcPr>
     <w:tblStylePr w:type="firstRow">
       <w:rPr>
+        <w:rFonts w:eastAsia="黑体"/>
         <w:b/>
         <w:bCs/>
       </w:rPr>
     </w:tblStylePr>
     <w:tblStylePr w:type="lastRow">
       <w:rPr>
+        <w:rFonts w:eastAsia="黑体"/>
         <w:b/>
         <w:bCs/>
       </w:rPr>
@@ -10020,12 +10471,14 @@
     </w:tblStylePr>
     <w:tblStylePr w:type="firstCol">
       <w:rPr>
+        <w:rFonts w:eastAsia="黑体"/>
         <w:b/>
         <w:bCs/>
       </w:rPr>
     </w:tblStylePr>
     <w:tblStylePr w:type="lastCol">
       <w:rPr>
+        <w:rFonts w:eastAsia="黑体"/>
         <w:b/>
         <w:bCs/>
       </w:rPr>
@@ -10075,12 +10528,14 @@
     </w:tcPr>
     <w:tblStylePr w:type="firstRow">
       <w:rPr>
+        <w:rFonts w:eastAsia="黑体"/>
         <w:b/>
         <w:bCs/>
       </w:rPr>
     </w:tblStylePr>
     <w:tblStylePr w:type="lastRow">
       <w:rPr>
+        <w:rFonts w:eastAsia="黑体"/>
         <w:b/>
         <w:bCs/>
       </w:rPr>
@@ -10093,12 +10548,14 @@
     </w:tblStylePr>
     <w:tblStylePr w:type="firstCol">
       <w:rPr>
+        <w:rFonts w:eastAsia="黑体"/>
         <w:b/>
         <w:bCs/>
       </w:rPr>
     </w:tblStylePr>
     <w:tblStylePr w:type="lastCol">
       <w:rPr>
+        <w:rFonts w:eastAsia="黑体"/>
         <w:b/>
         <w:bCs/>
       </w:rPr>
@@ -10125,7 +10582,7 @@
       <w:spacing w:after="0" w:line="240" w:lineRule="auto"/>
     </w:pPr>
     <w:rPr>
-      <w:rFonts w:asciiTheme="majorHAnsi" w:cstheme="majorBidi" w:eastAsiaTheme="majorEastAsia" w:hAnsiTheme="majorHAnsi"/>
+      <w:rFonts w:asciiTheme="majorHAnsi" w:cstheme="majorBidi" w:hAnsiTheme="majorHAnsi" w:eastAsia="黑体"/>
       <w:color w:themeColor="text1" w:val="000000"/>
     </w:rPr>
     <w:tblPr>
@@ -10152,6 +10609,7 @@
     </w:tcPr>
     <w:tblStylePr w:type="firstRow">
       <w:rPr>
+        <w:rFonts w:eastAsia="黑体"/>
         <w:b/>
         <w:bCs/>
         <w:color w:themeColor="text1" w:val="000000"/>
@@ -10163,6 +10621,7 @@
     </w:tblStylePr>
     <w:tblStylePr w:type="lastRow">
       <w:rPr>
+        <w:rFonts w:eastAsia="黑体"/>
         <w:b/>
         <w:bCs/>
         <w:color w:themeColor="text1" w:val="000000"/>
@@ -10182,6 +10641,7 @@
     </w:tblStylePr>
     <w:tblStylePr w:type="firstCol">
       <w:rPr>
+        <w:rFonts w:eastAsia="黑体"/>
         <w:b/>
         <w:bCs/>
         <w:color w:themeColor="text1" w:val="000000"/>
@@ -10201,6 +10661,7 @@
     </w:tblStylePr>
     <w:tblStylePr w:type="lastCol">
       <w:rPr>
+        <w:rFonts w:eastAsia="黑体"/>
         <w:b w:val="0"/>
         <w:bCs w:val="0"/>
         <w:color w:themeColor="text1" w:val="000000"/>
@@ -10250,7 +10711,7 @@
       <w:spacing w:after="0" w:line="240" w:lineRule="auto"/>
     </w:pPr>
     <w:rPr>
-      <w:rFonts w:asciiTheme="majorHAnsi" w:cstheme="majorBidi" w:eastAsiaTheme="majorEastAsia" w:hAnsiTheme="majorHAnsi"/>
+      <w:rFonts w:asciiTheme="majorHAnsi" w:cstheme="majorBidi" w:hAnsiTheme="majorHAnsi" w:eastAsia="黑体"/>
       <w:color w:themeColor="text1" w:val="000000"/>
     </w:rPr>
     <w:tblPr>
@@ -10277,6 +10738,7 @@
     </w:tcPr>
     <w:tblStylePr w:type="firstRow">
       <w:rPr>
+        <w:rFonts w:eastAsia="黑体"/>
         <w:b/>
         <w:bCs/>
         <w:color w:themeColor="text1" w:val="000000"/>
@@ -10288,6 +10750,7 @@
     </w:tblStylePr>
     <w:tblStylePr w:type="lastRow">
       <w:rPr>
+        <w:rFonts w:eastAsia="黑体"/>
         <w:b/>
         <w:bCs/>
         <w:color w:themeColor="text1" w:val="000000"/>
@@ -10307,6 +10770,7 @@
     </w:tblStylePr>
     <w:tblStylePr w:type="firstCol">
       <w:rPr>
+        <w:rFonts w:eastAsia="黑体"/>
         <w:b/>
         <w:bCs/>
         <w:color w:themeColor="text1" w:val="000000"/>
@@ -10326,6 +10790,7 @@
     </w:tblStylePr>
     <w:tblStylePr w:type="lastCol">
       <w:rPr>
+        <w:rFonts w:eastAsia="黑体"/>
         <w:b w:val="0"/>
         <w:bCs w:val="0"/>
         <w:color w:themeColor="text1" w:val="000000"/>
@@ -10375,7 +10840,7 @@
       <w:spacing w:after="0" w:line="240" w:lineRule="auto"/>
     </w:pPr>
     <w:rPr>
-      <w:rFonts w:asciiTheme="majorHAnsi" w:cstheme="majorBidi" w:eastAsiaTheme="majorEastAsia" w:hAnsiTheme="majorHAnsi"/>
+      <w:rFonts w:asciiTheme="majorHAnsi" w:cstheme="majorBidi" w:hAnsiTheme="majorHAnsi" w:eastAsia="黑体"/>
       <w:color w:themeColor="text1" w:val="000000"/>
     </w:rPr>
     <w:tblPr>
@@ -10402,6 +10867,7 @@
     </w:tcPr>
     <w:tblStylePr w:type="firstRow">
       <w:rPr>
+        <w:rFonts w:eastAsia="黑体"/>
         <w:b/>
         <w:bCs/>
         <w:color w:themeColor="text1" w:val="000000"/>
@@ -10413,6 +10879,7 @@
     </w:tblStylePr>
     <w:tblStylePr w:type="lastRow">
       <w:rPr>
+        <w:rFonts w:eastAsia="黑体"/>
         <w:b/>
         <w:bCs/>
         <w:color w:themeColor="text1" w:val="000000"/>
@@ -10432,6 +10899,7 @@
     </w:tblStylePr>
     <w:tblStylePr w:type="firstCol">
       <w:rPr>
+        <w:rFonts w:eastAsia="黑体"/>
         <w:b/>
         <w:bCs/>
         <w:color w:themeColor="text1" w:val="000000"/>
@@ -10451,6 +10919,7 @@
     </w:tblStylePr>
     <w:tblStylePr w:type="lastCol">
       <w:rPr>
+        <w:rFonts w:eastAsia="黑体"/>
         <w:b w:val="0"/>
         <w:bCs w:val="0"/>
         <w:color w:themeColor="text1" w:val="000000"/>
@@ -10500,7 +10969,7 @@
       <w:spacing w:after="0" w:line="240" w:lineRule="auto"/>
     </w:pPr>
     <w:rPr>
-      <w:rFonts w:asciiTheme="majorHAnsi" w:cstheme="majorBidi" w:eastAsiaTheme="majorEastAsia" w:hAnsiTheme="majorHAnsi"/>
+      <w:rFonts w:asciiTheme="majorHAnsi" w:cstheme="majorBidi" w:hAnsiTheme="majorHAnsi" w:eastAsia="黑体"/>
       <w:color w:themeColor="text1" w:val="000000"/>
     </w:rPr>
     <w:tblPr>
@@ -10527,6 +10996,7 @@
     </w:tcPr>
     <w:tblStylePr w:type="firstRow">
       <w:rPr>
+        <w:rFonts w:eastAsia="黑体"/>
         <w:b/>
         <w:bCs/>
         <w:color w:themeColor="text1" w:val="000000"/>
@@ -10538,6 +11008,7 @@
     </w:tblStylePr>
     <w:tblStylePr w:type="lastRow">
       <w:rPr>
+        <w:rFonts w:eastAsia="黑体"/>
         <w:b/>
         <w:bCs/>
         <w:color w:themeColor="text1" w:val="000000"/>
@@ -10557,6 +11028,7 @@
     </w:tblStylePr>
     <w:tblStylePr w:type="firstCol">
       <w:rPr>
+        <w:rFonts w:eastAsia="黑体"/>
         <w:b/>
         <w:bCs/>
         <w:color w:themeColor="text1" w:val="000000"/>
@@ -10576,6 +11048,7 @@
     </w:tblStylePr>
     <w:tblStylePr w:type="lastCol">
       <w:rPr>
+        <w:rFonts w:eastAsia="黑体"/>
         <w:b w:val="0"/>
         <w:bCs w:val="0"/>
         <w:color w:themeColor="text1" w:val="000000"/>
@@ -10625,7 +11098,7 @@
       <w:spacing w:after="0" w:line="240" w:lineRule="auto"/>
     </w:pPr>
     <w:rPr>
-      <w:rFonts w:asciiTheme="majorHAnsi" w:cstheme="majorBidi" w:eastAsiaTheme="majorEastAsia" w:hAnsiTheme="majorHAnsi"/>
+      <w:rFonts w:asciiTheme="majorHAnsi" w:cstheme="majorBidi" w:hAnsiTheme="majorHAnsi" w:eastAsia="黑体"/>
       <w:color w:themeColor="text1" w:val="000000"/>
     </w:rPr>
     <w:tblPr>
@@ -10652,6 +11125,7 @@
     </w:tcPr>
     <w:tblStylePr w:type="firstRow">
       <w:rPr>
+        <w:rFonts w:eastAsia="黑体"/>
         <w:b/>
         <w:bCs/>
         <w:color w:themeColor="text1" w:val="000000"/>
@@ -10663,6 +11137,7 @@
     </w:tblStylePr>
     <w:tblStylePr w:type="lastRow">
       <w:rPr>
+        <w:rFonts w:eastAsia="黑体"/>
         <w:b/>
         <w:bCs/>
         <w:color w:themeColor="text1" w:val="000000"/>
@@ -10682,6 +11157,7 @@
     </w:tblStylePr>
     <w:tblStylePr w:type="firstCol">
       <w:rPr>
+        <w:rFonts w:eastAsia="黑体"/>
         <w:b/>
         <w:bCs/>
         <w:color w:themeColor="text1" w:val="000000"/>
@@ -10701,6 +11177,7 @@
     </w:tblStylePr>
     <w:tblStylePr w:type="lastCol">
       <w:rPr>
+        <w:rFonts w:eastAsia="黑体"/>
         <w:b w:val="0"/>
         <w:bCs w:val="0"/>
         <w:color w:themeColor="text1" w:val="000000"/>
@@ -10750,7 +11227,7 @@
       <w:spacing w:after="0" w:line="240" w:lineRule="auto"/>
     </w:pPr>
     <w:rPr>
-      <w:rFonts w:asciiTheme="majorHAnsi" w:cstheme="majorBidi" w:eastAsiaTheme="majorEastAsia" w:hAnsiTheme="majorHAnsi"/>
+      <w:rFonts w:asciiTheme="majorHAnsi" w:cstheme="majorBidi" w:hAnsiTheme="majorHAnsi" w:eastAsia="黑体"/>
       <w:color w:themeColor="text1" w:val="000000"/>
     </w:rPr>
     <w:tblPr>
@@ -10777,6 +11254,7 @@
     </w:tcPr>
     <w:tblStylePr w:type="firstRow">
       <w:rPr>
+        <w:rFonts w:eastAsia="黑体"/>
         <w:b/>
         <w:bCs/>
         <w:color w:themeColor="text1" w:val="000000"/>
@@ -10788,6 +11266,7 @@
     </w:tblStylePr>
     <w:tblStylePr w:type="lastRow">
       <w:rPr>
+        <w:rFonts w:eastAsia="黑体"/>
         <w:b/>
         <w:bCs/>
         <w:color w:themeColor="text1" w:val="000000"/>
@@ -10807,6 +11286,7 @@
     </w:tblStylePr>
     <w:tblStylePr w:type="firstCol">
       <w:rPr>
+        <w:rFonts w:eastAsia="黑体"/>
         <w:b/>
         <w:bCs/>
         <w:color w:themeColor="text1" w:val="000000"/>
@@ -10826,6 +11306,7 @@
     </w:tblStylePr>
     <w:tblStylePr w:type="lastCol">
       <w:rPr>
+        <w:rFonts w:eastAsia="黑体"/>
         <w:b w:val="0"/>
         <w:bCs w:val="0"/>
         <w:color w:themeColor="text1" w:val="000000"/>
@@ -10875,7 +11356,7 @@
       <w:spacing w:after="0" w:line="240" w:lineRule="auto"/>
     </w:pPr>
     <w:rPr>
-      <w:rFonts w:asciiTheme="majorHAnsi" w:cstheme="majorBidi" w:eastAsiaTheme="majorEastAsia" w:hAnsiTheme="majorHAnsi"/>
+      <w:rFonts w:asciiTheme="majorHAnsi" w:cstheme="majorBidi" w:hAnsiTheme="majorHAnsi" w:eastAsia="黑体"/>
       <w:color w:themeColor="text1" w:val="000000"/>
     </w:rPr>
     <w:tblPr>
@@ -10902,6 +11383,7 @@
     </w:tcPr>
     <w:tblStylePr w:type="firstRow">
       <w:rPr>
+        <w:rFonts w:eastAsia="黑体"/>
         <w:b/>
         <w:bCs/>
         <w:color w:themeColor="text1" w:val="000000"/>
@@ -10913,6 +11395,7 @@
     </w:tblStylePr>
     <w:tblStylePr w:type="lastRow">
       <w:rPr>
+        <w:rFonts w:eastAsia="黑体"/>
         <w:b/>
         <w:bCs/>
         <w:color w:themeColor="text1" w:val="000000"/>
@@ -10932,6 +11415,7 @@
     </w:tblStylePr>
     <w:tblStylePr w:type="firstCol">
       <w:rPr>
+        <w:rFonts w:eastAsia="黑体"/>
         <w:b/>
         <w:bCs/>
         <w:color w:themeColor="text1" w:val="000000"/>
@@ -10951,6 +11435,7 @@
     </w:tblStylePr>
     <w:tblStylePr w:type="lastCol">
       <w:rPr>
+        <w:rFonts w:eastAsia="黑体"/>
         <w:b w:val="0"/>
         <w:bCs w:val="0"/>
         <w:color w:themeColor="text1" w:val="000000"/>
@@ -11023,6 +11508,7 @@
     </w:tcPr>
     <w:tblStylePr w:type="firstRow">
       <w:rPr>
+        <w:rFonts w:eastAsia="黑体"/>
         <w:b/>
         <w:bCs/>
         <w:i w:val="0"/>
@@ -11044,6 +11530,7 @@
     </w:tblStylePr>
     <w:tblStylePr w:type="lastRow">
       <w:rPr>
+        <w:rFonts w:eastAsia="黑体"/>
         <w:b/>
         <w:bCs/>
         <w:i w:val="0"/>
@@ -11065,6 +11552,7 @@
     </w:tblStylePr>
     <w:tblStylePr w:type="firstCol">
       <w:rPr>
+        <w:rFonts w:eastAsia="黑体"/>
         <w:b/>
         <w:bCs/>
         <w:i w:val="0"/>
@@ -11084,6 +11572,7 @@
     </w:tblStylePr>
     <w:tblStylePr w:type="lastCol">
       <w:rPr>
+        <w:rFonts w:eastAsia="黑体"/>
         <w:b/>
         <w:bCs/>
         <w:i w:val="0"/>
@@ -11164,6 +11653,7 @@
     </w:tcPr>
     <w:tblStylePr w:type="firstRow">
       <w:rPr>
+        <w:rFonts w:eastAsia="黑体"/>
         <w:b/>
         <w:bCs/>
         <w:i w:val="0"/>
@@ -11185,6 +11675,7 @@
     </w:tblStylePr>
     <w:tblStylePr w:type="lastRow">
       <w:rPr>
+        <w:rFonts w:eastAsia="黑体"/>
         <w:b/>
         <w:bCs/>
         <w:i w:val="0"/>
@@ -11206,6 +11697,7 @@
     </w:tblStylePr>
     <w:tblStylePr w:type="firstCol">
       <w:rPr>
+        <w:rFonts w:eastAsia="黑体"/>
         <w:b/>
         <w:bCs/>
         <w:i w:val="0"/>
@@ -11225,6 +11717,7 @@
     </w:tblStylePr>
     <w:tblStylePr w:type="lastCol">
       <w:rPr>
+        <w:rFonts w:eastAsia="黑体"/>
         <w:b/>
         <w:bCs/>
         <w:i w:val="0"/>
@@ -11305,6 +11798,7 @@
     </w:tcPr>
     <w:tblStylePr w:type="firstRow">
       <w:rPr>
+        <w:rFonts w:eastAsia="黑体"/>
         <w:b/>
         <w:bCs/>
         <w:i w:val="0"/>
@@ -11326,6 +11820,7 @@
     </w:tblStylePr>
     <w:tblStylePr w:type="lastRow">
       <w:rPr>
+        <w:rFonts w:eastAsia="黑体"/>
         <w:b/>
         <w:bCs/>
         <w:i w:val="0"/>
@@ -11347,6 +11842,7 @@
     </w:tblStylePr>
     <w:tblStylePr w:type="firstCol">
       <w:rPr>
+        <w:rFonts w:eastAsia="黑体"/>
         <w:b/>
         <w:bCs/>
         <w:i w:val="0"/>
@@ -11366,6 +11862,7 @@
     </w:tblStylePr>
     <w:tblStylePr w:type="lastCol">
       <w:rPr>
+        <w:rFonts w:eastAsia="黑体"/>
         <w:b/>
         <w:bCs/>
         <w:i w:val="0"/>
@@ -11446,6 +11943,7 @@
     </w:tcPr>
     <w:tblStylePr w:type="firstRow">
       <w:rPr>
+        <w:rFonts w:eastAsia="黑体"/>
         <w:b/>
         <w:bCs/>
         <w:i w:val="0"/>
@@ -11467,6 +11965,7 @@
     </w:tblStylePr>
     <w:tblStylePr w:type="lastRow">
       <w:rPr>
+        <w:rFonts w:eastAsia="黑体"/>
         <w:b/>
         <w:bCs/>
         <w:i w:val="0"/>
@@ -11488,6 +11987,7 @@
     </w:tblStylePr>
     <w:tblStylePr w:type="firstCol">
       <w:rPr>
+        <w:rFonts w:eastAsia="黑体"/>
         <w:b/>
         <w:bCs/>
         <w:i w:val="0"/>
@@ -11507,6 +12007,7 @@
     </w:tblStylePr>
     <w:tblStylePr w:type="lastCol">
       <w:rPr>
+        <w:rFonts w:eastAsia="黑体"/>
         <w:b/>
         <w:bCs/>
         <w:i w:val="0"/>
@@ -11587,6 +12088,7 @@
     </w:tcPr>
     <w:tblStylePr w:type="firstRow">
       <w:rPr>
+        <w:rFonts w:eastAsia="黑体"/>
         <w:b/>
         <w:bCs/>
         <w:i w:val="0"/>
@@ -11608,6 +12110,7 @@
     </w:tblStylePr>
     <w:tblStylePr w:type="lastRow">
       <w:rPr>
+        <w:rFonts w:eastAsia="黑体"/>
         <w:b/>
         <w:bCs/>
         <w:i w:val="0"/>
@@ -11629,6 +12132,7 @@
     </w:tblStylePr>
     <w:tblStylePr w:type="firstCol">
       <w:rPr>
+        <w:rFonts w:eastAsia="黑体"/>
         <w:b/>
         <w:bCs/>
         <w:i w:val="0"/>
@@ -11648,6 +12152,7 @@
     </w:tblStylePr>
     <w:tblStylePr w:type="lastCol">
       <w:rPr>
+        <w:rFonts w:eastAsia="黑体"/>
         <w:b/>
         <w:bCs/>
         <w:i w:val="0"/>
@@ -11728,6 +12233,7 @@
     </w:tcPr>
     <w:tblStylePr w:type="firstRow">
       <w:rPr>
+        <w:rFonts w:eastAsia="黑体"/>
         <w:b/>
         <w:bCs/>
         <w:i w:val="0"/>
@@ -11749,6 +12255,7 @@
     </w:tblStylePr>
     <w:tblStylePr w:type="lastRow">
       <w:rPr>
+        <w:rFonts w:eastAsia="黑体"/>
         <w:b/>
         <w:bCs/>
         <w:i w:val="0"/>
@@ -11770,6 +12277,7 @@
     </w:tblStylePr>
     <w:tblStylePr w:type="firstCol">
       <w:rPr>
+        <w:rFonts w:eastAsia="黑体"/>
         <w:b/>
         <w:bCs/>
         <w:i w:val="0"/>
@@ -11789,6 +12297,7 @@
     </w:tblStylePr>
     <w:tblStylePr w:type="lastCol">
       <w:rPr>
+        <w:rFonts w:eastAsia="黑体"/>
         <w:b/>
         <w:bCs/>
         <w:i w:val="0"/>
@@ -11869,6 +12378,7 @@
     </w:tcPr>
     <w:tblStylePr w:type="firstRow">
       <w:rPr>
+        <w:rFonts w:eastAsia="黑体"/>
         <w:b/>
         <w:bCs/>
         <w:i w:val="0"/>
@@ -11890,6 +12400,7 @@
     </w:tblStylePr>
     <w:tblStylePr w:type="lastRow">
       <w:rPr>
+        <w:rFonts w:eastAsia="黑体"/>
         <w:b/>
         <w:bCs/>
         <w:i w:val="0"/>
@@ -11911,6 +12422,7 @@
     </w:tblStylePr>
     <w:tblStylePr w:type="firstCol">
       <w:rPr>
+        <w:rFonts w:eastAsia="黑体"/>
         <w:b/>
         <w:bCs/>
         <w:i w:val="0"/>
@@ -11930,6 +12442,7 @@
     </w:tblStylePr>
     <w:tblStylePr w:type="lastCol">
       <w:rPr>
+        <w:rFonts w:eastAsia="黑体"/>
         <w:b/>
         <w:bCs/>
         <w:i w:val="0"/>
@@ -11987,6 +12500,7 @@
       <w:spacing w:after="0" w:line="240" w:lineRule="auto"/>
     </w:pPr>
     <w:rPr>
+      <w:rFonts w:eastAsia="黑体"/>
       <w:color w:themeColor="background1" w:val="FFFFFF"/>
     </w:rPr>
     <w:tblPr>
@@ -12005,6 +12519,7 @@
     </w:tcPr>
     <w:tblStylePr w:type="firstRow">
       <w:rPr>
+        <w:rFonts w:eastAsia="黑体"/>
         <w:b/>
         <w:bCs/>
       </w:rPr>
@@ -12101,6 +12616,7 @@
       <w:spacing w:after="0" w:line="240" w:lineRule="auto"/>
     </w:pPr>
     <w:rPr>
+      <w:rFonts w:eastAsia="黑体"/>
       <w:color w:themeColor="background1" w:val="FFFFFF"/>
     </w:rPr>
     <w:tblPr>
@@ -12119,6 +12635,7 @@
     </w:tcPr>
     <w:tblStylePr w:type="firstRow">
       <w:rPr>
+        <w:rFonts w:eastAsia="黑体"/>
         <w:b/>
         <w:bCs/>
       </w:rPr>
@@ -12215,6 +12732,7 @@
       <w:spacing w:after="0" w:line="240" w:lineRule="auto"/>
     </w:pPr>
     <w:rPr>
+      <w:rFonts w:eastAsia="黑体"/>
       <w:color w:themeColor="background1" w:val="FFFFFF"/>
     </w:rPr>
     <w:tblPr>
@@ -12233,6 +12751,7 @@
     </w:tcPr>
     <w:tblStylePr w:type="firstRow">
       <w:rPr>
+        <w:rFonts w:eastAsia="黑体"/>
         <w:b/>
         <w:bCs/>
       </w:rPr>
@@ -12329,6 +12848,7 @@
       <w:spacing w:after="0" w:line="240" w:lineRule="auto"/>
     </w:pPr>
     <w:rPr>
+      <w:rFonts w:eastAsia="黑体"/>
       <w:color w:themeColor="background1" w:val="FFFFFF"/>
     </w:rPr>
     <w:tblPr>
@@ -12347,6 +12867,7 @@
     </w:tcPr>
     <w:tblStylePr w:type="firstRow">
       <w:rPr>
+        <w:rFonts w:eastAsia="黑体"/>
         <w:b/>
         <w:bCs/>
       </w:rPr>
@@ -12443,6 +12964,7 @@
       <w:spacing w:after="0" w:line="240" w:lineRule="auto"/>
     </w:pPr>
     <w:rPr>
+      <w:rFonts w:eastAsia="黑体"/>
       <w:color w:themeColor="background1" w:val="FFFFFF"/>
     </w:rPr>
     <w:tblPr>
@@ -12461,6 +12983,7 @@
     </w:tcPr>
     <w:tblStylePr w:type="firstRow">
       <w:rPr>
+        <w:rFonts w:eastAsia="黑体"/>
         <w:b/>
         <w:bCs/>
       </w:rPr>
@@ -12557,6 +13080,7 @@
       <w:spacing w:after="0" w:line="240" w:lineRule="auto"/>
     </w:pPr>
     <w:rPr>
+      <w:rFonts w:eastAsia="黑体"/>
       <w:color w:themeColor="background1" w:val="FFFFFF"/>
     </w:rPr>
     <w:tblPr>
@@ -12575,6 +13099,7 @@
     </w:tcPr>
     <w:tblStylePr w:type="firstRow">
       <w:rPr>
+        <w:rFonts w:eastAsia="黑体"/>
         <w:b/>
         <w:bCs/>
       </w:rPr>
@@ -12671,6 +13196,7 @@
       <w:spacing w:after="0" w:line="240" w:lineRule="auto"/>
     </w:pPr>
     <w:rPr>
+      <w:rFonts w:eastAsia="黑体"/>
       <w:color w:themeColor="background1" w:val="FFFFFF"/>
     </w:rPr>
     <w:tblPr>
@@ -12689,6 +13215,7 @@
     </w:tcPr>
     <w:tblStylePr w:type="firstRow">
       <w:rPr>
+        <w:rFonts w:eastAsia="黑体"/>
         <w:b/>
         <w:bCs/>
       </w:rPr>
@@ -12785,6 +13312,7 @@
       <w:spacing w:after="0" w:line="240" w:lineRule="auto"/>
     </w:pPr>
     <w:rPr>
+      <w:rFonts w:eastAsia="黑体"/>
       <w:color w:themeColor="text1" w:val="000000"/>
     </w:rPr>
     <w:tblPr>
@@ -12811,6 +13339,7 @@
     </w:tcPr>
     <w:tblStylePr w:type="firstRow">
       <w:rPr>
+        <w:rFonts w:eastAsia="黑体"/>
         <w:b/>
         <w:bCs/>
       </w:rPr>
@@ -12829,6 +13358,7 @@
     </w:tblStylePr>
     <w:tblStylePr w:type="lastRow">
       <w:rPr>
+        <w:rFonts w:eastAsia="黑体"/>
         <w:b/>
         <w:bCs/>
         <w:color w:themeColor="background1" w:val="FFFFFF"/>
@@ -12843,6 +13373,7 @@
     </w:tblStylePr>
     <w:tblStylePr w:type="firstCol">
       <w:rPr>
+        <w:rFonts w:eastAsia="黑体"/>
         <w:color w:themeColor="background1" w:val="FFFFFF"/>
       </w:rPr>
       <w:tblPr/>
@@ -12860,6 +13391,7 @@
     </w:tblStylePr>
     <w:tblStylePr w:type="lastCol">
       <w:rPr>
+        <w:rFonts w:eastAsia="黑体"/>
         <w:color w:themeColor="background1" w:val="FFFFFF"/>
       </w:rPr>
       <w:tblPr/>
@@ -12889,11 +13421,13 @@
     </w:tblStylePr>
     <w:tblStylePr w:type="neCell">
       <w:rPr>
+        <w:rFonts w:eastAsia="黑体"/>
         <w:color w:themeColor="text1" w:val="000000"/>
       </w:rPr>
     </w:tblStylePr>
     <w:tblStylePr w:type="nwCell">
       <w:rPr>
+        <w:rFonts w:eastAsia="黑体"/>
         <w:color w:themeColor="text1" w:val="000000"/>
       </w:rPr>
     </w:tblStylePr>
@@ -12907,6 +13441,7 @@
       <w:spacing w:after="0" w:line="240" w:lineRule="auto"/>
     </w:pPr>
     <w:rPr>
+      <w:rFonts w:eastAsia="黑体"/>
       <w:color w:themeColor="text1" w:val="000000"/>
     </w:rPr>
     <w:tblPr>
@@ -12933,6 +13468,7 @@
     </w:tcPr>
     <w:tblStylePr w:type="firstRow">
       <w:rPr>
+        <w:rFonts w:eastAsia="黑体"/>
         <w:b/>
         <w:bCs/>
       </w:rPr>
@@ -12951,6 +13487,7 @@
     </w:tblStylePr>
     <w:tblStylePr w:type="lastRow">
       <w:rPr>
+        <w:rFonts w:eastAsia="黑体"/>
         <w:b/>
         <w:bCs/>
         <w:color w:themeColor="background1" w:val="FFFFFF"/>
@@ -12965,6 +13502,7 @@
     </w:tblStylePr>
     <w:tblStylePr w:type="firstCol">
       <w:rPr>
+        <w:rFonts w:eastAsia="黑体"/>
         <w:color w:themeColor="background1" w:val="FFFFFF"/>
       </w:rPr>
       <w:tblPr/>
@@ -12982,6 +13520,7 @@
     </w:tblStylePr>
     <w:tblStylePr w:type="lastCol">
       <w:rPr>
+        <w:rFonts w:eastAsia="黑体"/>
         <w:color w:themeColor="background1" w:val="FFFFFF"/>
       </w:rPr>
       <w:tblPr/>
@@ -13011,11 +13550,13 @@
     </w:tblStylePr>
     <w:tblStylePr w:type="neCell">
       <w:rPr>
+        <w:rFonts w:eastAsia="黑体"/>
         <w:color w:themeColor="text1" w:val="000000"/>
       </w:rPr>
     </w:tblStylePr>
     <w:tblStylePr w:type="nwCell">
       <w:rPr>
+        <w:rFonts w:eastAsia="黑体"/>
         <w:color w:themeColor="text1" w:val="000000"/>
       </w:rPr>
     </w:tblStylePr>
@@ -13029,6 +13570,7 @@
       <w:spacing w:after="0" w:line="240" w:lineRule="auto"/>
     </w:pPr>
     <w:rPr>
+      <w:rFonts w:eastAsia="黑体"/>
       <w:color w:themeColor="text1" w:val="000000"/>
     </w:rPr>
     <w:tblPr>
@@ -13055,6 +13597,7 @@
     </w:tcPr>
     <w:tblStylePr w:type="firstRow">
       <w:rPr>
+        <w:rFonts w:eastAsia="黑体"/>
         <w:b/>
         <w:bCs/>
       </w:rPr>
@@ -13073,6 +13616,7 @@
     </w:tblStylePr>
     <w:tblStylePr w:type="lastRow">
       <w:rPr>
+        <w:rFonts w:eastAsia="黑体"/>
         <w:b/>
         <w:bCs/>
         <w:color w:themeColor="background1" w:val="FFFFFF"/>
@@ -13087,6 +13631,7 @@
     </w:tblStylePr>
     <w:tblStylePr w:type="firstCol">
       <w:rPr>
+        <w:rFonts w:eastAsia="黑体"/>
         <w:color w:themeColor="background1" w:val="FFFFFF"/>
       </w:rPr>
       <w:tblPr/>
@@ -13104,6 +13649,7 @@
     </w:tblStylePr>
     <w:tblStylePr w:type="lastCol">
       <w:rPr>
+        <w:rFonts w:eastAsia="黑体"/>
         <w:color w:themeColor="background1" w:val="FFFFFF"/>
       </w:rPr>
       <w:tblPr/>
@@ -13133,11 +13679,13 @@
     </w:tblStylePr>
     <w:tblStylePr w:type="neCell">
       <w:rPr>
+        <w:rFonts w:eastAsia="黑体"/>
         <w:color w:themeColor="text1" w:val="000000"/>
       </w:rPr>
     </w:tblStylePr>
     <w:tblStylePr w:type="nwCell">
       <w:rPr>
+        <w:rFonts w:eastAsia="黑体"/>
         <w:color w:themeColor="text1" w:val="000000"/>
       </w:rPr>
     </w:tblStylePr>
@@ -13151,6 +13699,7 @@
       <w:spacing w:after="0" w:line="240" w:lineRule="auto"/>
     </w:pPr>
     <w:rPr>
+      <w:rFonts w:eastAsia="黑体"/>
       <w:color w:themeColor="text1" w:val="000000"/>
     </w:rPr>
     <w:tblPr>
@@ -13177,6 +13726,7 @@
     </w:tcPr>
     <w:tblStylePr w:type="firstRow">
       <w:rPr>
+        <w:rFonts w:eastAsia="黑体"/>
         <w:b/>
         <w:bCs/>
       </w:rPr>
@@ -13195,6 +13745,7 @@
     </w:tblStylePr>
     <w:tblStylePr w:type="lastRow">
       <w:rPr>
+        <w:rFonts w:eastAsia="黑体"/>
         <w:b/>
         <w:bCs/>
         <w:color w:themeColor="background1" w:val="FFFFFF"/>
@@ -13209,6 +13760,7 @@
     </w:tblStylePr>
     <w:tblStylePr w:type="firstCol">
       <w:rPr>
+        <w:rFonts w:eastAsia="黑体"/>
         <w:color w:themeColor="background1" w:val="FFFFFF"/>
       </w:rPr>
       <w:tblPr/>
@@ -13226,6 +13778,7 @@
     </w:tblStylePr>
     <w:tblStylePr w:type="lastCol">
       <w:rPr>
+        <w:rFonts w:eastAsia="黑体"/>
         <w:color w:themeColor="background1" w:val="FFFFFF"/>
       </w:rPr>
       <w:tblPr/>
@@ -13263,6 +13816,7 @@
       <w:spacing w:after="0" w:line="240" w:lineRule="auto"/>
     </w:pPr>
     <w:rPr>
+      <w:rFonts w:eastAsia="黑体"/>
       <w:color w:themeColor="text1" w:val="000000"/>
     </w:rPr>
     <w:tblPr>
@@ -13289,6 +13843,7 @@
     </w:tcPr>
     <w:tblStylePr w:type="firstRow">
       <w:rPr>
+        <w:rFonts w:eastAsia="黑体"/>
         <w:b/>
         <w:bCs/>
       </w:rPr>
@@ -13307,6 +13862,7 @@
     </w:tblStylePr>
     <w:tblStylePr w:type="lastRow">
       <w:rPr>
+        <w:rFonts w:eastAsia="黑体"/>
         <w:b/>
         <w:bCs/>
         <w:color w:themeColor="background1" w:val="FFFFFF"/>
@@ -13321,6 +13877,7 @@
     </w:tblStylePr>
     <w:tblStylePr w:type="firstCol">
       <w:rPr>
+        <w:rFonts w:eastAsia="黑体"/>
         <w:color w:themeColor="background1" w:val="FFFFFF"/>
       </w:rPr>
       <w:tblPr/>
@@ -13338,6 +13895,7 @@
     </w:tblStylePr>
     <w:tblStylePr w:type="lastCol">
       <w:rPr>
+        <w:rFonts w:eastAsia="黑体"/>
         <w:color w:themeColor="background1" w:val="FFFFFF"/>
       </w:rPr>
       <w:tblPr/>
@@ -13367,11 +13925,13 @@
     </w:tblStylePr>
     <w:tblStylePr w:type="neCell">
       <w:rPr>
+        <w:rFonts w:eastAsia="黑体"/>
         <w:color w:themeColor="text1" w:val="000000"/>
       </w:rPr>
     </w:tblStylePr>
     <w:tblStylePr w:type="nwCell">
       <w:rPr>
+        <w:rFonts w:eastAsia="黑体"/>
         <w:color w:themeColor="text1" w:val="000000"/>
       </w:rPr>
     </w:tblStylePr>
@@ -13385,6 +13945,7 @@
       <w:spacing w:after="0" w:line="240" w:lineRule="auto"/>
     </w:pPr>
     <w:rPr>
+      <w:rFonts w:eastAsia="黑体"/>
       <w:color w:themeColor="text1" w:val="000000"/>
     </w:rPr>
     <w:tblPr>
@@ -13411,6 +13972,7 @@
     </w:tcPr>
     <w:tblStylePr w:type="firstRow">
       <w:rPr>
+        <w:rFonts w:eastAsia="黑体"/>
         <w:b/>
         <w:bCs/>
       </w:rPr>
@@ -13429,6 +13991,7 @@
     </w:tblStylePr>
     <w:tblStylePr w:type="lastRow">
       <w:rPr>
+        <w:rFonts w:eastAsia="黑体"/>
         <w:b/>
         <w:bCs/>
         <w:color w:themeColor="background1" w:val="FFFFFF"/>
@@ -13443,6 +14006,7 @@
     </w:tblStylePr>
     <w:tblStylePr w:type="firstCol">
       <w:rPr>
+        <w:rFonts w:eastAsia="黑体"/>
         <w:color w:themeColor="background1" w:val="FFFFFF"/>
       </w:rPr>
       <w:tblPr/>
@@ -13460,6 +14024,7 @@
     </w:tblStylePr>
     <w:tblStylePr w:type="lastCol">
       <w:rPr>
+        <w:rFonts w:eastAsia="黑体"/>
         <w:color w:themeColor="background1" w:val="FFFFFF"/>
       </w:rPr>
       <w:tblPr/>
@@ -13489,11 +14054,13 @@
     </w:tblStylePr>
     <w:tblStylePr w:type="neCell">
       <w:rPr>
+        <w:rFonts w:eastAsia="黑体"/>
         <w:color w:themeColor="text1" w:val="000000"/>
       </w:rPr>
     </w:tblStylePr>
     <w:tblStylePr w:type="nwCell">
       <w:rPr>
+        <w:rFonts w:eastAsia="黑体"/>
         <w:color w:themeColor="text1" w:val="000000"/>
       </w:rPr>
     </w:tblStylePr>
@@ -13507,6 +14074,7 @@
       <w:spacing w:after="0" w:line="240" w:lineRule="auto"/>
     </w:pPr>
     <w:rPr>
+      <w:rFonts w:eastAsia="黑体"/>
       <w:color w:themeColor="text1" w:val="000000"/>
     </w:rPr>
     <w:tblPr>
@@ -13533,6 +14101,7 @@
     </w:tcPr>
     <w:tblStylePr w:type="firstRow">
       <w:rPr>
+        <w:rFonts w:eastAsia="黑体"/>
         <w:b/>
         <w:bCs/>
       </w:rPr>
@@ -13551,6 +14120,7 @@
     </w:tblStylePr>
     <w:tblStylePr w:type="lastRow">
       <w:rPr>
+        <w:rFonts w:eastAsia="黑体"/>
         <w:b/>
         <w:bCs/>
         <w:color w:themeColor="background1" w:val="FFFFFF"/>
@@ -13565,6 +14135,7 @@
     </w:tblStylePr>
     <w:tblStylePr w:type="firstCol">
       <w:rPr>
+        <w:rFonts w:eastAsia="黑体"/>
         <w:color w:themeColor="background1" w:val="FFFFFF"/>
       </w:rPr>
       <w:tblPr/>
@@ -13582,6 +14153,7 @@
     </w:tblStylePr>
     <w:tblStylePr w:type="lastCol">
       <w:rPr>
+        <w:rFonts w:eastAsia="黑体"/>
         <w:color w:themeColor="background1" w:val="FFFFFF"/>
       </w:rPr>
       <w:tblPr/>
@@ -13611,11 +14183,13 @@
     </w:tblStylePr>
     <w:tblStylePr w:type="neCell">
       <w:rPr>
+        <w:rFonts w:eastAsia="黑体"/>
         <w:color w:themeColor="text1" w:val="000000"/>
       </w:rPr>
     </w:tblStylePr>
     <w:tblStylePr w:type="nwCell">
       <w:rPr>
+        <w:rFonts w:eastAsia="黑体"/>
         <w:color w:themeColor="text1" w:val="000000"/>
       </w:rPr>
     </w:tblStylePr>
@@ -13629,6 +14203,7 @@
       <w:spacing w:after="0" w:line="240" w:lineRule="auto"/>
     </w:pPr>
     <w:rPr>
+      <w:rFonts w:eastAsia="黑体"/>
       <w:color w:themeColor="text1" w:val="000000"/>
     </w:rPr>
     <w:tblPr>
@@ -13647,6 +14222,7 @@
     </w:tcPr>
     <w:tblStylePr w:type="firstRow">
       <w:rPr>
+        <w:rFonts w:eastAsia="黑体"/>
         <w:b/>
         <w:bCs/>
         <w:color w:themeColor="background1" w:val="FFFFFF"/>
@@ -13661,6 +14237,7 @@
     </w:tblStylePr>
     <w:tblStylePr w:type="lastRow">
       <w:rPr>
+        <w:rFonts w:eastAsia="黑体"/>
         <w:b/>
         <w:bCs/>
         <w:color w:themeColor="accent2" w:themeShade="CC" w:val="9E3A38"/>
@@ -13675,12 +14252,14 @@
     </w:tblStylePr>
     <w:tblStylePr w:type="firstCol">
       <w:rPr>
+        <w:rFonts w:eastAsia="黑体"/>
         <w:b/>
         <w:bCs/>
       </w:rPr>
     </w:tblStylePr>
     <w:tblStylePr w:type="lastCol">
       <w:rPr>
+        <w:rFonts w:eastAsia="黑体"/>
         <w:b/>
         <w:bCs/>
       </w:rPr>
@@ -13715,6 +14294,7 @@
       <w:spacing w:after="0" w:line="240" w:lineRule="auto"/>
     </w:pPr>
     <w:rPr>
+      <w:rFonts w:eastAsia="黑体"/>
       <w:color w:themeColor="text1" w:val="000000"/>
     </w:rPr>
     <w:tblPr>
@@ -13733,6 +14313,7 @@
     </w:tcPr>
     <w:tblStylePr w:type="firstRow">
       <w:rPr>
+        <w:rFonts w:eastAsia="黑体"/>
         <w:b/>
         <w:bCs/>
         <w:color w:themeColor="background1" w:val="FFFFFF"/>
@@ -13747,6 +14328,7 @@
     </w:tblStylePr>
     <w:tblStylePr w:type="lastRow">
       <w:rPr>
+        <w:rFonts w:eastAsia="黑体"/>
         <w:b/>
         <w:bCs/>
         <w:color w:themeColor="accent2" w:themeShade="CC" w:val="9E3A38"/>
@@ -13761,12 +14343,14 @@
     </w:tblStylePr>
     <w:tblStylePr w:type="firstCol">
       <w:rPr>
+        <w:rFonts w:eastAsia="黑体"/>
         <w:b/>
         <w:bCs/>
       </w:rPr>
     </w:tblStylePr>
     <w:tblStylePr w:type="lastCol">
       <w:rPr>
+        <w:rFonts w:eastAsia="黑体"/>
         <w:b/>
         <w:bCs/>
       </w:rPr>
@@ -13801,6 +14385,7 @@
       <w:spacing w:after="0" w:line="240" w:lineRule="auto"/>
     </w:pPr>
     <w:rPr>
+      <w:rFonts w:eastAsia="黑体"/>
       <w:color w:themeColor="text1" w:val="000000"/>
     </w:rPr>
     <w:tblPr>
@@ -13819,6 +14404,7 @@
     </w:tcPr>
     <w:tblStylePr w:type="firstRow">
       <w:rPr>
+        <w:rFonts w:eastAsia="黑体"/>
         <w:b/>
         <w:bCs/>
         <w:color w:themeColor="background1" w:val="FFFFFF"/>
@@ -13833,6 +14419,7 @@
     </w:tblStylePr>
     <w:tblStylePr w:type="lastRow">
       <w:rPr>
+        <w:rFonts w:eastAsia="黑体"/>
         <w:b/>
         <w:bCs/>
         <w:color w:themeColor="accent2" w:themeShade="CC" w:val="9E3A38"/>
@@ -13847,12 +14434,14 @@
     </w:tblStylePr>
     <w:tblStylePr w:type="firstCol">
       <w:rPr>
+        <w:rFonts w:eastAsia="黑体"/>
         <w:b/>
         <w:bCs/>
       </w:rPr>
     </w:tblStylePr>
     <w:tblStylePr w:type="lastCol">
       <w:rPr>
+        <w:rFonts w:eastAsia="黑体"/>
         <w:b/>
         <w:bCs/>
       </w:rPr>
@@ -13887,6 +14476,7 @@
       <w:spacing w:after="0" w:line="240" w:lineRule="auto"/>
     </w:pPr>
     <w:rPr>
+      <w:rFonts w:eastAsia="黑体"/>
       <w:color w:themeColor="text1" w:val="000000"/>
     </w:rPr>
     <w:tblPr>
@@ -13905,6 +14495,7 @@
     </w:tcPr>
     <w:tblStylePr w:type="firstRow">
       <w:rPr>
+        <w:rFonts w:eastAsia="黑体"/>
         <w:b/>
         <w:bCs/>
         <w:color w:themeColor="background1" w:val="FFFFFF"/>
@@ -13919,6 +14510,7 @@
     </w:tblStylePr>
     <w:tblStylePr w:type="lastRow">
       <w:rPr>
+        <w:rFonts w:eastAsia="黑体"/>
         <w:b/>
         <w:bCs/>
         <w:color w:themeColor="accent4" w:themeShade="CC" w:val="664E82"/>
@@ -13933,12 +14525,14 @@
     </w:tblStylePr>
     <w:tblStylePr w:type="firstCol">
       <w:rPr>
+        <w:rFonts w:eastAsia="黑体"/>
         <w:b/>
         <w:bCs/>
       </w:rPr>
     </w:tblStylePr>
     <w:tblStylePr w:type="lastCol">
       <w:rPr>
+        <w:rFonts w:eastAsia="黑体"/>
         <w:b/>
         <w:bCs/>
       </w:rPr>
@@ -13973,6 +14567,7 @@
       <w:spacing w:after="0" w:line="240" w:lineRule="auto"/>
     </w:pPr>
     <w:rPr>
+      <w:rFonts w:eastAsia="黑体"/>
       <w:color w:themeColor="text1" w:val="000000"/>
     </w:rPr>
     <w:tblPr>
@@ -13991,6 +14586,7 @@
     </w:tcPr>
     <w:tblStylePr w:type="firstRow">
       <w:rPr>
+        <w:rFonts w:eastAsia="黑体"/>
         <w:b/>
         <w:bCs/>
         <w:color w:themeColor="background1" w:val="FFFFFF"/>
@@ -14005,6 +14601,7 @@
     </w:tblStylePr>
     <w:tblStylePr w:type="lastRow">
       <w:rPr>
+        <w:rFonts w:eastAsia="黑体"/>
         <w:b/>
         <w:bCs/>
         <w:color w:themeColor="accent3" w:themeShade="CC" w:val="7E9C40"/>
@@ -14019,12 +14616,14 @@
     </w:tblStylePr>
     <w:tblStylePr w:type="firstCol">
       <w:rPr>
+        <w:rFonts w:eastAsia="黑体"/>
         <w:b/>
         <w:bCs/>
       </w:rPr>
     </w:tblStylePr>
     <w:tblStylePr w:type="lastCol">
       <w:rPr>
+        <w:rFonts w:eastAsia="黑体"/>
         <w:b/>
         <w:bCs/>
       </w:rPr>
@@ -14059,6 +14658,7 @@
       <w:spacing w:after="0" w:line="240" w:lineRule="auto"/>
     </w:pPr>
     <w:rPr>
+      <w:rFonts w:eastAsia="黑体"/>
       <w:color w:themeColor="text1" w:val="000000"/>
     </w:rPr>
     <w:tblPr>
@@ -14077,6 +14677,7 @@
     </w:tcPr>
     <w:tblStylePr w:type="firstRow">
       <w:rPr>
+        <w:rFonts w:eastAsia="黑体"/>
         <w:b/>
         <w:bCs/>
         <w:color w:themeColor="background1" w:val="FFFFFF"/>
@@ -14091,6 +14692,7 @@
     </w:tblStylePr>
     <w:tblStylePr w:type="lastRow">
       <w:rPr>
+        <w:rFonts w:eastAsia="黑体"/>
         <w:b/>
         <w:bCs/>
         <w:color w:themeColor="accent6" w:themeShade="CC" w:val="F2730A"/>
@@ -14105,12 +14707,14 @@
     </w:tblStylePr>
     <w:tblStylePr w:type="firstCol">
       <w:rPr>
+        <w:rFonts w:eastAsia="黑体"/>
         <w:b/>
         <w:bCs/>
       </w:rPr>
     </w:tblStylePr>
     <w:tblStylePr w:type="lastCol">
       <w:rPr>
+        <w:rFonts w:eastAsia="黑体"/>
         <w:b/>
         <w:bCs/>
       </w:rPr>
@@ -14145,6 +14749,7 @@
       <w:spacing w:after="0" w:line="240" w:lineRule="auto"/>
     </w:pPr>
     <w:rPr>
+      <w:rFonts w:eastAsia="黑体"/>
       <w:color w:themeColor="text1" w:val="000000"/>
     </w:rPr>
     <w:tblPr>
@@ -14163,6 +14768,7 @@
     </w:tcPr>
     <w:tblStylePr w:type="firstRow">
       <w:rPr>
+        <w:rFonts w:eastAsia="黑体"/>
         <w:b/>
         <w:bCs/>
         <w:color w:themeColor="background1" w:val="FFFFFF"/>
@@ -14177,6 +14783,7 @@
     </w:tblStylePr>
     <w:tblStylePr w:type="lastRow">
       <w:rPr>
+        <w:rFonts w:eastAsia="黑体"/>
         <w:b/>
         <w:bCs/>
         <w:color w:themeColor="accent5" w:themeShade="CC" w:val="348DA5"/>
@@ -14191,12 +14798,14 @@
     </w:tblStylePr>
     <w:tblStylePr w:type="firstCol">
       <w:rPr>
+        <w:rFonts w:eastAsia="黑体"/>
         <w:b/>
         <w:bCs/>
       </w:rPr>
     </w:tblStylePr>
     <w:tblStylePr w:type="lastCol">
       <w:rPr>
+        <w:rFonts w:eastAsia="黑体"/>
         <w:b/>
         <w:bCs/>
       </w:rPr>
@@ -14231,6 +14840,7 @@
       <w:spacing w:after="0" w:line="240" w:lineRule="auto"/>
     </w:pPr>
     <w:rPr>
+      <w:rFonts w:eastAsia="黑体"/>
       <w:color w:themeColor="text1" w:val="000000"/>
     </w:rPr>
     <w:tblPr>
@@ -14252,6 +14862,7 @@
     </w:tcPr>
     <w:tblStylePr w:type="firstRow">
       <w:rPr>
+        <w:rFonts w:eastAsia="黑体"/>
         <w:b/>
         <w:bCs/>
       </w:rPr>
@@ -14262,6 +14873,7 @@
     </w:tblStylePr>
     <w:tblStylePr w:type="lastRow">
       <w:rPr>
+        <w:rFonts w:eastAsia="黑体"/>
         <w:b/>
         <w:bCs/>
         <w:color w:themeColor="text1" w:val="000000"/>
@@ -14273,6 +14885,7 @@
     </w:tblStylePr>
     <w:tblStylePr w:type="firstCol">
       <w:rPr>
+        <w:rFonts w:eastAsia="黑体"/>
         <w:color w:themeColor="background1" w:val="FFFFFF"/>
       </w:rPr>
       <w:tblPr/>
@@ -14282,6 +14895,7 @@
     </w:tblStylePr>
     <w:tblStylePr w:type="lastCol">
       <w:rPr>
+        <w:rFonts w:eastAsia="黑体"/>
         <w:color w:themeColor="background1" w:val="FFFFFF"/>
       </w:rPr>
       <w:tblPr/>
@@ -14311,6 +14925,7 @@
       <w:spacing w:after="0" w:line="240" w:lineRule="auto"/>
     </w:pPr>
     <w:rPr>
+      <w:rFonts w:eastAsia="黑体"/>
       <w:color w:themeColor="text1" w:val="000000"/>
     </w:rPr>
     <w:tblPr>
@@ -14332,6 +14947,7 @@
     </w:tcPr>
     <w:tblStylePr w:type="firstRow">
       <w:rPr>
+        <w:rFonts w:eastAsia="黑体"/>
         <w:b/>
         <w:bCs/>
       </w:rPr>
@@ -14342,6 +14958,7 @@
     </w:tblStylePr>
     <w:tblStylePr w:type="lastRow">
       <w:rPr>
+        <w:rFonts w:eastAsia="黑体"/>
         <w:b/>
         <w:bCs/>
         <w:color w:themeColor="text1" w:val="000000"/>
@@ -14353,6 +14970,7 @@
     </w:tblStylePr>
     <w:tblStylePr w:type="firstCol">
       <w:rPr>
+        <w:rFonts w:eastAsia="黑体"/>
         <w:color w:themeColor="background1" w:val="FFFFFF"/>
       </w:rPr>
       <w:tblPr/>
@@ -14362,6 +14980,7 @@
     </w:tblStylePr>
     <w:tblStylePr w:type="lastCol">
       <w:rPr>
+        <w:rFonts w:eastAsia="黑体"/>
         <w:color w:themeColor="background1" w:val="FFFFFF"/>
       </w:rPr>
       <w:tblPr/>
@@ -14391,6 +15010,7 @@
       <w:spacing w:after="0" w:line="240" w:lineRule="auto"/>
     </w:pPr>
     <w:rPr>
+      <w:rFonts w:eastAsia="黑体"/>
       <w:color w:themeColor="text1" w:val="000000"/>
     </w:rPr>
     <w:tblPr>
@@ -14412,6 +15032,7 @@
     </w:tcPr>
     <w:tblStylePr w:type="firstRow">
       <w:rPr>
+        <w:rFonts w:eastAsia="黑体"/>
         <w:b/>
         <w:bCs/>
       </w:rPr>
@@ -14422,6 +15043,7 @@
     </w:tblStylePr>
     <w:tblStylePr w:type="lastRow">
       <w:rPr>
+        <w:rFonts w:eastAsia="黑体"/>
         <w:b/>
         <w:bCs/>
         <w:color w:themeColor="text1" w:val="000000"/>
@@ -14433,6 +15055,7 @@
     </w:tblStylePr>
     <w:tblStylePr w:type="firstCol">
       <w:rPr>
+        <w:rFonts w:eastAsia="黑体"/>
         <w:color w:themeColor="background1" w:val="FFFFFF"/>
       </w:rPr>
       <w:tblPr/>
@@ -14442,6 +15065,7 @@
     </w:tblStylePr>
     <w:tblStylePr w:type="lastCol">
       <w:rPr>
+        <w:rFonts w:eastAsia="黑体"/>
         <w:color w:themeColor="background1" w:val="FFFFFF"/>
       </w:rPr>
       <w:tblPr/>
@@ -14471,6 +15095,7 @@
       <w:spacing w:after="0" w:line="240" w:lineRule="auto"/>
     </w:pPr>
     <w:rPr>
+      <w:rFonts w:eastAsia="黑体"/>
       <w:color w:themeColor="text1" w:val="000000"/>
     </w:rPr>
     <w:tblPr>
@@ -14492,6 +15117,7 @@
     </w:tcPr>
     <w:tblStylePr w:type="firstRow">
       <w:rPr>
+        <w:rFonts w:eastAsia="黑体"/>
         <w:b/>
         <w:bCs/>
       </w:rPr>
@@ -14502,6 +15128,7 @@
     </w:tblStylePr>
     <w:tblStylePr w:type="lastRow">
       <w:rPr>
+        <w:rFonts w:eastAsia="黑体"/>
         <w:b/>
         <w:bCs/>
         <w:color w:themeColor="text1" w:val="000000"/>
@@ -14513,6 +15140,7 @@
     </w:tblStylePr>
     <w:tblStylePr w:type="firstCol">
       <w:rPr>
+        <w:rFonts w:eastAsia="黑体"/>
         <w:color w:themeColor="background1" w:val="FFFFFF"/>
       </w:rPr>
       <w:tblPr/>
@@ -14522,6 +15150,7 @@
     </w:tblStylePr>
     <w:tblStylePr w:type="lastCol">
       <w:rPr>
+        <w:rFonts w:eastAsia="黑体"/>
         <w:color w:themeColor="background1" w:val="FFFFFF"/>
       </w:rPr>
       <w:tblPr/>
@@ -14551,6 +15180,7 @@
       <w:spacing w:after="0" w:line="240" w:lineRule="auto"/>
     </w:pPr>
     <w:rPr>
+      <w:rFonts w:eastAsia="黑体"/>
       <w:color w:themeColor="text1" w:val="000000"/>
     </w:rPr>
     <w:tblPr>
@@ -14572,6 +15202,7 @@
     </w:tcPr>
     <w:tblStylePr w:type="firstRow">
       <w:rPr>
+        <w:rFonts w:eastAsia="黑体"/>
         <w:b/>
         <w:bCs/>
       </w:rPr>
@@ -14582,6 +15213,7 @@
     </w:tblStylePr>
     <w:tblStylePr w:type="lastRow">
       <w:rPr>
+        <w:rFonts w:eastAsia="黑体"/>
         <w:b/>
         <w:bCs/>
         <w:color w:themeColor="text1" w:val="000000"/>
@@ -14593,6 +15225,7 @@
     </w:tblStylePr>
     <w:tblStylePr w:type="firstCol">
       <w:rPr>
+        <w:rFonts w:eastAsia="黑体"/>
         <w:color w:themeColor="background1" w:val="FFFFFF"/>
       </w:rPr>
       <w:tblPr/>
@@ -14602,6 +15235,7 @@
     </w:tblStylePr>
     <w:tblStylePr w:type="lastCol">
       <w:rPr>
+        <w:rFonts w:eastAsia="黑体"/>
         <w:color w:themeColor="background1" w:val="FFFFFF"/>
       </w:rPr>
       <w:tblPr/>
@@ -14631,6 +15265,7 @@
       <w:spacing w:after="0" w:line="240" w:lineRule="auto"/>
     </w:pPr>
     <w:rPr>
+      <w:rFonts w:eastAsia="黑体"/>
       <w:color w:themeColor="text1" w:val="000000"/>
     </w:rPr>
     <w:tblPr>
@@ -14652,6 +15287,7 @@
     </w:tcPr>
     <w:tblStylePr w:type="firstRow">
       <w:rPr>
+        <w:rFonts w:eastAsia="黑体"/>
         <w:b/>
         <w:bCs/>
       </w:rPr>
@@ -14662,6 +15298,7 @@
     </w:tblStylePr>
     <w:tblStylePr w:type="lastRow">
       <w:rPr>
+        <w:rFonts w:eastAsia="黑体"/>
         <w:b/>
         <w:bCs/>
         <w:color w:themeColor="text1" w:val="000000"/>
@@ -14673,6 +15310,7 @@
     </w:tblStylePr>
     <w:tblStylePr w:type="firstCol">
       <w:rPr>
+        <w:rFonts w:eastAsia="黑体"/>
         <w:color w:themeColor="background1" w:val="FFFFFF"/>
       </w:rPr>
       <w:tblPr/>
@@ -14682,6 +15320,7 @@
     </w:tblStylePr>
     <w:tblStylePr w:type="lastCol">
       <w:rPr>
+        <w:rFonts w:eastAsia="黑体"/>
         <w:color w:themeColor="background1" w:val="FFFFFF"/>
       </w:rPr>
       <w:tblPr/>
@@ -14711,6 +15350,7 @@
       <w:spacing w:after="0" w:line="240" w:lineRule="auto"/>
     </w:pPr>
     <w:rPr>
+      <w:rFonts w:eastAsia="黑体"/>
       <w:color w:themeColor="text1" w:val="000000"/>
     </w:rPr>
     <w:tblPr>
@@ -14732,6 +15372,7 @@
     </w:tcPr>
     <w:tblStylePr w:type="firstRow">
       <w:rPr>
+        <w:rFonts w:eastAsia="黑体"/>
         <w:b/>
         <w:bCs/>
       </w:rPr>
@@ -14742,6 +15383,7 @@
     </w:tblStylePr>
     <w:tblStylePr w:type="lastRow">
       <w:rPr>
+        <w:rFonts w:eastAsia="黑体"/>
         <w:b/>
         <w:bCs/>
         <w:color w:themeColor="text1" w:val="000000"/>
@@ -14753,6 +15395,7 @@
     </w:tblStylePr>
     <w:tblStylePr w:type="firstCol">
       <w:rPr>
+        <w:rFonts w:eastAsia="黑体"/>
         <w:color w:themeColor="background1" w:val="FFFFFF"/>
       </w:rPr>
       <w:tblPr/>
@@ -14762,6 +15405,7 @@
     </w:tblStylePr>
     <w:tblStylePr w:type="lastCol">
       <w:rPr>
+        <w:rFonts w:eastAsia="黑体"/>
         <w:color w:themeColor="background1" w:val="FFFFFF"/>
       </w:rPr>
       <w:tblPr/>
@@ -14794,6 +15438,7 @@
     <w:name w:val="KeywordTok"/>
     <w:basedOn w:val="VerbatimChar"/>
     <w:rPr>
+      <w:rFonts w:eastAsia="黑体"/>
       <w:b/>
       <w:color w:val="007020"/>
     </w:rPr>
@@ -14802,6 +15447,7 @@
     <w:name w:val="DataTypeTok"/>
     <w:basedOn w:val="VerbatimChar"/>
     <w:rPr>
+      <w:rFonts w:eastAsia="黑体"/>
       <w:color w:val="902000"/>
     </w:rPr>
   </w:style>
@@ -14809,6 +15455,7 @@
     <w:name w:val="DecValTok"/>
     <w:basedOn w:val="VerbatimChar"/>
     <w:rPr>
+      <w:rFonts w:eastAsia="黑体"/>
       <w:color w:val="40a070"/>
     </w:rPr>
   </w:style>
@@ -14816,6 +15463,7 @@
     <w:name w:val="BaseNTok"/>
     <w:basedOn w:val="VerbatimChar"/>
     <w:rPr>
+      <w:rFonts w:eastAsia="黑体"/>
       <w:color w:val="40a070"/>
     </w:rPr>
   </w:style>
@@ -14823,6 +15471,7 @@
     <w:name w:val="FloatTok"/>
     <w:basedOn w:val="VerbatimChar"/>
     <w:rPr>
+      <w:rFonts w:eastAsia="黑体"/>
       <w:color w:val="40a070"/>
     </w:rPr>
   </w:style>
@@ -14830,6 +15479,7 @@
     <w:name w:val="ConstantTok"/>
     <w:basedOn w:val="VerbatimChar"/>
     <w:rPr>
+      <w:rFonts w:eastAsia="黑体"/>
       <w:color w:val="880000"/>
     </w:rPr>
   </w:style>
@@ -14837,6 +15487,7 @@
     <w:name w:val="CharTok"/>
     <w:basedOn w:val="VerbatimChar"/>
     <w:rPr>
+      <w:rFonts w:eastAsia="黑体"/>
       <w:color w:val="4070a0"/>
     </w:rPr>
   </w:style>
@@ -14844,6 +15495,7 @@
     <w:name w:val="SpecialCharTok"/>
     <w:basedOn w:val="VerbatimChar"/>
     <w:rPr>
+      <w:rFonts w:eastAsia="黑体"/>
       <w:color w:val="4070a0"/>
     </w:rPr>
   </w:style>
@@ -14851,6 +15503,7 @@
     <w:name w:val="StringTok"/>
     <w:basedOn w:val="VerbatimChar"/>
     <w:rPr>
+      <w:rFonts w:eastAsia="黑体"/>
       <w:color w:val="4070a0"/>
     </w:rPr>
   </w:style>
@@ -14858,6 +15511,7 @@
     <w:name w:val="VerbatimStringTok"/>
     <w:basedOn w:val="VerbatimChar"/>
     <w:rPr>
+      <w:rFonts w:eastAsia="黑体"/>
       <w:color w:val="4070a0"/>
     </w:rPr>
   </w:style>
@@ -14865,6 +15519,7 @@
     <w:name w:val="SpecialStringTok"/>
     <w:basedOn w:val="VerbatimChar"/>
     <w:rPr>
+      <w:rFonts w:eastAsia="黑体"/>
       <w:color w:val="bb6688"/>
     </w:rPr>
   </w:style>
@@ -14872,6 +15527,7 @@
     <w:name w:val="ImportTok"/>
     <w:basedOn w:val="VerbatimChar"/>
     <w:rPr>
+      <w:rFonts w:eastAsia="黑体"/>
       <w:b/>
       <w:color w:val="008000"/>
     </w:rPr>
@@ -14880,6 +15536,7 @@
     <w:name w:val="CommentTok"/>
     <w:basedOn w:val="VerbatimChar"/>
     <w:rPr>
+      <w:rFonts w:eastAsia="黑体"/>
       <w:i/>
       <w:color w:val="60a0b0"/>
     </w:rPr>
@@ -14888,6 +15545,7 @@
     <w:name w:val="DocumentationTok"/>
     <w:basedOn w:val="VerbatimChar"/>
     <w:rPr>
+      <w:rFonts w:eastAsia="黑体"/>
       <w:i/>
       <w:color w:val="ba2121"/>
     </w:rPr>
@@ -14896,6 +15554,7 @@
     <w:name w:val="AnnotationTok"/>
     <w:basedOn w:val="VerbatimChar"/>
     <w:rPr>
+      <w:rFonts w:eastAsia="黑体"/>
       <w:b/>
       <w:i/>
       <w:color w:val="60a0b0"/>
@@ -14905,6 +15564,7 @@
     <w:name w:val="CommentVarTok"/>
     <w:basedOn w:val="VerbatimChar"/>
     <w:rPr>
+      <w:rFonts w:eastAsia="黑体"/>
       <w:b/>
       <w:i/>
       <w:color w:val="60a0b0"/>
@@ -14914,6 +15574,7 @@
     <w:name w:val="OtherTok"/>
     <w:basedOn w:val="VerbatimChar"/>
     <w:rPr>
+      <w:rFonts w:eastAsia="黑体"/>
       <w:color w:val="007020"/>
     </w:rPr>
   </w:style>
@@ -14921,6 +15582,7 @@
     <w:name w:val="FunctionTok"/>
     <w:basedOn w:val="VerbatimChar"/>
     <w:rPr>
+      <w:rFonts w:eastAsia="黑体"/>
       <w:color w:val="06287e"/>
     </w:rPr>
   </w:style>
@@ -14928,6 +15590,7 @@
     <w:name w:val="VariableTok"/>
     <w:basedOn w:val="VerbatimChar"/>
     <w:rPr>
+      <w:rFonts w:eastAsia="黑体"/>
       <w:color w:val="19177c"/>
     </w:rPr>
   </w:style>
@@ -14935,6 +15598,7 @@
     <w:name w:val="ControlFlowTok"/>
     <w:basedOn w:val="VerbatimChar"/>
     <w:rPr>
+      <w:rFonts w:eastAsia="黑体"/>
       <w:b/>
       <w:color w:val="007020"/>
     </w:rPr>
@@ -14943,6 +15607,7 @@
     <w:name w:val="OperatorTok"/>
     <w:basedOn w:val="VerbatimChar"/>
     <w:rPr>
+      <w:rFonts w:eastAsia="黑体"/>
       <w:color w:val="666666"/>
     </w:rPr>
   </w:style>
@@ -14950,18 +15615,22 @@
     <w:name w:val="BuiltInTok"/>
     <w:basedOn w:val="VerbatimChar"/>
     <w:rPr>
+      <w:rFonts w:eastAsia="黑体"/>
       <w:color w:val="008000"/>
     </w:rPr>
   </w:style>
   <w:style w:type="character" w:customStyle="1" w:styleId="ExtensionTok">
     <w:name w:val="ExtensionTok"/>
     <w:basedOn w:val="VerbatimChar"/>
-    <w:rPr/>
+    <w:rPr>
+      <w:rFonts w:eastAsia="黑体"/>
+    </w:rPr>
   </w:style>
   <w:style w:type="character" w:customStyle="1" w:styleId="PreprocessorTok">
     <w:name w:val="PreprocessorTok"/>
     <w:basedOn w:val="VerbatimChar"/>
     <w:rPr>
+      <w:rFonts w:eastAsia="黑体"/>
       <w:color w:val="bc7a00"/>
     </w:rPr>
   </w:style>
@@ -14969,18 +15638,22 @@
     <w:name w:val="AttributeTok"/>
     <w:basedOn w:val="VerbatimChar"/>
     <w:rPr>
+      <w:rFonts w:eastAsia="黑体"/>
       <w:color w:val="7d9029"/>
     </w:rPr>
   </w:style>
   <w:style w:type="character" w:customStyle="1" w:styleId="RegionMarkerTok">
     <w:name w:val="RegionMarkerTok"/>
     <w:basedOn w:val="VerbatimChar"/>
-    <w:rPr/>
+    <w:rPr>
+      <w:rFonts w:eastAsia="黑体"/>
+    </w:rPr>
   </w:style>
   <w:style w:type="character" w:customStyle="1" w:styleId="InformationTok">
     <w:name w:val="InformationTok"/>
     <w:basedOn w:val="VerbatimChar"/>
     <w:rPr>
+      <w:rFonts w:eastAsia="黑体"/>
       <w:b/>
       <w:i/>
       <w:color w:val="60a0b0"/>
@@ -14990,6 +15663,7 @@
     <w:name w:val="WarningTok"/>
     <w:basedOn w:val="VerbatimChar"/>
     <w:rPr>
+      <w:rFonts w:eastAsia="黑体"/>
       <w:b/>
       <w:i/>
       <w:color w:val="60a0b0"/>
@@ -14999,6 +15673,7 @@
     <w:name w:val="AlertTok"/>
     <w:basedOn w:val="VerbatimChar"/>
     <w:rPr>
+      <w:rFonts w:eastAsia="黑体"/>
       <w:b/>
       <w:color w:val="ff0000"/>
     </w:rPr>
@@ -15007,6 +15682,7 @@
     <w:name w:val="ErrorTok"/>
     <w:basedOn w:val="VerbatimChar"/>
     <w:rPr>
+      <w:rFonts w:eastAsia="黑体"/>
       <w:b/>
       <w:color w:val="ff0000"/>
     </w:rPr>
@@ -15014,7 +15690,9 @@
   <w:style w:type="character" w:customStyle="1" w:styleId="NormalTok">
     <w:name w:val="NormalTok"/>
     <w:basedOn w:val="VerbatimChar"/>
-    <w:rPr/>
+    <w:rPr>
+      <w:rFonts w:eastAsia="黑体"/>
+    </w:rPr>
   </w:style>
 </w:styles>
 </file>
@@ -15063,12 +15741,12 @@
     <a:fontScheme name="Office">
       <a:majorFont>
         <a:latin typeface="Calibri"/>
-        <a:ea typeface=""/>
+        <a:ea typeface="黑体"/>
         <a:cs typeface=""/>
         <a:font script="Jpan" typeface="ＭＳ ゴシック"/>
         <a:font script="Hang" typeface="맑은 고딕"/>
-        <a:font script="Hans" typeface="宋体"/>
-        <a:font script="Hant" typeface="新細明體"/>
+        <a:font script="Hans" typeface="黑体"/>
+        <a:font script="Hant" typeface="黑体"/>
         <a:font script="Arab" typeface="Times New Roman"/>
         <a:font script="Hebr" typeface="Times New Roman"/>
         <a:font script="Thai" typeface="Angsana New"/>
@@ -15098,12 +15776,12 @@
       </a:majorFont>
       <a:minorFont>
         <a:latin typeface="Cambria"/>
-        <a:ea typeface=""/>
+        <a:ea typeface="黑体"/>
         <a:cs typeface=""/>
         <a:font script="Jpan" typeface="ＭＳ 明朝"/>
         <a:font script="Hang" typeface="맑은 고딕"/>
-        <a:font script="Hans" typeface="宋体"/>
-        <a:font script="Hant" typeface="新細明體"/>
+        <a:font script="Hans" typeface="黑体"/>
+        <a:font script="Hant" typeface="黑体"/>
         <a:font script="Arab" typeface="Arial"/>
         <a:font script="Hebr" typeface="Arial"/>
         <a:font script="Thai" typeface="Cordia New"/>

--- a/08-传感器电路/06-湿度传感器电路/电容式湿度传感器电路/电容式湿度传感器电路.docx
+++ b/08-传感器电路/06-湿度传感器电路/电容式湿度传感器电路/电容式湿度传感器电路.docx
@@ -2670,7 +2670,7 @@
           <w:color w:val="555555"/>
           <w:sz w:val="21"/>
         </w:rPr>
-        <w:t>材料收集者：杜文杰，WX手机：19519196569，QQ:3478827729</w:t>
+        <w:t>材料收集者：杜文杰，微信/手机：19519196569，QQ:3478827729</w:t>
       </w:r>
     </w:p>
     <w:sectPr>
